--- a/Практики/Практическая работа 3.docx
+++ b/Практики/Практическая работа 3.docx
@@ -1,6 +1,6 @@
 
 <file path=word/document.xml><?xml version="1.0" encoding="utf-8"?>
-<w:document xmlns:wpc="http://schemas.microsoft.com/office/word/2010/wordprocessingCanvas" xmlns:cx="http://schemas.microsoft.com/office/drawing/2014/chartex" xmlns:mc="http://schemas.openxmlformats.org/markup-compatibility/2006" xmlns:o="urn:schemas-microsoft-com:office:office" xmlns:r="http://schemas.openxmlformats.org/officeDocument/2006/relationships" xmlns:m="http://schemas.openxmlformats.org/officeDocument/2006/math" xmlns:v="urn:schemas-microsoft-com:vml" xmlns:wp14="http://schemas.microsoft.com/office/word/2010/wordprocessingDrawing" xmlns:wp="http://schemas.openxmlformats.org/drawingml/2006/wordprocessingDrawing" xmlns:w10="urn:schemas-microsoft-com:office:word" xmlns:w="http://schemas.openxmlformats.org/wordprocessingml/2006/main" xmlns:w14="http://schemas.microsoft.com/office/word/2010/wordml" xmlns:w15="http://schemas.microsoft.com/office/word/2012/wordml" xmlns:w16se="http://schemas.microsoft.com/office/word/2015/wordml/symex" xmlns:wpg="http://schemas.microsoft.com/office/word/2010/wordprocessingGroup" xmlns:wpi="http://schemas.microsoft.com/office/word/2010/wordprocessingInk" xmlns:wne="http://schemas.microsoft.com/office/word/2006/wordml" xmlns:wps="http://schemas.microsoft.com/office/word/2010/wordprocessingShape" mc:Ignorable="w14 w15 w16se wp14">
+<w:document xmlns:wpc="http://schemas.microsoft.com/office/word/2010/wordprocessingCanvas" xmlns:mc="http://schemas.openxmlformats.org/markup-compatibility/2006" xmlns:o="urn:schemas-microsoft-com:office:office" xmlns:r="http://schemas.openxmlformats.org/officeDocument/2006/relationships" xmlns:m="http://schemas.openxmlformats.org/officeDocument/2006/math" xmlns:v="urn:schemas-microsoft-com:vml" xmlns:wp14="http://schemas.microsoft.com/office/word/2010/wordprocessingDrawing" xmlns:wp="http://schemas.openxmlformats.org/drawingml/2006/wordprocessingDrawing" xmlns:w10="urn:schemas-microsoft-com:office:word" xmlns:w="http://schemas.openxmlformats.org/wordprocessingml/2006/main" xmlns:w14="http://schemas.microsoft.com/office/word/2010/wordml" xmlns:w15="http://schemas.microsoft.com/office/word/2012/wordml" xmlns:wpg="http://schemas.microsoft.com/office/word/2010/wordprocessingGroup" xmlns:wpi="http://schemas.microsoft.com/office/word/2010/wordprocessingInk" xmlns:wne="http://schemas.microsoft.com/office/word/2006/wordml" xmlns:wps="http://schemas.microsoft.com/office/word/2010/wordprocessingShape" mc:Ignorable="w14 w15 wp14">
   <w:body>
     <w:p>
       <w:pPr>
@@ -41,7 +41,7 @@
           <w:sz w:val="22"/>
           <w:szCs w:val="22"/>
         </w:rPr>
-        <w:t>4</w:t>
+        <w:t>3</w:t>
       </w:r>
       <w:bookmarkStart w:id="1" w:name="_GoBack"/>
       <w:bookmarkEnd w:id="1"/>
@@ -248,23 +248,7 @@
           <w:sz w:val="22"/>
           <w:szCs w:val="22"/>
         </w:rPr>
-        <w:t>: Для перегрузки операторов используется ключевое слово </w:t>
-      </w:r>
-      <w:proofErr w:type="spellStart"/>
-      <w:r>
-        <w:rPr>
-          <w:sz w:val="22"/>
-          <w:szCs w:val="22"/>
-        </w:rPr>
-        <w:t>operator</w:t>
-      </w:r>
-      <w:proofErr w:type="spellEnd"/>
-      <w:r>
-        <w:rPr>
-          <w:sz w:val="22"/>
-          <w:szCs w:val="22"/>
-        </w:rPr>
-        <w:t>, за которым следует знак оператора, который вы хотите перегрузить. Метод должен быть статическим, и его возвращаемый тип должен соответствовать типу результата операции.</w:t>
+        <w:t>: Для перегрузки операторов используется ключевое слово operator, за которым следует знак оператора, который вы хотите перегрузить. Метод должен быть статическим, и его возвращаемый тип должен соответствовать типу результата операции.</w:t>
       </w:r>
     </w:p>
     <w:p>
@@ -289,55 +273,7 @@
           <w:sz w:val="22"/>
           <w:szCs w:val="22"/>
         </w:rPr>
-        <w:t xml:space="preserve">: Не все операторы могут быть перегружены. Например, </w:t>
-      </w:r>
-      <w:proofErr w:type="gramStart"/>
-      <w:r>
-        <w:rPr>
-          <w:sz w:val="22"/>
-          <w:szCs w:val="22"/>
-        </w:rPr>
-        <w:t>операторы .</w:t>
-      </w:r>
-      <w:proofErr w:type="gramEnd"/>
-      <w:r>
-        <w:rPr>
-          <w:sz w:val="22"/>
-          <w:szCs w:val="22"/>
-        </w:rPr>
-        <w:t xml:space="preserve"> (точка)</w:t>
-      </w:r>
-      <w:proofErr w:type="gramStart"/>
-      <w:r>
-        <w:rPr>
-          <w:sz w:val="22"/>
-          <w:szCs w:val="22"/>
-        </w:rPr>
-        <w:t>, :</w:t>
-      </w:r>
-      <w:proofErr w:type="gramEnd"/>
-      <w:r>
-        <w:rPr>
-          <w:sz w:val="22"/>
-          <w:szCs w:val="22"/>
-        </w:rPr>
-        <w:t xml:space="preserve">: (двойная двоеточие), ?: (тернарный оператор) и </w:t>
-      </w:r>
-      <w:proofErr w:type="spellStart"/>
-      <w:r>
-        <w:rPr>
-          <w:sz w:val="22"/>
-          <w:szCs w:val="22"/>
-        </w:rPr>
-        <w:t>new</w:t>
-      </w:r>
-      <w:proofErr w:type="spellEnd"/>
-      <w:r>
-        <w:rPr>
-          <w:sz w:val="22"/>
-          <w:szCs w:val="22"/>
-        </w:rPr>
-        <w:t xml:space="preserve"> не могут быть перегружены.</w:t>
+        <w:t>: Не все операторы могут быть перегружены. Например, операторы . (точка), :: (двойная двоеточие), ?: (тернарный оператор) и new не могут быть перегружены.</w:t>
       </w:r>
     </w:p>
     <w:p>
@@ -354,23 +290,7 @@
           <w:sz w:val="22"/>
           <w:szCs w:val="22"/>
         </w:rPr>
-        <w:t>Рассмотрим пример, в котором мы создадим класс </w:t>
-      </w:r>
-      <w:proofErr w:type="spellStart"/>
-      <w:r>
-        <w:rPr>
-          <w:sz w:val="22"/>
-          <w:szCs w:val="22"/>
-        </w:rPr>
-        <w:t>Complex</w:t>
-      </w:r>
-      <w:proofErr w:type="spellEnd"/>
-      <w:r>
-        <w:rPr>
-          <w:sz w:val="22"/>
-          <w:szCs w:val="22"/>
-        </w:rPr>
-        <w:t>, представляющий комплексные числа, и перегрузим несколько операторов для работы с ними.</w:t>
+        <w:t>Рассмотрим пример, в котором мы создадим класс Complex, представляющий комплексные числа, и перегрузим несколько операторов для работы с ними.</w:t>
       </w:r>
     </w:p>
     <w:p>
@@ -554,19 +474,7 @@
           <w:highlight w:val="white"/>
           <w:lang w:val="en-US"/>
         </w:rPr>
-        <w:t xml:space="preserve"> Re </w:t>
-      </w:r>
-      <w:proofErr w:type="gramStart"/>
-      <w:r>
-        <w:rPr>
-          <w:rFonts w:ascii="Consolas" w:hAnsi="Consolas" w:cs="Cascadia Mono"/>
-          <w:color w:val="000000"/>
-          <w:sz w:val="18"/>
-          <w:szCs w:val="18"/>
-          <w:highlight w:val="white"/>
-          <w:lang w:val="en-US"/>
-        </w:rPr>
-        <w:t xml:space="preserve">{ </w:t>
+        <w:t xml:space="preserve"> Re { </w:t>
       </w:r>
       <w:r>
         <w:rPr>
@@ -579,7 +487,6 @@
         </w:rPr>
         <w:t>get</w:t>
       </w:r>
-      <w:proofErr w:type="gramEnd"/>
       <w:r>
         <w:rPr>
           <w:rFonts w:ascii="Consolas" w:hAnsi="Consolas" w:cs="Cascadia Mono"/>
@@ -726,43 +633,7 @@
           <w:highlight w:val="white"/>
           <w:lang w:val="en-US"/>
         </w:rPr>
-        <w:t xml:space="preserve"> </w:t>
-      </w:r>
-      <w:proofErr w:type="spellStart"/>
-      <w:r>
-        <w:rPr>
-          <w:rFonts w:ascii="Consolas" w:hAnsi="Consolas" w:cs="Cascadia Mono"/>
-          <w:color w:val="000000"/>
-          <w:sz w:val="18"/>
-          <w:szCs w:val="18"/>
-          <w:highlight w:val="white"/>
-          <w:lang w:val="en-US"/>
-        </w:rPr>
-        <w:t>Im</w:t>
-      </w:r>
-      <w:proofErr w:type="spellEnd"/>
-      <w:r>
-        <w:rPr>
-          <w:rFonts w:ascii="Consolas" w:hAnsi="Consolas" w:cs="Cascadia Mono"/>
-          <w:color w:val="000000"/>
-          <w:sz w:val="18"/>
-          <w:szCs w:val="18"/>
-          <w:highlight w:val="white"/>
-          <w:lang w:val="en-US"/>
-        </w:rPr>
-        <w:t xml:space="preserve"> </w:t>
-      </w:r>
-      <w:proofErr w:type="gramStart"/>
-      <w:r>
-        <w:rPr>
-          <w:rFonts w:ascii="Consolas" w:hAnsi="Consolas" w:cs="Cascadia Mono"/>
-          <w:color w:val="000000"/>
-          <w:sz w:val="18"/>
-          <w:szCs w:val="18"/>
-          <w:highlight w:val="white"/>
-          <w:lang w:val="en-US"/>
-        </w:rPr>
-        <w:t xml:space="preserve">{ </w:t>
+        <w:t xml:space="preserve"> Im { </w:t>
       </w:r>
       <w:r>
         <w:rPr>
@@ -775,7 +646,6 @@
         </w:rPr>
         <w:t>get</w:t>
       </w:r>
-      <w:proofErr w:type="gramEnd"/>
       <w:r>
         <w:rPr>
           <w:rFonts w:ascii="Consolas" w:hAnsi="Consolas" w:cs="Cascadia Mono"/>
@@ -920,7 +790,6 @@
         </w:rPr>
         <w:t xml:space="preserve"> </w:t>
       </w:r>
-      <w:proofErr w:type="gramStart"/>
       <w:r>
         <w:rPr>
           <w:rFonts w:ascii="Consolas" w:hAnsi="Consolas" w:cs="Cascadia Mono"/>
@@ -943,7 +812,6 @@
         </w:rPr>
         <w:t>(</w:t>
       </w:r>
-      <w:proofErr w:type="gramEnd"/>
       <w:r>
         <w:rPr>
           <w:rFonts w:ascii="Consolas" w:hAnsi="Consolas" w:cs="Cascadia Mono"/>
@@ -986,31 +854,7 @@
           <w:highlight w:val="white"/>
           <w:lang w:val="en-US"/>
         </w:rPr>
-        <w:t xml:space="preserve"> </w:t>
-      </w:r>
-      <w:proofErr w:type="spellStart"/>
-      <w:r>
-        <w:rPr>
-          <w:rFonts w:ascii="Consolas" w:hAnsi="Consolas" w:cs="Cascadia Mono"/>
-          <w:color w:val="000000"/>
-          <w:sz w:val="18"/>
-          <w:szCs w:val="18"/>
-          <w:highlight w:val="white"/>
-          <w:lang w:val="en-US"/>
-        </w:rPr>
-        <w:t>im</w:t>
-      </w:r>
-      <w:proofErr w:type="spellEnd"/>
-      <w:r>
-        <w:rPr>
-          <w:rFonts w:ascii="Consolas" w:hAnsi="Consolas" w:cs="Cascadia Mono"/>
-          <w:color w:val="000000"/>
-          <w:sz w:val="18"/>
-          <w:szCs w:val="18"/>
-          <w:highlight w:val="white"/>
-          <w:lang w:val="en-US"/>
-        </w:rPr>
-        <w:t xml:space="preserve"> = 0)</w:t>
+        <w:t xml:space="preserve"> im = 0)</w:t>
       </w:r>
     </w:p>
     <w:p>
@@ -1075,51 +919,7 @@
           <w:szCs w:val="18"/>
           <w:highlight w:val="white"/>
         </w:rPr>
-        <w:t xml:space="preserve">        </w:t>
-      </w:r>
-      <w:proofErr w:type="spellStart"/>
-      <w:r>
-        <w:rPr>
-          <w:rFonts w:ascii="Consolas" w:hAnsi="Consolas" w:cs="Cascadia Mono"/>
-          <w:color w:val="000000"/>
-          <w:sz w:val="18"/>
-          <w:szCs w:val="18"/>
-          <w:highlight w:val="white"/>
-        </w:rPr>
-        <w:t>Re</w:t>
-      </w:r>
-      <w:proofErr w:type="spellEnd"/>
-      <w:r>
-        <w:rPr>
-          <w:rFonts w:ascii="Consolas" w:hAnsi="Consolas" w:cs="Cascadia Mono"/>
-          <w:color w:val="000000"/>
-          <w:sz w:val="18"/>
-          <w:szCs w:val="18"/>
-          <w:highlight w:val="white"/>
-        </w:rPr>
-        <w:t xml:space="preserve"> = </w:t>
-      </w:r>
-      <w:proofErr w:type="spellStart"/>
-      <w:r>
-        <w:rPr>
-          <w:rFonts w:ascii="Consolas" w:hAnsi="Consolas" w:cs="Cascadia Mono"/>
-          <w:color w:val="000000"/>
-          <w:sz w:val="18"/>
-          <w:szCs w:val="18"/>
-          <w:highlight w:val="white"/>
-        </w:rPr>
-        <w:t>re</w:t>
-      </w:r>
-      <w:proofErr w:type="spellEnd"/>
-      <w:r>
-        <w:rPr>
-          <w:rFonts w:ascii="Consolas" w:hAnsi="Consolas" w:cs="Cascadia Mono"/>
-          <w:color w:val="000000"/>
-          <w:sz w:val="18"/>
-          <w:szCs w:val="18"/>
-          <w:highlight w:val="white"/>
-        </w:rPr>
-        <w:t>;</w:t>
+        <w:t xml:space="preserve">        Re = re;</w:t>
       </w:r>
     </w:p>
     <w:p>
@@ -1146,51 +946,7 @@
           <w:szCs w:val="18"/>
           <w:highlight w:val="white"/>
         </w:rPr>
-        <w:t xml:space="preserve">        </w:t>
-      </w:r>
-      <w:proofErr w:type="spellStart"/>
-      <w:r>
-        <w:rPr>
-          <w:rFonts w:ascii="Consolas" w:hAnsi="Consolas" w:cs="Cascadia Mono"/>
-          <w:color w:val="000000"/>
-          <w:sz w:val="18"/>
-          <w:szCs w:val="18"/>
-          <w:highlight w:val="white"/>
-        </w:rPr>
-        <w:t>Im</w:t>
-      </w:r>
-      <w:proofErr w:type="spellEnd"/>
-      <w:r>
-        <w:rPr>
-          <w:rFonts w:ascii="Consolas" w:hAnsi="Consolas" w:cs="Cascadia Mono"/>
-          <w:color w:val="000000"/>
-          <w:sz w:val="18"/>
-          <w:szCs w:val="18"/>
-          <w:highlight w:val="white"/>
-        </w:rPr>
-        <w:t xml:space="preserve"> = </w:t>
-      </w:r>
-      <w:proofErr w:type="spellStart"/>
-      <w:r>
-        <w:rPr>
-          <w:rFonts w:ascii="Consolas" w:hAnsi="Consolas" w:cs="Cascadia Mono"/>
-          <w:color w:val="000000"/>
-          <w:sz w:val="18"/>
-          <w:szCs w:val="18"/>
-          <w:highlight w:val="white"/>
-        </w:rPr>
-        <w:t>im</w:t>
-      </w:r>
-      <w:proofErr w:type="spellEnd"/>
-      <w:r>
-        <w:rPr>
-          <w:rFonts w:ascii="Consolas" w:hAnsi="Consolas" w:cs="Cascadia Mono"/>
-          <w:color w:val="000000"/>
-          <w:sz w:val="18"/>
-          <w:szCs w:val="18"/>
-          <w:highlight w:val="white"/>
-        </w:rPr>
-        <w:t>;</w:t>
+        <w:t xml:space="preserve">        Im = im;</w:t>
       </w:r>
     </w:p>
     <w:p>
@@ -1271,20 +1027,8 @@
           <w:szCs w:val="18"/>
           <w:highlight w:val="white"/>
         </w:rPr>
-        <w:t xml:space="preserve">// Определяем оператор сложения для объектов типа </w:t>
-      </w:r>
-      <w:proofErr w:type="spellStart"/>
-      <w:r>
-        <w:rPr>
-          <w:rFonts w:ascii="Consolas" w:hAnsi="Consolas" w:cs="Cascadia Mono"/>
-          <w:color w:val="008000"/>
-          <w:sz w:val="18"/>
-          <w:szCs w:val="18"/>
-          <w:highlight w:val="white"/>
-        </w:rPr>
-        <w:t>Complex</w:t>
-      </w:r>
-      <w:proofErr w:type="spellEnd"/>
+        <w:t>// Определяем оператор сложения для объектов типа Complex</w:t>
+      </w:r>
     </w:p>
     <w:p>
       <w:pPr>
@@ -1474,7 +1218,6 @@
         </w:rPr>
         <w:t xml:space="preserve">        =&gt; </w:t>
       </w:r>
-      <w:proofErr w:type="gramStart"/>
       <w:r>
         <w:rPr>
           <w:rFonts w:ascii="Consolas" w:hAnsi="Consolas" w:cs="Cascadia Mono"/>
@@ -1495,19 +1238,7 @@
           <w:highlight w:val="white"/>
           <w:lang w:val="en-US"/>
         </w:rPr>
-        <w:t>(</w:t>
-      </w:r>
-      <w:proofErr w:type="gramEnd"/>
-      <w:r>
-        <w:rPr>
-          <w:rFonts w:ascii="Consolas" w:hAnsi="Consolas" w:cs="Cascadia Mono"/>
-          <w:color w:val="000000"/>
-          <w:sz w:val="18"/>
-          <w:szCs w:val="18"/>
-          <w:highlight w:val="white"/>
-          <w:lang w:val="en-US"/>
-        </w:rPr>
-        <w:t>c1.Re + c2.Re, c1.Im + c2.Im);</w:t>
+        <w:t>(c1.Re + c2.Re, c1.Im + c2.Im);</w:t>
       </w:r>
     </w:p>
     <w:p>
@@ -1546,20 +1277,8 @@
           <w:szCs w:val="18"/>
           <w:highlight w:val="white"/>
         </w:rPr>
-        <w:t xml:space="preserve">// Определяем оператор вычитания для объектов типа </w:t>
-      </w:r>
-      <w:proofErr w:type="spellStart"/>
-      <w:r>
-        <w:rPr>
-          <w:rFonts w:ascii="Consolas" w:hAnsi="Consolas" w:cs="Cascadia Mono"/>
-          <w:color w:val="008000"/>
-          <w:sz w:val="18"/>
-          <w:szCs w:val="18"/>
-          <w:highlight w:val="white"/>
-        </w:rPr>
-        <w:t>Complex</w:t>
-      </w:r>
-      <w:proofErr w:type="spellEnd"/>
+        <w:t>// Определяем оператор вычитания для объектов типа Complex</w:t>
+      </w:r>
     </w:p>
     <w:p>
       <w:pPr>
@@ -1749,7 +1468,6 @@
         </w:rPr>
         <w:t xml:space="preserve">        =&gt; </w:t>
       </w:r>
-      <w:proofErr w:type="gramStart"/>
       <w:r>
         <w:rPr>
           <w:rFonts w:ascii="Consolas" w:hAnsi="Consolas" w:cs="Cascadia Mono"/>
@@ -1770,19 +1488,7 @@
           <w:highlight w:val="white"/>
           <w:lang w:val="en-US"/>
         </w:rPr>
-        <w:t>(</w:t>
-      </w:r>
-      <w:proofErr w:type="gramEnd"/>
-      <w:r>
-        <w:rPr>
-          <w:rFonts w:ascii="Consolas" w:hAnsi="Consolas" w:cs="Cascadia Mono"/>
-          <w:color w:val="000000"/>
-          <w:sz w:val="18"/>
-          <w:szCs w:val="18"/>
-          <w:highlight w:val="white"/>
-          <w:lang w:val="en-US"/>
-        </w:rPr>
-        <w:t>c1.Re - c2.Re, c1.Im - c2.Im);</w:t>
+        <w:t>(c1.Re - c2.Re, c1.Im - c2.Im);</w:t>
       </w:r>
     </w:p>
     <w:p>
@@ -1838,42 +1544,8 @@
           <w:szCs w:val="18"/>
           <w:highlight w:val="white"/>
         </w:rPr>
-        <w:t xml:space="preserve">// Определяем оператор сложения </w:t>
-      </w:r>
-      <w:proofErr w:type="spellStart"/>
-      <w:r>
-        <w:rPr>
-          <w:rFonts w:ascii="Consolas" w:hAnsi="Consolas" w:cs="Cascadia Mono"/>
-          <w:color w:val="008000"/>
-          <w:sz w:val="18"/>
-          <w:szCs w:val="18"/>
-          <w:highlight w:val="white"/>
-        </w:rPr>
-        <w:t>Complex</w:t>
-      </w:r>
-      <w:proofErr w:type="spellEnd"/>
-      <w:r>
-        <w:rPr>
-          <w:rFonts w:ascii="Consolas" w:hAnsi="Consolas" w:cs="Cascadia Mono"/>
-          <w:color w:val="008000"/>
-          <w:sz w:val="18"/>
-          <w:szCs w:val="18"/>
-          <w:highlight w:val="white"/>
-        </w:rPr>
-        <w:t xml:space="preserve"> и </w:t>
-      </w:r>
-      <w:proofErr w:type="spellStart"/>
-      <w:r>
-        <w:rPr>
-          <w:rFonts w:ascii="Consolas" w:hAnsi="Consolas" w:cs="Cascadia Mono"/>
-          <w:color w:val="008000"/>
-          <w:sz w:val="18"/>
-          <w:szCs w:val="18"/>
-          <w:highlight w:val="white"/>
-        </w:rPr>
-        <w:t>double</w:t>
-      </w:r>
-      <w:proofErr w:type="spellEnd"/>
+        <w:t>// Определяем оператор сложения Complex и double</w:t>
+      </w:r>
     </w:p>
     <w:p>
       <w:pPr>
@@ -1988,21 +1660,8 @@
           <w:highlight w:val="white"/>
           <w:lang w:val="en-US"/>
         </w:rPr>
-        <w:t xml:space="preserve"> </w:t>
-      </w:r>
-      <w:proofErr w:type="gramStart"/>
-      <w:r>
-        <w:rPr>
-          <w:rFonts w:ascii="Consolas" w:hAnsi="Consolas" w:cs="Cascadia Mono"/>
-          <w:color w:val="000000"/>
-          <w:sz w:val="18"/>
-          <w:szCs w:val="18"/>
-          <w:highlight w:val="white"/>
-          <w:lang w:val="en-US"/>
-        </w:rPr>
-        <w:t>+(</w:t>
-      </w:r>
-      <w:proofErr w:type="gramEnd"/>
+        <w:t xml:space="preserve"> +(</w:t>
+      </w:r>
       <w:r>
         <w:rPr>
           <w:rFonts w:ascii="Consolas" w:hAnsi="Consolas" w:cs="Cascadia Mono"/>
@@ -2076,7 +1735,6 @@
         </w:rPr>
         <w:t xml:space="preserve">        =&gt; </w:t>
       </w:r>
-      <w:proofErr w:type="gramStart"/>
       <w:r>
         <w:rPr>
           <w:rFonts w:ascii="Consolas" w:hAnsi="Consolas" w:cs="Cascadia Mono"/>
@@ -2097,56 +1755,7 @@
           <w:highlight w:val="white"/>
           <w:lang w:val="en-US"/>
         </w:rPr>
-        <w:t>(</w:t>
-      </w:r>
-      <w:proofErr w:type="spellStart"/>
-      <w:proofErr w:type="gramEnd"/>
-      <w:r>
-        <w:rPr>
-          <w:rFonts w:ascii="Consolas" w:hAnsi="Consolas" w:cs="Cascadia Mono"/>
-          <w:color w:val="000000"/>
-          <w:sz w:val="18"/>
-          <w:szCs w:val="18"/>
-          <w:highlight w:val="white"/>
-          <w:lang w:val="en-US"/>
-        </w:rPr>
-        <w:t>c.Re</w:t>
-      </w:r>
-      <w:proofErr w:type="spellEnd"/>
-      <w:r>
-        <w:rPr>
-          <w:rFonts w:ascii="Consolas" w:hAnsi="Consolas" w:cs="Cascadia Mono"/>
-          <w:color w:val="000000"/>
-          <w:sz w:val="18"/>
-          <w:szCs w:val="18"/>
-          <w:highlight w:val="white"/>
-          <w:lang w:val="en-US"/>
-        </w:rPr>
-        <w:t xml:space="preserve"> + d, </w:t>
-      </w:r>
-      <w:proofErr w:type="spellStart"/>
-      <w:r>
-        <w:rPr>
-          <w:rFonts w:ascii="Consolas" w:hAnsi="Consolas" w:cs="Cascadia Mono"/>
-          <w:color w:val="000000"/>
-          <w:sz w:val="18"/>
-          <w:szCs w:val="18"/>
-          <w:highlight w:val="white"/>
-          <w:lang w:val="en-US"/>
-        </w:rPr>
-        <w:t>c.Im</w:t>
-      </w:r>
-      <w:proofErr w:type="spellEnd"/>
-      <w:r>
-        <w:rPr>
-          <w:rFonts w:ascii="Consolas" w:hAnsi="Consolas" w:cs="Cascadia Mono"/>
-          <w:color w:val="000000"/>
-          <w:sz w:val="18"/>
-          <w:szCs w:val="18"/>
-          <w:highlight w:val="white"/>
-          <w:lang w:val="en-US"/>
-        </w:rPr>
-        <w:t>);</w:t>
+        <w:t>(c.Re + d, c.Im);</w:t>
       </w:r>
     </w:p>
     <w:p>
@@ -2397,22 +2006,8 @@
           <w:highlight w:val="white"/>
           <w:lang w:val="en-US"/>
         </w:rPr>
-        <w:t xml:space="preserve"> </w:t>
-      </w:r>
-      <w:proofErr w:type="gramStart"/>
-      <w:r>
-        <w:rPr>
-          <w:rFonts w:ascii="Consolas" w:hAnsi="Consolas" w:cs="Cascadia Mono"/>
-          <w:color w:val="000000"/>
-          <w:sz w:val="18"/>
-          <w:szCs w:val="18"/>
-          <w:highlight w:val="white"/>
-          <w:lang w:val="en-US"/>
-        </w:rPr>
-        <w:t>-(</w:t>
-      </w:r>
-      <w:proofErr w:type="spellStart"/>
-      <w:proofErr w:type="gramEnd"/>
+        <w:t xml:space="preserve"> -(</w:t>
+      </w:r>
       <w:r>
         <w:rPr>
           <w:rFonts w:ascii="Consolas" w:hAnsi="Consolas" w:cs="Cascadia Mono"/>
@@ -2433,19 +2028,7 @@
           <w:highlight w:val="white"/>
           <w:lang w:val="en-US"/>
         </w:rPr>
-        <w:t xml:space="preserve"> d</w:t>
-      </w:r>
-      <w:proofErr w:type="spellEnd"/>
-      <w:r>
-        <w:rPr>
-          <w:rFonts w:ascii="Consolas" w:hAnsi="Consolas" w:cs="Cascadia Mono"/>
-          <w:color w:val="000000"/>
-          <w:sz w:val="18"/>
-          <w:szCs w:val="18"/>
-          <w:highlight w:val="white"/>
-          <w:lang w:val="en-US"/>
-        </w:rPr>
-        <w:t xml:space="preserve">, </w:t>
+        <w:t xml:space="preserve"> d, </w:t>
       </w:r>
       <w:r>
         <w:rPr>
@@ -2498,7 +2081,6 @@
         </w:rPr>
         <w:t xml:space="preserve">        =&gt; </w:t>
       </w:r>
-      <w:proofErr w:type="gramStart"/>
       <w:r>
         <w:rPr>
           <w:rFonts w:ascii="Consolas" w:hAnsi="Consolas" w:cs="Cascadia Mono"/>
@@ -2519,67 +2101,7 @@
           <w:highlight w:val="white"/>
           <w:lang w:val="en-US"/>
         </w:rPr>
-        <w:t>(</w:t>
-      </w:r>
-      <w:proofErr w:type="gramEnd"/>
-      <w:r>
-        <w:rPr>
-          <w:rFonts w:ascii="Consolas" w:hAnsi="Consolas" w:cs="Cascadia Mono"/>
-          <w:color w:val="000000"/>
-          <w:sz w:val="18"/>
-          <w:szCs w:val="18"/>
-          <w:highlight w:val="white"/>
-          <w:lang w:val="en-US"/>
-        </w:rPr>
-        <w:t xml:space="preserve">d - </w:t>
-      </w:r>
-      <w:proofErr w:type="spellStart"/>
-      <w:r>
-        <w:rPr>
-          <w:rFonts w:ascii="Consolas" w:hAnsi="Consolas" w:cs="Cascadia Mono"/>
-          <w:color w:val="000000"/>
-          <w:sz w:val="18"/>
-          <w:szCs w:val="18"/>
-          <w:highlight w:val="white"/>
-          <w:lang w:val="en-US"/>
-        </w:rPr>
-        <w:t>c.Re</w:t>
-      </w:r>
-      <w:proofErr w:type="spellEnd"/>
-      <w:r>
-        <w:rPr>
-          <w:rFonts w:ascii="Consolas" w:hAnsi="Consolas" w:cs="Cascadia Mono"/>
-          <w:color w:val="000000"/>
-          <w:sz w:val="18"/>
-          <w:szCs w:val="18"/>
-          <w:highlight w:val="white"/>
-          <w:lang w:val="en-US"/>
-        </w:rPr>
-        <w:t xml:space="preserve">, </w:t>
-      </w:r>
-      <w:proofErr w:type="spellStart"/>
-      <w:r>
-        <w:rPr>
-          <w:rFonts w:ascii="Consolas" w:hAnsi="Consolas" w:cs="Cascadia Mono"/>
-          <w:color w:val="000000"/>
-          <w:sz w:val="18"/>
-          <w:szCs w:val="18"/>
-          <w:highlight w:val="white"/>
-          <w:lang w:val="en-US"/>
-        </w:rPr>
-        <w:t>c.Im</w:t>
-      </w:r>
-      <w:proofErr w:type="spellEnd"/>
-      <w:r>
-        <w:rPr>
-          <w:rFonts w:ascii="Consolas" w:hAnsi="Consolas" w:cs="Cascadia Mono"/>
-          <w:color w:val="000000"/>
-          <w:sz w:val="18"/>
-          <w:szCs w:val="18"/>
-          <w:highlight w:val="white"/>
-          <w:lang w:val="en-US"/>
-        </w:rPr>
-        <w:t>);</w:t>
+        <w:t>(d - c.Re, c.Im);</w:t>
       </w:r>
     </w:p>
     <w:p>
@@ -2714,22 +2236,8 @@
           <w:highlight w:val="white"/>
           <w:lang w:val="en-US"/>
         </w:rPr>
-        <w:t xml:space="preserve"> </w:t>
-      </w:r>
-      <w:proofErr w:type="gramStart"/>
-      <w:r>
-        <w:rPr>
-          <w:rFonts w:ascii="Consolas" w:hAnsi="Consolas" w:cs="Cascadia Mono"/>
-          <w:color w:val="000000"/>
-          <w:sz w:val="18"/>
-          <w:szCs w:val="18"/>
-          <w:highlight w:val="white"/>
-          <w:lang w:val="en-US"/>
-        </w:rPr>
-        <w:t>+(</w:t>
-      </w:r>
-      <w:proofErr w:type="spellStart"/>
-      <w:proofErr w:type="gramEnd"/>
+        <w:t xml:space="preserve"> +(</w:t>
+      </w:r>
       <w:r>
         <w:rPr>
           <w:rFonts w:ascii="Consolas" w:hAnsi="Consolas" w:cs="Cascadia Mono"/>
@@ -2750,19 +2258,7 @@
           <w:highlight w:val="white"/>
           <w:lang w:val="en-US"/>
         </w:rPr>
-        <w:t xml:space="preserve"> d</w:t>
-      </w:r>
-      <w:proofErr w:type="spellEnd"/>
-      <w:r>
-        <w:rPr>
-          <w:rFonts w:ascii="Consolas" w:hAnsi="Consolas" w:cs="Cascadia Mono"/>
-          <w:color w:val="000000"/>
-          <w:sz w:val="18"/>
-          <w:szCs w:val="18"/>
-          <w:highlight w:val="white"/>
-          <w:lang w:val="en-US"/>
-        </w:rPr>
-        <w:t xml:space="preserve">, </w:t>
+        <w:t xml:space="preserve"> d, </w:t>
       </w:r>
       <w:r>
         <w:rPr>
@@ -2948,21 +2444,8 @@
           <w:highlight w:val="white"/>
           <w:lang w:val="en-US"/>
         </w:rPr>
-        <w:t xml:space="preserve"> </w:t>
-      </w:r>
-      <w:proofErr w:type="gramStart"/>
-      <w:r>
-        <w:rPr>
-          <w:rFonts w:ascii="Consolas" w:hAnsi="Consolas" w:cs="Cascadia Mono"/>
-          <w:color w:val="000000"/>
-          <w:sz w:val="18"/>
-          <w:szCs w:val="18"/>
-          <w:highlight w:val="white"/>
-          <w:lang w:val="en-US"/>
-        </w:rPr>
-        <w:t>-(</w:t>
-      </w:r>
-      <w:proofErr w:type="gramEnd"/>
+        <w:t xml:space="preserve"> -(</w:t>
+      </w:r>
       <w:r>
         <w:rPr>
           <w:rFonts w:ascii="Consolas" w:hAnsi="Consolas" w:cs="Cascadia Mono"/>
@@ -3036,7 +2519,6 @@
         </w:rPr>
         <w:t xml:space="preserve">            =&gt; </w:t>
       </w:r>
-      <w:proofErr w:type="gramStart"/>
       <w:r>
         <w:rPr>
           <w:rFonts w:ascii="Consolas" w:hAnsi="Consolas" w:cs="Cascadia Mono"/>
@@ -3057,56 +2539,7 @@
           <w:highlight w:val="white"/>
           <w:lang w:val="en-US"/>
         </w:rPr>
-        <w:t>(</w:t>
-      </w:r>
-      <w:proofErr w:type="spellStart"/>
-      <w:proofErr w:type="gramEnd"/>
-      <w:r>
-        <w:rPr>
-          <w:rFonts w:ascii="Consolas" w:hAnsi="Consolas" w:cs="Cascadia Mono"/>
-          <w:color w:val="000000"/>
-          <w:sz w:val="18"/>
-          <w:szCs w:val="18"/>
-          <w:highlight w:val="white"/>
-          <w:lang w:val="en-US"/>
-        </w:rPr>
-        <w:t>c.Re</w:t>
-      </w:r>
-      <w:proofErr w:type="spellEnd"/>
-      <w:r>
-        <w:rPr>
-          <w:rFonts w:ascii="Consolas" w:hAnsi="Consolas" w:cs="Cascadia Mono"/>
-          <w:color w:val="000000"/>
-          <w:sz w:val="18"/>
-          <w:szCs w:val="18"/>
-          <w:highlight w:val="white"/>
-          <w:lang w:val="en-US"/>
-        </w:rPr>
-        <w:t xml:space="preserve"> - d, </w:t>
-      </w:r>
-      <w:proofErr w:type="spellStart"/>
-      <w:r>
-        <w:rPr>
-          <w:rFonts w:ascii="Consolas" w:hAnsi="Consolas" w:cs="Cascadia Mono"/>
-          <w:color w:val="000000"/>
-          <w:sz w:val="18"/>
-          <w:szCs w:val="18"/>
-          <w:highlight w:val="white"/>
-          <w:lang w:val="en-US"/>
-        </w:rPr>
-        <w:t>c.Im</w:t>
-      </w:r>
-      <w:proofErr w:type="spellEnd"/>
-      <w:r>
-        <w:rPr>
-          <w:rFonts w:ascii="Consolas" w:hAnsi="Consolas" w:cs="Cascadia Mono"/>
-          <w:color w:val="000000"/>
-          <w:sz w:val="18"/>
-          <w:szCs w:val="18"/>
-          <w:highlight w:val="white"/>
-          <w:lang w:val="en-US"/>
-        </w:rPr>
-        <w:t>);</w:t>
+        <w:t>(c.Re - d, c.Im);</w:t>
       </w:r>
     </w:p>
     <w:p>
@@ -3316,7 +2749,6 @@
         </w:rPr>
         <w:t xml:space="preserve">             =&gt; </w:t>
       </w:r>
-      <w:proofErr w:type="gramStart"/>
       <w:r>
         <w:rPr>
           <w:rFonts w:ascii="Consolas" w:hAnsi="Consolas" w:cs="Cascadia Mono"/>
@@ -3337,67 +2769,7 @@
           <w:highlight w:val="white"/>
           <w:lang w:val="en-US"/>
         </w:rPr>
-        <w:t>(</w:t>
-      </w:r>
-      <w:proofErr w:type="gramEnd"/>
-      <w:r>
-        <w:rPr>
-          <w:rFonts w:ascii="Consolas" w:hAnsi="Consolas" w:cs="Cascadia Mono"/>
-          <w:color w:val="000000"/>
-          <w:sz w:val="18"/>
-          <w:szCs w:val="18"/>
-          <w:highlight w:val="white"/>
-          <w:lang w:val="en-US"/>
-        </w:rPr>
-        <w:t xml:space="preserve">d * </w:t>
-      </w:r>
-      <w:proofErr w:type="spellStart"/>
-      <w:r>
-        <w:rPr>
-          <w:rFonts w:ascii="Consolas" w:hAnsi="Consolas" w:cs="Cascadia Mono"/>
-          <w:color w:val="000000"/>
-          <w:sz w:val="18"/>
-          <w:szCs w:val="18"/>
-          <w:highlight w:val="white"/>
-          <w:lang w:val="en-US"/>
-        </w:rPr>
-        <w:t>c.Re</w:t>
-      </w:r>
-      <w:proofErr w:type="spellEnd"/>
-      <w:r>
-        <w:rPr>
-          <w:rFonts w:ascii="Consolas" w:hAnsi="Consolas" w:cs="Cascadia Mono"/>
-          <w:color w:val="000000"/>
-          <w:sz w:val="18"/>
-          <w:szCs w:val="18"/>
-          <w:highlight w:val="white"/>
-          <w:lang w:val="en-US"/>
-        </w:rPr>
-        <w:t xml:space="preserve">, d * </w:t>
-      </w:r>
-      <w:proofErr w:type="spellStart"/>
-      <w:r>
-        <w:rPr>
-          <w:rFonts w:ascii="Consolas" w:hAnsi="Consolas" w:cs="Cascadia Mono"/>
-          <w:color w:val="000000"/>
-          <w:sz w:val="18"/>
-          <w:szCs w:val="18"/>
-          <w:highlight w:val="white"/>
-          <w:lang w:val="en-US"/>
-        </w:rPr>
-        <w:t>c.Im</w:t>
-      </w:r>
-      <w:proofErr w:type="spellEnd"/>
-      <w:r>
-        <w:rPr>
-          <w:rFonts w:ascii="Consolas" w:hAnsi="Consolas" w:cs="Cascadia Mono"/>
-          <w:color w:val="000000"/>
-          <w:sz w:val="18"/>
-          <w:szCs w:val="18"/>
-          <w:highlight w:val="white"/>
-          <w:lang w:val="en-US"/>
-        </w:rPr>
-        <w:t>);</w:t>
+        <w:t>(d * c.Re, d * c.Im);</w:t>
       </w:r>
     </w:p>
     <w:p>
@@ -3534,7 +2906,6 @@
         </w:rPr>
         <w:t xml:space="preserve"> *(</w:t>
       </w:r>
-      <w:proofErr w:type="spellStart"/>
       <w:r>
         <w:rPr>
           <w:rFonts w:ascii="Consolas" w:hAnsi="Consolas" w:cs="Cascadia Mono"/>
@@ -3555,19 +2926,7 @@
           <w:highlight w:val="white"/>
           <w:lang w:val="en-US"/>
         </w:rPr>
-        <w:t xml:space="preserve"> d</w:t>
-      </w:r>
-      <w:proofErr w:type="spellEnd"/>
-      <w:r>
-        <w:rPr>
-          <w:rFonts w:ascii="Consolas" w:hAnsi="Consolas" w:cs="Cascadia Mono"/>
-          <w:color w:val="000000"/>
-          <w:sz w:val="18"/>
-          <w:szCs w:val="18"/>
-          <w:highlight w:val="white"/>
-          <w:lang w:val="en-US"/>
-        </w:rPr>
-        <w:t xml:space="preserve">, </w:t>
+        <w:t xml:space="preserve"> d, </w:t>
       </w:r>
       <w:r>
         <w:rPr>
@@ -3735,21 +3094,8 @@
           <w:highlight w:val="white"/>
           <w:lang w:val="en-US"/>
         </w:rPr>
-        <w:t xml:space="preserve"> </w:t>
-      </w:r>
-      <w:proofErr w:type="gramStart"/>
-      <w:r>
-        <w:rPr>
-          <w:rFonts w:ascii="Consolas" w:hAnsi="Consolas" w:cs="Cascadia Mono"/>
-          <w:color w:val="000000"/>
-          <w:sz w:val="18"/>
-          <w:szCs w:val="18"/>
-          <w:highlight w:val="white"/>
-          <w:lang w:val="en-US"/>
-        </w:rPr>
-        <w:t>/(</w:t>
-      </w:r>
-      <w:proofErr w:type="gramEnd"/>
+        <w:t xml:space="preserve"> /(</w:t>
+      </w:r>
       <w:r>
         <w:rPr>
           <w:rFonts w:ascii="Consolas" w:hAnsi="Consolas" w:cs="Cascadia Mono"/>
@@ -3823,7 +3169,6 @@
         </w:rPr>
         <w:t xml:space="preserve">        =&gt; </w:t>
       </w:r>
-      <w:proofErr w:type="gramStart"/>
       <w:r>
         <w:rPr>
           <w:rFonts w:ascii="Consolas" w:hAnsi="Consolas" w:cs="Cascadia Mono"/>
@@ -3844,56 +3189,7 @@
           <w:highlight w:val="white"/>
           <w:lang w:val="en-US"/>
         </w:rPr>
-        <w:t>(</w:t>
-      </w:r>
-      <w:proofErr w:type="spellStart"/>
-      <w:proofErr w:type="gramEnd"/>
-      <w:r>
-        <w:rPr>
-          <w:rFonts w:ascii="Consolas" w:hAnsi="Consolas" w:cs="Cascadia Mono"/>
-          <w:color w:val="000000"/>
-          <w:sz w:val="18"/>
-          <w:szCs w:val="18"/>
-          <w:highlight w:val="white"/>
-          <w:lang w:val="en-US"/>
-        </w:rPr>
-        <w:t>c.Re</w:t>
-      </w:r>
-      <w:proofErr w:type="spellEnd"/>
-      <w:r>
-        <w:rPr>
-          <w:rFonts w:ascii="Consolas" w:hAnsi="Consolas" w:cs="Cascadia Mono"/>
-          <w:color w:val="000000"/>
-          <w:sz w:val="18"/>
-          <w:szCs w:val="18"/>
-          <w:highlight w:val="white"/>
-          <w:lang w:val="en-US"/>
-        </w:rPr>
-        <w:t xml:space="preserve"> / d, </w:t>
-      </w:r>
-      <w:proofErr w:type="spellStart"/>
-      <w:r>
-        <w:rPr>
-          <w:rFonts w:ascii="Consolas" w:hAnsi="Consolas" w:cs="Cascadia Mono"/>
-          <w:color w:val="000000"/>
-          <w:sz w:val="18"/>
-          <w:szCs w:val="18"/>
-          <w:highlight w:val="white"/>
-          <w:lang w:val="en-US"/>
-        </w:rPr>
-        <w:t>c.Im</w:t>
-      </w:r>
-      <w:proofErr w:type="spellEnd"/>
-      <w:r>
-        <w:rPr>
-          <w:rFonts w:ascii="Consolas" w:hAnsi="Consolas" w:cs="Cascadia Mono"/>
-          <w:color w:val="000000"/>
-          <w:sz w:val="18"/>
-          <w:szCs w:val="18"/>
-          <w:highlight w:val="white"/>
-          <w:lang w:val="en-US"/>
-        </w:rPr>
-        <w:t xml:space="preserve"> / d);</w:t>
+        <w:t>(c.Re / d, c.Im / d);</w:t>
       </w:r>
     </w:p>
     <w:p>
@@ -4103,7 +3399,6 @@
         </w:rPr>
         <w:t xml:space="preserve">        =&gt; </w:t>
       </w:r>
-      <w:proofErr w:type="gramStart"/>
       <w:r>
         <w:rPr>
           <w:rFonts w:ascii="Consolas" w:hAnsi="Consolas" w:cs="Cascadia Mono"/>
@@ -4124,19 +3419,7 @@
           <w:highlight w:val="white"/>
           <w:lang w:val="en-US"/>
         </w:rPr>
-        <w:t>(</w:t>
-      </w:r>
-      <w:proofErr w:type="gramEnd"/>
-      <w:r>
-        <w:rPr>
-          <w:rFonts w:ascii="Consolas" w:hAnsi="Consolas" w:cs="Cascadia Mono"/>
-          <w:color w:val="000000"/>
-          <w:sz w:val="18"/>
-          <w:szCs w:val="18"/>
-          <w:highlight w:val="white"/>
-          <w:lang w:val="en-US"/>
-        </w:rPr>
-        <w:t>c1.Re * c2.Re - c1.Im * c2.Im,</w:t>
+        <w:t>(c1.Re * c2.Re - c1.Im * c2.Im,</w:t>
       </w:r>
     </w:p>
     <w:p>
@@ -4165,31 +3448,7 @@
           <w:highlight w:val="white"/>
           <w:lang w:val="en-US"/>
         </w:rPr>
-        <w:t xml:space="preserve">                        c</w:t>
-      </w:r>
-      <w:proofErr w:type="gramStart"/>
-      <w:r>
-        <w:rPr>
-          <w:rFonts w:ascii="Consolas" w:hAnsi="Consolas" w:cs="Cascadia Mono"/>
-          <w:color w:val="000000"/>
-          <w:sz w:val="18"/>
-          <w:szCs w:val="18"/>
-          <w:highlight w:val="white"/>
-          <w:lang w:val="en-US"/>
-        </w:rPr>
-        <w:t>1.Re</w:t>
-      </w:r>
-      <w:proofErr w:type="gramEnd"/>
-      <w:r>
-        <w:rPr>
-          <w:rFonts w:ascii="Consolas" w:hAnsi="Consolas" w:cs="Cascadia Mono"/>
-          <w:color w:val="000000"/>
-          <w:sz w:val="18"/>
-          <w:szCs w:val="18"/>
-          <w:highlight w:val="white"/>
-          <w:lang w:val="en-US"/>
-        </w:rPr>
-        <w:t xml:space="preserve"> * c2.Im + c1.Im * c2.Re);</w:t>
+        <w:t xml:space="preserve">                        c1.Re * c2.Im + c1.Im * c2.Re);</w:t>
       </w:r>
     </w:p>
     <w:p>
@@ -4324,21 +3583,8 @@
           <w:highlight w:val="white"/>
           <w:lang w:val="en-US"/>
         </w:rPr>
-        <w:t xml:space="preserve"> </w:t>
-      </w:r>
-      <w:proofErr w:type="gramStart"/>
-      <w:r>
-        <w:rPr>
-          <w:rFonts w:ascii="Consolas" w:hAnsi="Consolas" w:cs="Cascadia Mono"/>
-          <w:color w:val="000000"/>
-          <w:sz w:val="18"/>
-          <w:szCs w:val="18"/>
-          <w:highlight w:val="white"/>
-          <w:lang w:val="en-US"/>
-        </w:rPr>
-        <w:t>/(</w:t>
-      </w:r>
-      <w:proofErr w:type="gramEnd"/>
+        <w:t xml:space="preserve"> /(</w:t>
+      </w:r>
       <w:r>
         <w:rPr>
           <w:rFonts w:ascii="Consolas" w:hAnsi="Consolas" w:cs="Cascadia Mono"/>
@@ -4441,7 +3687,6 @@
         </w:rPr>
         <w:t xml:space="preserve">        </w:t>
       </w:r>
-      <w:proofErr w:type="spellStart"/>
       <w:r>
         <w:rPr>
           <w:rFonts w:ascii="Consolas" w:hAnsi="Consolas" w:cs="Cascadia Mono"/>
@@ -4453,41 +3698,16 @@
         </w:rPr>
         <w:t>var</w:t>
       </w:r>
-      <w:proofErr w:type="spellEnd"/>
-      <w:r>
-        <w:rPr>
-          <w:rFonts w:ascii="Consolas" w:hAnsi="Consolas" w:cs="Cascadia Mono"/>
-          <w:color w:val="000000"/>
-          <w:sz w:val="18"/>
-          <w:szCs w:val="18"/>
-          <w:highlight w:val="white"/>
-          <w:lang w:val="en-US"/>
-        </w:rPr>
-        <w:t xml:space="preserve"> conjugate = c</w:t>
-      </w:r>
-      <w:proofErr w:type="gramStart"/>
-      <w:r>
-        <w:rPr>
-          <w:rFonts w:ascii="Consolas" w:hAnsi="Consolas" w:cs="Cascadia Mono"/>
-          <w:color w:val="000000"/>
-          <w:sz w:val="18"/>
-          <w:szCs w:val="18"/>
-          <w:highlight w:val="white"/>
-          <w:lang w:val="en-US"/>
-        </w:rPr>
-        <w:t>2.GetConjugate</w:t>
-      </w:r>
-      <w:proofErr w:type="gramEnd"/>
-      <w:r>
-        <w:rPr>
-          <w:rFonts w:ascii="Consolas" w:hAnsi="Consolas" w:cs="Cascadia Mono"/>
-          <w:color w:val="000000"/>
-          <w:sz w:val="18"/>
-          <w:szCs w:val="18"/>
-          <w:highlight w:val="white"/>
-          <w:lang w:val="en-US"/>
-        </w:rPr>
-        <w:t>();</w:t>
+      <w:r>
+        <w:rPr>
+          <w:rFonts w:ascii="Consolas" w:hAnsi="Consolas" w:cs="Cascadia Mono"/>
+          <w:color w:val="000000"/>
+          <w:sz w:val="18"/>
+          <w:szCs w:val="18"/>
+          <w:highlight w:val="white"/>
+          <w:lang w:val="en-US"/>
+        </w:rPr>
+        <w:t xml:space="preserve"> conjugate = c2.GetConjugate();</w:t>
       </w:r>
     </w:p>
     <w:p>
@@ -4536,7 +3756,6 @@
         </w:rPr>
         <w:t xml:space="preserve">        </w:t>
       </w:r>
-      <w:proofErr w:type="spellStart"/>
       <w:r>
         <w:rPr>
           <w:rFonts w:ascii="Consolas" w:hAnsi="Consolas" w:cs="Cascadia Mono"/>
@@ -4548,7 +3767,6 @@
         </w:rPr>
         <w:t>var</w:t>
       </w:r>
-      <w:proofErr w:type="spellEnd"/>
       <w:r>
         <w:rPr>
           <w:rFonts w:ascii="Consolas" w:hAnsi="Consolas" w:cs="Cascadia Mono"/>
@@ -4589,7 +3807,6 @@
         </w:rPr>
         <w:t xml:space="preserve">        </w:t>
       </w:r>
-      <w:proofErr w:type="spellStart"/>
       <w:r>
         <w:rPr>
           <w:rFonts w:ascii="Consolas" w:hAnsi="Consolas" w:cs="Cascadia Mono"/>
@@ -4601,7 +3818,6 @@
         </w:rPr>
         <w:t>var</w:t>
       </w:r>
-      <w:proofErr w:type="spellEnd"/>
       <w:r>
         <w:rPr>
           <w:rFonts w:ascii="Consolas" w:hAnsi="Consolas" w:cs="Cascadia Mono"/>
@@ -4892,44 +4108,7 @@
           <w:highlight w:val="white"/>
           <w:lang w:val="en-US"/>
         </w:rPr>
-        <w:t xml:space="preserve"> </w:t>
-      </w:r>
-      <w:proofErr w:type="spellStart"/>
-      <w:proofErr w:type="gramStart"/>
-      <w:r>
-        <w:rPr>
-          <w:rFonts w:ascii="Consolas" w:hAnsi="Consolas" w:cs="Cascadia Mono"/>
-          <w:color w:val="000000"/>
-          <w:sz w:val="18"/>
-          <w:szCs w:val="18"/>
-          <w:highlight w:val="white"/>
-          <w:lang w:val="en-US"/>
-        </w:rPr>
-        <w:t>GetConjugate</w:t>
-      </w:r>
-      <w:proofErr w:type="spellEnd"/>
-      <w:r>
-        <w:rPr>
-          <w:rFonts w:ascii="Consolas" w:hAnsi="Consolas" w:cs="Cascadia Mono"/>
-          <w:color w:val="000000"/>
-          <w:sz w:val="18"/>
-          <w:szCs w:val="18"/>
-          <w:highlight w:val="white"/>
-          <w:lang w:val="en-US"/>
-        </w:rPr>
-        <w:t>(</w:t>
-      </w:r>
-      <w:proofErr w:type="gramEnd"/>
-      <w:r>
-        <w:rPr>
-          <w:rFonts w:ascii="Consolas" w:hAnsi="Consolas" w:cs="Cascadia Mono"/>
-          <w:color w:val="000000"/>
-          <w:sz w:val="18"/>
-          <w:szCs w:val="18"/>
-          <w:highlight w:val="white"/>
-          <w:lang w:val="en-US"/>
-        </w:rPr>
-        <w:t>)</w:t>
+        <w:t xml:space="preserve"> GetConjugate()</w:t>
       </w:r>
     </w:p>
     <w:p>
@@ -4960,7 +4139,6 @@
         </w:rPr>
         <w:t xml:space="preserve">        =&gt; </w:t>
       </w:r>
-      <w:proofErr w:type="gramStart"/>
       <w:r>
         <w:rPr>
           <w:rFonts w:ascii="Consolas" w:hAnsi="Consolas" w:cs="Cascadia Mono"/>
@@ -4981,43 +4159,7 @@
           <w:highlight w:val="white"/>
           <w:lang w:val="en-US"/>
         </w:rPr>
-        <w:t>(</w:t>
-      </w:r>
-      <w:proofErr w:type="gramEnd"/>
-      <w:r>
-        <w:rPr>
-          <w:rFonts w:ascii="Consolas" w:hAnsi="Consolas" w:cs="Cascadia Mono"/>
-          <w:color w:val="000000"/>
-          <w:sz w:val="18"/>
-          <w:szCs w:val="18"/>
-          <w:highlight w:val="white"/>
-          <w:lang w:val="en-US"/>
-        </w:rPr>
-        <w:t>Re, -</w:t>
-      </w:r>
-      <w:proofErr w:type="spellStart"/>
-      <w:r>
-        <w:rPr>
-          <w:rFonts w:ascii="Consolas" w:hAnsi="Consolas" w:cs="Cascadia Mono"/>
-          <w:color w:val="000000"/>
-          <w:sz w:val="18"/>
-          <w:szCs w:val="18"/>
-          <w:highlight w:val="white"/>
-          <w:lang w:val="en-US"/>
-        </w:rPr>
-        <w:t>Im</w:t>
-      </w:r>
-      <w:proofErr w:type="spellEnd"/>
-      <w:r>
-        <w:rPr>
-          <w:rFonts w:ascii="Consolas" w:hAnsi="Consolas" w:cs="Cascadia Mono"/>
-          <w:color w:val="000000"/>
-          <w:sz w:val="18"/>
-          <w:szCs w:val="18"/>
-          <w:highlight w:val="white"/>
-          <w:lang w:val="en-US"/>
-        </w:rPr>
-        <w:t>);</w:t>
+        <w:t>(Re, -Im);</w:t>
       </w:r>
     </w:p>
     <w:p>
@@ -5192,7 +4334,6 @@
         </w:rPr>
         <w:t xml:space="preserve"> </w:t>
       </w:r>
-      <w:proofErr w:type="gramStart"/>
       <w:r>
         <w:rPr>
           <w:rFonts w:ascii="Consolas" w:hAnsi="Consolas" w:cs="Cascadia Mono"/>
@@ -5215,7 +4356,6 @@
         </w:rPr>
         <w:t>(</w:t>
       </w:r>
-      <w:proofErr w:type="gramEnd"/>
       <w:r>
         <w:rPr>
           <w:rFonts w:ascii="Consolas" w:hAnsi="Consolas" w:cs="Cascadia Mono"/>
@@ -5276,8 +4416,6 @@
         </w:rPr>
         <w:t xml:space="preserve">=&gt; </w:t>
       </w:r>
-      <w:proofErr w:type="spellStart"/>
-      <w:proofErr w:type="gramStart"/>
       <w:r>
         <w:rPr>
           <w:rFonts w:ascii="Consolas" w:hAnsi="Consolas" w:cs="Cascadia Mono"/>
@@ -5288,27 +4426,15 @@
         </w:rPr>
         <w:t>new</w:t>
       </w:r>
-      <w:proofErr w:type="spellEnd"/>
-      <w:r>
-        <w:rPr>
-          <w:rFonts w:ascii="Consolas" w:hAnsi="Consolas" w:cs="Cascadia Mono"/>
-          <w:color w:val="000000"/>
-          <w:sz w:val="18"/>
-          <w:szCs w:val="18"/>
-          <w:highlight w:val="white"/>
-        </w:rPr>
-        <w:t>(</w:t>
-      </w:r>
-      <w:proofErr w:type="gramEnd"/>
-      <w:r>
-        <w:rPr>
-          <w:rFonts w:ascii="Consolas" w:hAnsi="Consolas" w:cs="Cascadia Mono"/>
-          <w:color w:val="000000"/>
-          <w:sz w:val="18"/>
-          <w:szCs w:val="18"/>
-          <w:highlight w:val="white"/>
-        </w:rPr>
-        <w:t>d, 0);</w:t>
+      <w:r>
+        <w:rPr>
+          <w:rFonts w:ascii="Consolas" w:hAnsi="Consolas" w:cs="Cascadia Mono"/>
+          <w:color w:val="000000"/>
+          <w:sz w:val="18"/>
+          <w:szCs w:val="18"/>
+          <w:highlight w:val="white"/>
+        </w:rPr>
+        <w:t>(d, 0);</w:t>
       </w:r>
     </w:p>
     <w:p>
@@ -5463,7 +4589,6 @@
         </w:rPr>
         <w:t xml:space="preserve"> </w:t>
       </w:r>
-      <w:proofErr w:type="gramStart"/>
       <w:r>
         <w:rPr>
           <w:rFonts w:ascii="Consolas" w:hAnsi="Consolas" w:cs="Cascadia Mono"/>
@@ -5486,7 +4611,6 @@
         </w:rPr>
         <w:t>(</w:t>
       </w:r>
-      <w:proofErr w:type="gramEnd"/>
       <w:r>
         <w:rPr>
           <w:rFonts w:ascii="Consolas" w:hAnsi="Consolas" w:cs="Cascadia Mono"/>
@@ -5545,29 +4669,7 @@
           <w:szCs w:val="18"/>
           <w:highlight w:val="white"/>
         </w:rPr>
-        <w:t xml:space="preserve">=&gt; </w:t>
-      </w:r>
-      <w:proofErr w:type="spellStart"/>
-      <w:r>
-        <w:rPr>
-          <w:rFonts w:ascii="Consolas" w:hAnsi="Consolas" w:cs="Cascadia Mono"/>
-          <w:color w:val="000000"/>
-          <w:sz w:val="18"/>
-          <w:szCs w:val="18"/>
-          <w:highlight w:val="white"/>
-        </w:rPr>
-        <w:t>c.Re</w:t>
-      </w:r>
-      <w:proofErr w:type="spellEnd"/>
-      <w:r>
-        <w:rPr>
-          <w:rFonts w:ascii="Consolas" w:hAnsi="Consolas" w:cs="Cascadia Mono"/>
-          <w:color w:val="000000"/>
-          <w:sz w:val="18"/>
-          <w:szCs w:val="18"/>
-          <w:highlight w:val="white"/>
-        </w:rPr>
-        <w:t>;</w:t>
+        <w:t>=&gt; c.Re;</w:t>
       </w:r>
     </w:p>
     <w:p>
@@ -5685,7 +4787,6 @@
         </w:rPr>
         <w:t xml:space="preserve"> </w:t>
       </w:r>
-      <w:proofErr w:type="gramStart"/>
       <w:r>
         <w:rPr>
           <w:rFonts w:ascii="Consolas" w:hAnsi="Consolas" w:cs="Cascadia Mono"/>
@@ -5706,19 +4807,7 @@
           <w:highlight w:val="white"/>
           <w:lang w:val="en-US"/>
         </w:rPr>
-        <w:t>(</w:t>
-      </w:r>
-      <w:proofErr w:type="gramEnd"/>
-      <w:r>
-        <w:rPr>
-          <w:rFonts w:ascii="Consolas" w:hAnsi="Consolas" w:cs="Cascadia Mono"/>
-          <w:color w:val="000000"/>
-          <w:sz w:val="18"/>
-          <w:szCs w:val="19"/>
-          <w:highlight w:val="white"/>
-          <w:lang w:val="en-US"/>
-        </w:rPr>
-        <w:t>1, 2);</w:t>
+        <w:t>(1, 2);</w:t>
       </w:r>
     </w:p>
     <w:p>
@@ -5782,7 +4871,6 @@
         </w:rPr>
         <w:t xml:space="preserve"> </w:t>
       </w:r>
-      <w:proofErr w:type="gramStart"/>
       <w:r>
         <w:rPr>
           <w:rFonts w:ascii="Consolas" w:hAnsi="Consolas" w:cs="Cascadia Mono"/>
@@ -5803,19 +4891,7 @@
           <w:highlight w:val="white"/>
           <w:lang w:val="en-US"/>
         </w:rPr>
-        <w:t>(</w:t>
-      </w:r>
-      <w:proofErr w:type="gramEnd"/>
-      <w:r>
-        <w:rPr>
-          <w:rFonts w:ascii="Consolas" w:hAnsi="Consolas" w:cs="Cascadia Mono"/>
-          <w:color w:val="000000"/>
-          <w:sz w:val="18"/>
-          <w:szCs w:val="19"/>
-          <w:highlight w:val="white"/>
-          <w:lang w:val="en-US"/>
-        </w:rPr>
-        <w:t>4, 1);</w:t>
+        <w:t>(4, 1);</w:t>
       </w:r>
     </w:p>
     <w:p>
@@ -5834,7 +4910,6 @@
           <w:highlight w:val="white"/>
         </w:rPr>
       </w:pPr>
-      <w:proofErr w:type="spellStart"/>
       <w:r>
         <w:rPr>
           <w:rFonts w:ascii="Consolas" w:hAnsi="Consolas" w:cs="Cascadia Mono"/>
@@ -5845,7 +4920,6 @@
         </w:rPr>
         <w:t>var</w:t>
       </w:r>
-      <w:proofErr w:type="spellEnd"/>
       <w:r>
         <w:rPr>
           <w:rFonts w:ascii="Consolas" w:hAnsi="Consolas" w:cs="Cascadia Mono"/>
@@ -5854,29 +4928,7 @@
           <w:szCs w:val="19"/>
           <w:highlight w:val="white"/>
         </w:rPr>
-        <w:t xml:space="preserve"> </w:t>
-      </w:r>
-      <w:proofErr w:type="spellStart"/>
-      <w:r>
-        <w:rPr>
-          <w:rFonts w:ascii="Consolas" w:hAnsi="Consolas" w:cs="Cascadia Mono"/>
-          <w:color w:val="000000"/>
-          <w:sz w:val="18"/>
-          <w:szCs w:val="19"/>
-          <w:highlight w:val="white"/>
-        </w:rPr>
-        <w:t>sum</w:t>
-      </w:r>
-      <w:proofErr w:type="spellEnd"/>
-      <w:r>
-        <w:rPr>
-          <w:rFonts w:ascii="Consolas" w:hAnsi="Consolas" w:cs="Cascadia Mono"/>
-          <w:color w:val="000000"/>
-          <w:sz w:val="18"/>
-          <w:szCs w:val="19"/>
-          <w:highlight w:val="white"/>
-        </w:rPr>
-        <w:t xml:space="preserve"> = c1 + c2; </w:t>
+        <w:t xml:space="preserve"> sum = c1 + c2; </w:t>
       </w:r>
       <w:r>
         <w:rPr>
@@ -5905,7 +4957,6 @@
           <w:highlight w:val="white"/>
         </w:rPr>
       </w:pPr>
-      <w:proofErr w:type="spellStart"/>
       <w:r>
         <w:rPr>
           <w:rFonts w:ascii="Consolas" w:hAnsi="Consolas" w:cs="Cascadia Mono"/>
@@ -5924,18 +4975,27 @@
           <w:szCs w:val="19"/>
           <w:highlight w:val="white"/>
         </w:rPr>
-        <w:t>.WriteLine</w:t>
-      </w:r>
-      <w:proofErr w:type="spellEnd"/>
-      <w:r>
-        <w:rPr>
-          <w:rFonts w:ascii="Consolas" w:hAnsi="Consolas" w:cs="Cascadia Mono"/>
-          <w:color w:val="000000"/>
+        <w:t>.WriteLine(</w:t>
+      </w:r>
+      <w:r>
+        <w:rPr>
+          <w:rFonts w:ascii="Consolas" w:hAnsi="Consolas" w:cs="Cascadia Mono"/>
+          <w:color w:val="A31515"/>
           <w:sz w:val="18"/>
           <w:szCs w:val="19"/>
           <w:highlight w:val="white"/>
         </w:rPr>
-        <w:t>(</w:t>
+        <w:t xml:space="preserve">$"Сумма </w:t>
+      </w:r>
+      <w:r>
+        <w:rPr>
+          <w:rFonts w:ascii="Consolas" w:hAnsi="Consolas" w:cs="Cascadia Mono"/>
+          <w:color w:val="000000"/>
+          <w:sz w:val="18"/>
+          <w:szCs w:val="19"/>
+          <w:highlight w:val="white"/>
+        </w:rPr>
+        <w:t>{c1}</w:t>
       </w:r>
       <w:r>
         <w:rPr>
@@ -5945,7 +5005,7 @@
           <w:szCs w:val="19"/>
           <w:highlight w:val="white"/>
         </w:rPr>
-        <w:t xml:space="preserve">$"Сумма </w:t>
+        <w:t>+</w:t>
       </w:r>
       <w:r>
         <w:rPr>
@@ -5955,81 +5015,27 @@
           <w:szCs w:val="19"/>
           <w:highlight w:val="white"/>
         </w:rPr>
-        <w:t>{c</w:t>
-      </w:r>
-      <w:proofErr w:type="gramStart"/>
-      <w:r>
-        <w:rPr>
-          <w:rFonts w:ascii="Consolas" w:hAnsi="Consolas" w:cs="Cascadia Mono"/>
-          <w:color w:val="000000"/>
+        <w:t>{c2}</w:t>
+      </w:r>
+      <w:r>
+        <w:rPr>
+          <w:rFonts w:ascii="Consolas" w:hAnsi="Consolas" w:cs="Cascadia Mono"/>
+          <w:color w:val="A31515"/>
           <w:sz w:val="18"/>
           <w:szCs w:val="19"/>
           <w:highlight w:val="white"/>
         </w:rPr>
-        <w:t>1}</w:t>
-      </w:r>
-      <w:r>
-        <w:rPr>
-          <w:rFonts w:ascii="Consolas" w:hAnsi="Consolas" w:cs="Cascadia Mono"/>
-          <w:color w:val="A31515"/>
+        <w:t>=</w:t>
+      </w:r>
+      <w:r>
+        <w:rPr>
+          <w:rFonts w:ascii="Consolas" w:hAnsi="Consolas" w:cs="Cascadia Mono"/>
+          <w:color w:val="000000"/>
           <w:sz w:val="18"/>
           <w:szCs w:val="19"/>
           <w:highlight w:val="white"/>
         </w:rPr>
-        <w:t>+</w:t>
-      </w:r>
-      <w:proofErr w:type="gramEnd"/>
-      <w:r>
-        <w:rPr>
-          <w:rFonts w:ascii="Consolas" w:hAnsi="Consolas" w:cs="Cascadia Mono"/>
-          <w:color w:val="000000"/>
-          <w:sz w:val="18"/>
-          <w:szCs w:val="19"/>
-          <w:highlight w:val="white"/>
-        </w:rPr>
-        <w:t>{c2}</w:t>
-      </w:r>
-      <w:r>
-        <w:rPr>
-          <w:rFonts w:ascii="Consolas" w:hAnsi="Consolas" w:cs="Cascadia Mono"/>
-          <w:color w:val="A31515"/>
-          <w:sz w:val="18"/>
-          <w:szCs w:val="19"/>
-          <w:highlight w:val="white"/>
-        </w:rPr>
-        <w:t>=</w:t>
-      </w:r>
-      <w:r>
-        <w:rPr>
-          <w:rFonts w:ascii="Consolas" w:hAnsi="Consolas" w:cs="Cascadia Mono"/>
-          <w:color w:val="000000"/>
-          <w:sz w:val="18"/>
-          <w:szCs w:val="19"/>
-          <w:highlight w:val="white"/>
-        </w:rPr>
-        <w:t>{</w:t>
-      </w:r>
-      <w:proofErr w:type="spellStart"/>
-      <w:r>
-        <w:rPr>
-          <w:rFonts w:ascii="Consolas" w:hAnsi="Consolas" w:cs="Cascadia Mono"/>
-          <w:color w:val="000000"/>
-          <w:sz w:val="18"/>
-          <w:szCs w:val="19"/>
-          <w:highlight w:val="white"/>
-        </w:rPr>
-        <w:t>sum</w:t>
-      </w:r>
-      <w:proofErr w:type="spellEnd"/>
-      <w:r>
-        <w:rPr>
-          <w:rFonts w:ascii="Consolas" w:hAnsi="Consolas" w:cs="Cascadia Mono"/>
-          <w:color w:val="000000"/>
-          <w:sz w:val="18"/>
-          <w:szCs w:val="19"/>
-          <w:highlight w:val="white"/>
-        </w:rPr>
-        <w:t>}</w:t>
+        <w:t>{sum}</w:t>
       </w:r>
       <w:r>
         <w:rPr>
@@ -6068,7 +5074,6 @@
           <w:highlight w:val="white"/>
         </w:rPr>
       </w:pPr>
-      <w:proofErr w:type="spellStart"/>
       <w:r>
         <w:rPr>
           <w:rFonts w:ascii="Consolas" w:hAnsi="Consolas" w:cs="Cascadia Mono"/>
@@ -6079,7 +5084,6 @@
         </w:rPr>
         <w:t>var</w:t>
       </w:r>
-      <w:proofErr w:type="spellEnd"/>
       <w:r>
         <w:rPr>
           <w:rFonts w:ascii="Consolas" w:hAnsi="Consolas" w:cs="Cascadia Mono"/>
@@ -6088,29 +5092,7 @@
           <w:szCs w:val="19"/>
           <w:highlight w:val="white"/>
         </w:rPr>
-        <w:t xml:space="preserve"> </w:t>
-      </w:r>
-      <w:proofErr w:type="spellStart"/>
-      <w:r>
-        <w:rPr>
-          <w:rFonts w:ascii="Consolas" w:hAnsi="Consolas" w:cs="Cascadia Mono"/>
-          <w:color w:val="000000"/>
-          <w:sz w:val="18"/>
-          <w:szCs w:val="19"/>
-          <w:highlight w:val="white"/>
-        </w:rPr>
-        <w:t>prod</w:t>
-      </w:r>
-      <w:proofErr w:type="spellEnd"/>
-      <w:r>
-        <w:rPr>
-          <w:rFonts w:ascii="Consolas" w:hAnsi="Consolas" w:cs="Cascadia Mono"/>
-          <w:color w:val="000000"/>
-          <w:sz w:val="18"/>
-          <w:szCs w:val="19"/>
-          <w:highlight w:val="white"/>
-        </w:rPr>
-        <w:t xml:space="preserve"> = c1 * c2; </w:t>
+        <w:t xml:space="preserve"> prod = c1 * c2; </w:t>
       </w:r>
       <w:r>
         <w:rPr>
@@ -6139,7 +5121,6 @@
           <w:highlight w:val="white"/>
         </w:rPr>
       </w:pPr>
-      <w:proofErr w:type="spellStart"/>
       <w:r>
         <w:rPr>
           <w:rFonts w:ascii="Consolas" w:hAnsi="Consolas" w:cs="Cascadia Mono"/>
@@ -6158,18 +5139,27 @@
           <w:szCs w:val="19"/>
           <w:highlight w:val="white"/>
         </w:rPr>
-        <w:t>.WriteLine</w:t>
-      </w:r>
-      <w:proofErr w:type="spellEnd"/>
-      <w:r>
-        <w:rPr>
-          <w:rFonts w:ascii="Consolas" w:hAnsi="Consolas" w:cs="Cascadia Mono"/>
-          <w:color w:val="000000"/>
+        <w:t>.WriteLine(</w:t>
+      </w:r>
+      <w:r>
+        <w:rPr>
+          <w:rFonts w:ascii="Consolas" w:hAnsi="Consolas" w:cs="Cascadia Mono"/>
+          <w:color w:val="A31515"/>
           <w:sz w:val="18"/>
           <w:szCs w:val="19"/>
           <w:highlight w:val="white"/>
         </w:rPr>
-        <w:t>(</w:t>
+        <w:t>$"Произведение (</w:t>
+      </w:r>
+      <w:r>
+        <w:rPr>
+          <w:rFonts w:ascii="Consolas" w:hAnsi="Consolas" w:cs="Cascadia Mono"/>
+          <w:color w:val="000000"/>
+          <w:sz w:val="18"/>
+          <w:szCs w:val="19"/>
+          <w:highlight w:val="white"/>
+        </w:rPr>
+        <w:t>{c1}</w:t>
       </w:r>
       <w:r>
         <w:rPr>
@@ -6179,7 +5169,7 @@
           <w:szCs w:val="19"/>
           <w:highlight w:val="white"/>
         </w:rPr>
-        <w:t>$"Произведение (</w:t>
+        <w:t>)*(</w:t>
       </w:r>
       <w:r>
         <w:rPr>
@@ -6189,91 +5179,27 @@
           <w:szCs w:val="19"/>
           <w:highlight w:val="white"/>
         </w:rPr>
-        <w:t>{c1</w:t>
-      </w:r>
-      <w:proofErr w:type="gramStart"/>
-      <w:r>
-        <w:rPr>
-          <w:rFonts w:ascii="Consolas" w:hAnsi="Consolas" w:cs="Cascadia Mono"/>
-          <w:color w:val="000000"/>
+        <w:t>{c2}</w:t>
+      </w:r>
+      <w:r>
+        <w:rPr>
+          <w:rFonts w:ascii="Consolas" w:hAnsi="Consolas" w:cs="Cascadia Mono"/>
+          <w:color w:val="A31515"/>
           <w:sz w:val="18"/>
           <w:szCs w:val="19"/>
           <w:highlight w:val="white"/>
         </w:rPr>
-        <w:t>}</w:t>
-      </w:r>
-      <w:r>
-        <w:rPr>
-          <w:rFonts w:ascii="Consolas" w:hAnsi="Consolas" w:cs="Cascadia Mono"/>
-          <w:color w:val="A31515"/>
+        <w:t>)=</w:t>
+      </w:r>
+      <w:r>
+        <w:rPr>
+          <w:rFonts w:ascii="Consolas" w:hAnsi="Consolas" w:cs="Cascadia Mono"/>
+          <w:color w:val="000000"/>
           <w:sz w:val="18"/>
           <w:szCs w:val="19"/>
           <w:highlight w:val="white"/>
         </w:rPr>
-        <w:t>)*</w:t>
-      </w:r>
-      <w:proofErr w:type="gramEnd"/>
-      <w:r>
-        <w:rPr>
-          <w:rFonts w:ascii="Consolas" w:hAnsi="Consolas" w:cs="Cascadia Mono"/>
-          <w:color w:val="A31515"/>
-          <w:sz w:val="18"/>
-          <w:szCs w:val="19"/>
-          <w:highlight w:val="white"/>
-        </w:rPr>
-        <w:t>(</w:t>
-      </w:r>
-      <w:r>
-        <w:rPr>
-          <w:rFonts w:ascii="Consolas" w:hAnsi="Consolas" w:cs="Cascadia Mono"/>
-          <w:color w:val="000000"/>
-          <w:sz w:val="18"/>
-          <w:szCs w:val="19"/>
-          <w:highlight w:val="white"/>
-        </w:rPr>
-        <w:t>{c2}</w:t>
-      </w:r>
-      <w:r>
-        <w:rPr>
-          <w:rFonts w:ascii="Consolas" w:hAnsi="Consolas" w:cs="Cascadia Mono"/>
-          <w:color w:val="A31515"/>
-          <w:sz w:val="18"/>
-          <w:szCs w:val="19"/>
-          <w:highlight w:val="white"/>
-        </w:rPr>
-        <w:t>)=</w:t>
-      </w:r>
-      <w:r>
-        <w:rPr>
-          <w:rFonts w:ascii="Consolas" w:hAnsi="Consolas" w:cs="Cascadia Mono"/>
-          <w:color w:val="000000"/>
-          <w:sz w:val="18"/>
-          <w:szCs w:val="19"/>
-          <w:highlight w:val="white"/>
-        </w:rPr>
-        <w:t>{</w:t>
-      </w:r>
-      <w:proofErr w:type="spellStart"/>
-      <w:r>
-        <w:rPr>
-          <w:rFonts w:ascii="Consolas" w:hAnsi="Consolas" w:cs="Cascadia Mono"/>
-          <w:color w:val="000000"/>
-          <w:sz w:val="18"/>
-          <w:szCs w:val="19"/>
-          <w:highlight w:val="white"/>
-        </w:rPr>
-        <w:t>prod</w:t>
-      </w:r>
-      <w:proofErr w:type="spellEnd"/>
-      <w:r>
-        <w:rPr>
-          <w:rFonts w:ascii="Consolas" w:hAnsi="Consolas" w:cs="Cascadia Mono"/>
-          <w:color w:val="000000"/>
-          <w:sz w:val="18"/>
-          <w:szCs w:val="19"/>
-          <w:highlight w:val="white"/>
-        </w:rPr>
-        <w:t>}</w:t>
+        <w:t>{prod}</w:t>
       </w:r>
       <w:r>
         <w:rPr>
@@ -6312,7 +5238,6 @@
           <w:highlight w:val="white"/>
         </w:rPr>
       </w:pPr>
-      <w:proofErr w:type="spellStart"/>
       <w:r>
         <w:rPr>
           <w:rFonts w:ascii="Consolas" w:hAnsi="Consolas" w:cs="Cascadia Mono"/>
@@ -6323,7 +5248,6 @@
         </w:rPr>
         <w:t>var</w:t>
       </w:r>
-      <w:proofErr w:type="spellEnd"/>
       <w:r>
         <w:rPr>
           <w:rFonts w:ascii="Consolas" w:hAnsi="Consolas" w:cs="Cascadia Mono"/>
@@ -6332,20 +5256,18 @@
           <w:szCs w:val="19"/>
           <w:highlight w:val="white"/>
         </w:rPr>
-        <w:t xml:space="preserve"> </w:t>
-      </w:r>
-      <w:proofErr w:type="spellStart"/>
-      <w:r>
-        <w:rPr>
-          <w:rFonts w:ascii="Consolas" w:hAnsi="Consolas" w:cs="Cascadia Mono"/>
-          <w:color w:val="000000"/>
+        <w:t xml:space="preserve"> num = (</w:t>
+      </w:r>
+      <w:r>
+        <w:rPr>
+          <w:rFonts w:ascii="Consolas" w:hAnsi="Consolas" w:cs="Cascadia Mono"/>
+          <w:color w:val="0000FF"/>
           <w:sz w:val="18"/>
           <w:szCs w:val="19"/>
           <w:highlight w:val="white"/>
         </w:rPr>
-        <w:t>num</w:t>
-      </w:r>
-      <w:proofErr w:type="spellEnd"/>
+        <w:t>double</w:t>
+      </w:r>
       <w:r>
         <w:rPr>
           <w:rFonts w:ascii="Consolas" w:hAnsi="Consolas" w:cs="Cascadia Mono"/>
@@ -6354,61 +5276,17 @@
           <w:szCs w:val="19"/>
           <w:highlight w:val="white"/>
         </w:rPr>
-        <w:t xml:space="preserve"> = (</w:t>
-      </w:r>
-      <w:proofErr w:type="spellStart"/>
-      <w:r>
-        <w:rPr>
-          <w:rFonts w:ascii="Consolas" w:hAnsi="Consolas" w:cs="Cascadia Mono"/>
-          <w:color w:val="0000FF"/>
+        <w:t xml:space="preserve">)c1; </w:t>
+      </w:r>
+      <w:r>
+        <w:rPr>
+          <w:rFonts w:ascii="Consolas" w:hAnsi="Consolas" w:cs="Cascadia Mono"/>
+          <w:color w:val="008000"/>
           <w:sz w:val="18"/>
           <w:szCs w:val="19"/>
           <w:highlight w:val="white"/>
         </w:rPr>
-        <w:t>double</w:t>
-      </w:r>
-      <w:proofErr w:type="spellEnd"/>
-      <w:r>
-        <w:rPr>
-          <w:rFonts w:ascii="Consolas" w:hAnsi="Consolas" w:cs="Cascadia Mono"/>
-          <w:color w:val="000000"/>
-          <w:sz w:val="18"/>
-          <w:szCs w:val="19"/>
-          <w:highlight w:val="white"/>
-        </w:rPr>
-        <w:t xml:space="preserve">)c1; </w:t>
-      </w:r>
-      <w:r>
-        <w:rPr>
-          <w:rFonts w:ascii="Consolas" w:hAnsi="Consolas" w:cs="Cascadia Mono"/>
-          <w:color w:val="008000"/>
-          <w:sz w:val="18"/>
-          <w:szCs w:val="19"/>
-          <w:highlight w:val="white"/>
-        </w:rPr>
-        <w:t>// Явное (</w:t>
-      </w:r>
-      <w:proofErr w:type="spellStart"/>
-      <w:r>
-        <w:rPr>
-          <w:rFonts w:ascii="Consolas" w:hAnsi="Consolas" w:cs="Cascadia Mono"/>
-          <w:color w:val="008000"/>
-          <w:sz w:val="18"/>
-          <w:szCs w:val="19"/>
-          <w:highlight w:val="white"/>
-        </w:rPr>
-        <w:t>explicit</w:t>
-      </w:r>
-      <w:proofErr w:type="spellEnd"/>
-      <w:r>
-        <w:rPr>
-          <w:rFonts w:ascii="Consolas" w:hAnsi="Consolas" w:cs="Cascadia Mono"/>
-          <w:color w:val="008000"/>
-          <w:sz w:val="18"/>
-          <w:szCs w:val="19"/>
-          <w:highlight w:val="white"/>
-        </w:rPr>
-        <w:t>) преобразование в вещественное число</w:t>
+        <w:t>// Явное (explicit) преобразование в вещественное число</w:t>
       </w:r>
     </w:p>
     <w:p>
@@ -6427,7 +5305,6 @@
           <w:highlight w:val="white"/>
         </w:rPr>
       </w:pPr>
-      <w:proofErr w:type="spellStart"/>
       <w:r>
         <w:rPr>
           <w:rFonts w:ascii="Consolas" w:hAnsi="Consolas" w:cs="Cascadia Mono"/>
@@ -6446,18 +5323,27 @@
           <w:szCs w:val="19"/>
           <w:highlight w:val="white"/>
         </w:rPr>
-        <w:t>.WriteLine</w:t>
-      </w:r>
-      <w:proofErr w:type="spellEnd"/>
-      <w:r>
-        <w:rPr>
-          <w:rFonts w:ascii="Consolas" w:hAnsi="Consolas" w:cs="Cascadia Mono"/>
-          <w:color w:val="000000"/>
+        <w:t>.WriteLine(</w:t>
+      </w:r>
+      <w:r>
+        <w:rPr>
+          <w:rFonts w:ascii="Consolas" w:hAnsi="Consolas" w:cs="Cascadia Mono"/>
+          <w:color w:val="A31515"/>
           <w:sz w:val="18"/>
           <w:szCs w:val="19"/>
           <w:highlight w:val="white"/>
         </w:rPr>
-        <w:t>(</w:t>
+        <w:t xml:space="preserve">$"Явное (explicit) преобразование </w:t>
+      </w:r>
+      <w:r>
+        <w:rPr>
+          <w:rFonts w:ascii="Consolas" w:hAnsi="Consolas" w:cs="Cascadia Mono"/>
+          <w:color w:val="000000"/>
+          <w:sz w:val="18"/>
+          <w:szCs w:val="19"/>
+          <w:highlight w:val="white"/>
+        </w:rPr>
+        <w:t>{c1}</w:t>
       </w:r>
       <w:r>
         <w:rPr>
@@ -6467,81 +5353,17 @@
           <w:szCs w:val="19"/>
           <w:highlight w:val="white"/>
         </w:rPr>
-        <w:t>$"Явное (</w:t>
-      </w:r>
-      <w:proofErr w:type="spellStart"/>
-      <w:r>
-        <w:rPr>
-          <w:rFonts w:ascii="Consolas" w:hAnsi="Consolas" w:cs="Cascadia Mono"/>
-          <w:color w:val="A31515"/>
+        <w:t xml:space="preserve"> в вещественное число </w:t>
+      </w:r>
+      <w:r>
+        <w:rPr>
+          <w:rFonts w:ascii="Consolas" w:hAnsi="Consolas" w:cs="Cascadia Mono"/>
+          <w:color w:val="000000"/>
           <w:sz w:val="18"/>
           <w:szCs w:val="19"/>
           <w:highlight w:val="white"/>
         </w:rPr>
-        <w:t>explicit</w:t>
-      </w:r>
-      <w:proofErr w:type="spellEnd"/>
-      <w:r>
-        <w:rPr>
-          <w:rFonts w:ascii="Consolas" w:hAnsi="Consolas" w:cs="Cascadia Mono"/>
-          <w:color w:val="A31515"/>
-          <w:sz w:val="18"/>
-          <w:szCs w:val="19"/>
-          <w:highlight w:val="white"/>
-        </w:rPr>
-        <w:t xml:space="preserve">) преобразование </w:t>
-      </w:r>
-      <w:r>
-        <w:rPr>
-          <w:rFonts w:ascii="Consolas" w:hAnsi="Consolas" w:cs="Cascadia Mono"/>
-          <w:color w:val="000000"/>
-          <w:sz w:val="18"/>
-          <w:szCs w:val="19"/>
-          <w:highlight w:val="white"/>
-        </w:rPr>
-        <w:t>{c1}</w:t>
-      </w:r>
-      <w:r>
-        <w:rPr>
-          <w:rFonts w:ascii="Consolas" w:hAnsi="Consolas" w:cs="Cascadia Mono"/>
-          <w:color w:val="A31515"/>
-          <w:sz w:val="18"/>
-          <w:szCs w:val="19"/>
-          <w:highlight w:val="white"/>
-        </w:rPr>
-        <w:t xml:space="preserve"> в вещественное число </w:t>
-      </w:r>
-      <w:r>
-        <w:rPr>
-          <w:rFonts w:ascii="Consolas" w:hAnsi="Consolas" w:cs="Cascadia Mono"/>
-          <w:color w:val="000000"/>
-          <w:sz w:val="18"/>
-          <w:szCs w:val="19"/>
-          <w:highlight w:val="white"/>
-        </w:rPr>
-        <w:t>{</w:t>
-      </w:r>
-      <w:proofErr w:type="spellStart"/>
-      <w:r>
-        <w:rPr>
-          <w:rFonts w:ascii="Consolas" w:hAnsi="Consolas" w:cs="Cascadia Mono"/>
-          <w:color w:val="000000"/>
-          <w:sz w:val="18"/>
-          <w:szCs w:val="19"/>
-          <w:highlight w:val="white"/>
-        </w:rPr>
-        <w:t>num</w:t>
-      </w:r>
-      <w:proofErr w:type="spellEnd"/>
-      <w:r>
-        <w:rPr>
-          <w:rFonts w:ascii="Consolas" w:hAnsi="Consolas" w:cs="Cascadia Mono"/>
-          <w:color w:val="000000"/>
-          <w:sz w:val="18"/>
-          <w:szCs w:val="19"/>
-          <w:highlight w:val="white"/>
-        </w:rPr>
-        <w:t>}</w:t>
+        <w:t>{num}</w:t>
       </w:r>
       <w:r>
         <w:rPr>
@@ -6580,7 +5402,6 @@
           <w:highlight w:val="white"/>
         </w:rPr>
       </w:pPr>
-      <w:proofErr w:type="spellStart"/>
       <w:r>
         <w:rPr>
           <w:rFonts w:ascii="Consolas" w:hAnsi="Consolas" w:cs="Cascadia Mono"/>
@@ -6591,7 +5412,6 @@
         </w:rPr>
         <w:t>Complex</w:t>
       </w:r>
-      <w:proofErr w:type="spellEnd"/>
       <w:r>
         <w:rPr>
           <w:rFonts w:ascii="Consolas" w:hAnsi="Consolas" w:cs="Cascadia Mono"/>
@@ -6600,61 +5420,17 @@
           <w:szCs w:val="19"/>
           <w:highlight w:val="white"/>
         </w:rPr>
-        <w:t xml:space="preserve"> c3 = </w:t>
-      </w:r>
-      <w:proofErr w:type="spellStart"/>
-      <w:r>
-        <w:rPr>
-          <w:rFonts w:ascii="Consolas" w:hAnsi="Consolas" w:cs="Cascadia Mono"/>
-          <w:color w:val="000000"/>
+        <w:t xml:space="preserve"> c3 = num; </w:t>
+      </w:r>
+      <w:r>
+        <w:rPr>
+          <w:rFonts w:ascii="Consolas" w:hAnsi="Consolas" w:cs="Cascadia Mono"/>
+          <w:color w:val="008000"/>
           <w:sz w:val="18"/>
           <w:szCs w:val="19"/>
           <w:highlight w:val="white"/>
         </w:rPr>
-        <w:t>num</w:t>
-      </w:r>
-      <w:proofErr w:type="spellEnd"/>
-      <w:r>
-        <w:rPr>
-          <w:rFonts w:ascii="Consolas" w:hAnsi="Consolas" w:cs="Cascadia Mono"/>
-          <w:color w:val="000000"/>
-          <w:sz w:val="18"/>
-          <w:szCs w:val="19"/>
-          <w:highlight w:val="white"/>
-        </w:rPr>
-        <w:t xml:space="preserve">; </w:t>
-      </w:r>
-      <w:r>
-        <w:rPr>
-          <w:rFonts w:ascii="Consolas" w:hAnsi="Consolas" w:cs="Cascadia Mono"/>
-          <w:color w:val="008000"/>
-          <w:sz w:val="18"/>
-          <w:szCs w:val="19"/>
-          <w:highlight w:val="white"/>
-        </w:rPr>
-        <w:t>// Неявное (</w:t>
-      </w:r>
-      <w:proofErr w:type="spellStart"/>
-      <w:r>
-        <w:rPr>
-          <w:rFonts w:ascii="Consolas" w:hAnsi="Consolas" w:cs="Cascadia Mono"/>
-          <w:color w:val="008000"/>
-          <w:sz w:val="18"/>
-          <w:szCs w:val="19"/>
-          <w:highlight w:val="white"/>
-        </w:rPr>
-        <w:t>implicit</w:t>
-      </w:r>
-      <w:proofErr w:type="spellEnd"/>
-      <w:r>
-        <w:rPr>
-          <w:rFonts w:ascii="Consolas" w:hAnsi="Consolas" w:cs="Cascadia Mono"/>
-          <w:color w:val="008000"/>
-          <w:sz w:val="18"/>
-          <w:szCs w:val="19"/>
-          <w:highlight w:val="white"/>
-        </w:rPr>
-        <w:t>) преобразование в комплексное число</w:t>
+        <w:t>// Неявное (implicit) преобразование в комплексное число</w:t>
       </w:r>
     </w:p>
     <w:p>
@@ -6667,7 +5443,6 @@
           <w:szCs w:val="22"/>
         </w:rPr>
       </w:pPr>
-      <w:proofErr w:type="spellStart"/>
       <w:r>
         <w:rPr>
           <w:rFonts w:ascii="Consolas" w:hAnsi="Consolas" w:cs="Cascadia Mono"/>
@@ -6686,82 +5461,27 @@
           <w:szCs w:val="19"/>
           <w:highlight w:val="white"/>
         </w:rPr>
-        <w:t>.WriteLine</w:t>
-      </w:r>
-      <w:proofErr w:type="spellEnd"/>
-      <w:r>
-        <w:rPr>
-          <w:rFonts w:ascii="Consolas" w:hAnsi="Consolas" w:cs="Cascadia Mono"/>
-          <w:color w:val="000000"/>
+        <w:t>.WriteLine(</w:t>
+      </w:r>
+      <w:r>
+        <w:rPr>
+          <w:rFonts w:ascii="Consolas" w:hAnsi="Consolas" w:cs="Cascadia Mono"/>
+          <w:color w:val="A31515"/>
           <w:sz w:val="18"/>
           <w:szCs w:val="19"/>
           <w:highlight w:val="white"/>
         </w:rPr>
-        <w:t>(</w:t>
-      </w:r>
-      <w:r>
-        <w:rPr>
-          <w:rFonts w:ascii="Consolas" w:hAnsi="Consolas" w:cs="Cascadia Mono"/>
-          <w:color w:val="A31515"/>
+        <w:t xml:space="preserve">$"Неявное (implicit) преобразование </w:t>
+      </w:r>
+      <w:r>
+        <w:rPr>
+          <w:rFonts w:ascii="Consolas" w:hAnsi="Consolas" w:cs="Cascadia Mono"/>
+          <w:color w:val="000000"/>
           <w:sz w:val="18"/>
           <w:szCs w:val="19"/>
           <w:highlight w:val="white"/>
         </w:rPr>
-        <w:t>$"Неявное (</w:t>
-      </w:r>
-      <w:proofErr w:type="spellStart"/>
-      <w:r>
-        <w:rPr>
-          <w:rFonts w:ascii="Consolas" w:hAnsi="Consolas" w:cs="Cascadia Mono"/>
-          <w:color w:val="A31515"/>
-          <w:sz w:val="18"/>
-          <w:szCs w:val="19"/>
-          <w:highlight w:val="white"/>
-        </w:rPr>
-        <w:t>implicit</w:t>
-      </w:r>
-      <w:proofErr w:type="spellEnd"/>
-      <w:r>
-        <w:rPr>
-          <w:rFonts w:ascii="Consolas" w:hAnsi="Consolas" w:cs="Cascadia Mono"/>
-          <w:color w:val="A31515"/>
-          <w:sz w:val="18"/>
-          <w:szCs w:val="19"/>
-          <w:highlight w:val="white"/>
-        </w:rPr>
-        <w:t xml:space="preserve">) преобразование </w:t>
-      </w:r>
-      <w:r>
-        <w:rPr>
-          <w:rFonts w:ascii="Consolas" w:hAnsi="Consolas" w:cs="Cascadia Mono"/>
-          <w:color w:val="000000"/>
-          <w:sz w:val="18"/>
-          <w:szCs w:val="19"/>
-          <w:highlight w:val="white"/>
-        </w:rPr>
-        <w:t>{</w:t>
-      </w:r>
-      <w:proofErr w:type="spellStart"/>
-      <w:r>
-        <w:rPr>
-          <w:rFonts w:ascii="Consolas" w:hAnsi="Consolas" w:cs="Cascadia Mono"/>
-          <w:color w:val="000000"/>
-          <w:sz w:val="18"/>
-          <w:szCs w:val="19"/>
-          <w:highlight w:val="white"/>
-        </w:rPr>
-        <w:t>num</w:t>
-      </w:r>
-      <w:proofErr w:type="spellEnd"/>
-      <w:r>
-        <w:rPr>
-          <w:rFonts w:ascii="Consolas" w:hAnsi="Consolas" w:cs="Cascadia Mono"/>
-          <w:color w:val="000000"/>
-          <w:sz w:val="18"/>
-          <w:szCs w:val="19"/>
-          <w:highlight w:val="white"/>
-        </w:rPr>
-        <w:t>}</w:t>
+        <w:t>{num}</w:t>
       </w:r>
       <w:r>
         <w:rPr>
@@ -7183,29 +5903,7 @@
           <w:szCs w:val="22"/>
           <w:lang w:bidi="ru-RU"/>
         </w:rPr>
-        <w:t>Класс Вектор (</w:t>
-      </w:r>
-      <w:proofErr w:type="spellStart"/>
-      <w:r>
-        <w:rPr>
-          <w:b/>
-          <w:bCs/>
-          <w:sz w:val="22"/>
-          <w:szCs w:val="22"/>
-          <w:lang w:bidi="ru-RU"/>
-        </w:rPr>
-        <w:t>Vector</w:t>
-      </w:r>
-      <w:proofErr w:type="spellEnd"/>
-      <w:r>
-        <w:rPr>
-          <w:b/>
-          <w:bCs/>
-          <w:sz w:val="22"/>
-          <w:szCs w:val="22"/>
-          <w:lang w:bidi="ru-RU"/>
-        </w:rPr>
-        <w:t>)</w:t>
+        <w:t>Класс Вектор (Vector)</w:t>
       </w:r>
       <w:r>
         <w:rPr>
@@ -7352,27 +6050,7 @@
           <w:szCs w:val="22"/>
           <w:lang w:bidi="ru-RU"/>
         </w:rPr>
-        <w:t xml:space="preserve">Перегрузка </w:t>
-      </w:r>
-      <w:proofErr w:type="gramStart"/>
-      <w:r>
-        <w:rPr>
-          <w:bCs/>
-          <w:sz w:val="22"/>
-          <w:szCs w:val="22"/>
-          <w:lang w:bidi="ru-RU"/>
-        </w:rPr>
-        <w:t>оператора !</w:t>
-      </w:r>
-      <w:proofErr w:type="gramEnd"/>
-      <w:r>
-        <w:rPr>
-          <w:bCs/>
-          <w:sz w:val="22"/>
-          <w:szCs w:val="22"/>
-          <w:lang w:bidi="ru-RU"/>
-        </w:rPr>
-        <w:t>= (сравнение векторов на неравенство)</w:t>
+        <w:t>Перегрузка оператора != (сравнение векторов на неравенство)</w:t>
       </w:r>
     </w:p>
     <w:p>
@@ -7419,29 +6097,7 @@
           <w:szCs w:val="22"/>
           <w:lang w:bidi="ru-RU"/>
         </w:rPr>
-        <w:t>Класс Матрица (</w:t>
-      </w:r>
-      <w:proofErr w:type="spellStart"/>
-      <w:r>
-        <w:rPr>
-          <w:b/>
-          <w:bCs/>
-          <w:sz w:val="22"/>
-          <w:szCs w:val="22"/>
-          <w:lang w:bidi="ru-RU"/>
-        </w:rPr>
-        <w:t>Matrix</w:t>
-      </w:r>
-      <w:proofErr w:type="spellEnd"/>
-      <w:r>
-        <w:rPr>
-          <w:b/>
-          <w:bCs/>
-          <w:sz w:val="22"/>
-          <w:szCs w:val="22"/>
-          <w:lang w:bidi="ru-RU"/>
-        </w:rPr>
-        <w:t>)</w:t>
+        <w:t>Класс Матрица (Matrix)</w:t>
       </w:r>
       <w:r>
         <w:rPr>
@@ -7589,29 +6245,7 @@
           <w:szCs w:val="22"/>
           <w:lang w:bidi="ru-RU"/>
         </w:rPr>
-        <w:t>Класс Время (</w:t>
-      </w:r>
-      <w:proofErr w:type="spellStart"/>
-      <w:r>
-        <w:rPr>
-          <w:b/>
-          <w:bCs/>
-          <w:sz w:val="22"/>
-          <w:szCs w:val="22"/>
-          <w:lang w:bidi="ru-RU"/>
-        </w:rPr>
-        <w:t>Time</w:t>
-      </w:r>
-      <w:proofErr w:type="spellEnd"/>
-      <w:r>
-        <w:rPr>
-          <w:b/>
-          <w:bCs/>
-          <w:sz w:val="22"/>
-          <w:szCs w:val="22"/>
-          <w:lang w:bidi="ru-RU"/>
-        </w:rPr>
-        <w:t>)</w:t>
+        <w:t>Класс Время (Time)</w:t>
       </w:r>
       <w:r>
         <w:rPr>
@@ -7735,27 +6369,7 @@
           <w:szCs w:val="22"/>
           <w:lang w:bidi="ru-RU"/>
         </w:rPr>
-        <w:t xml:space="preserve">Перегрузка </w:t>
-      </w:r>
-      <w:proofErr w:type="gramStart"/>
-      <w:r>
-        <w:rPr>
-          <w:bCs/>
-          <w:sz w:val="22"/>
-          <w:szCs w:val="22"/>
-          <w:lang w:bidi="ru-RU"/>
-        </w:rPr>
-        <w:t>оператора !</w:t>
-      </w:r>
-      <w:proofErr w:type="gramEnd"/>
-      <w:r>
-        <w:rPr>
-          <w:bCs/>
-          <w:sz w:val="22"/>
-          <w:szCs w:val="22"/>
-          <w:lang w:bidi="ru-RU"/>
-        </w:rPr>
-        <w:t>= (сравнение временных интервалов на неравенство)</w:t>
+        <w:t>Перегрузка оператора != (сравнение временных интервалов на неравенство)</w:t>
       </w:r>
     </w:p>
     <w:p>
@@ -7778,27 +6392,7 @@
           <w:szCs w:val="22"/>
           <w:lang w:bidi="ru-RU"/>
         </w:rPr>
-        <w:t>Перегрузка оператора </w:t>
-      </w:r>
-      <w:proofErr w:type="gramStart"/>
-      <w:r>
-        <w:rPr>
-          <w:bCs/>
-          <w:sz w:val="22"/>
-          <w:szCs w:val="22"/>
-          <w:lang w:bidi="ru-RU"/>
-        </w:rPr>
-        <w:t>&lt; (</w:t>
-      </w:r>
-      <w:proofErr w:type="gramEnd"/>
-      <w:r>
-        <w:rPr>
-          <w:bCs/>
-          <w:sz w:val="22"/>
-          <w:szCs w:val="22"/>
-          <w:lang w:bidi="ru-RU"/>
-        </w:rPr>
-        <w:t>сравнение временных интервалов)</w:t>
+        <w:t>Перегрузка оператора &lt; (сравнение временных интервалов)</w:t>
       </w:r>
     </w:p>
     <w:p>
@@ -7822,27 +6416,7 @@
           <w:lang w:bidi="ru-RU"/>
         </w:rPr>
         <w:lastRenderedPageBreak/>
-        <w:t xml:space="preserve">Перегрузка </w:t>
-      </w:r>
-      <w:proofErr w:type="gramStart"/>
-      <w:r>
-        <w:rPr>
-          <w:bCs/>
-          <w:sz w:val="22"/>
-          <w:szCs w:val="22"/>
-          <w:lang w:bidi="ru-RU"/>
-        </w:rPr>
-        <w:t>оператора &gt;</w:t>
-      </w:r>
-      <w:proofErr w:type="gramEnd"/>
-      <w:r>
-        <w:rPr>
-          <w:bCs/>
-          <w:sz w:val="22"/>
-          <w:szCs w:val="22"/>
-          <w:lang w:bidi="ru-RU"/>
-        </w:rPr>
-        <w:t> (сравнение временных интервалов)</w:t>
+        <w:t>Перегрузка оператора &gt; (сравнение временных интервалов)</w:t>
       </w:r>
     </w:p>
     <w:p>
@@ -7866,29 +6440,7 @@
           <w:szCs w:val="22"/>
           <w:lang w:bidi="ru-RU"/>
         </w:rPr>
-        <w:t>Класс Цвет (</w:t>
-      </w:r>
-      <w:proofErr w:type="spellStart"/>
-      <w:r>
-        <w:rPr>
-          <w:b/>
-          <w:bCs/>
-          <w:sz w:val="22"/>
-          <w:szCs w:val="22"/>
-          <w:lang w:bidi="ru-RU"/>
-        </w:rPr>
-        <w:t>Color</w:t>
-      </w:r>
-      <w:proofErr w:type="spellEnd"/>
-      <w:r>
-        <w:rPr>
-          <w:b/>
-          <w:bCs/>
-          <w:sz w:val="22"/>
-          <w:szCs w:val="22"/>
-          <w:lang w:bidi="ru-RU"/>
-        </w:rPr>
-        <w:t>)</w:t>
+        <w:t>Класс Цвет (Color)</w:t>
       </w:r>
       <w:r>
         <w:rPr>
@@ -8012,27 +6564,7 @@
           <w:szCs w:val="22"/>
           <w:lang w:bidi="ru-RU"/>
         </w:rPr>
-        <w:t xml:space="preserve">Перегрузка </w:t>
-      </w:r>
-      <w:proofErr w:type="gramStart"/>
-      <w:r>
-        <w:rPr>
-          <w:bCs/>
-          <w:sz w:val="22"/>
-          <w:szCs w:val="22"/>
-          <w:lang w:bidi="ru-RU"/>
-        </w:rPr>
-        <w:t>оператора !</w:t>
-      </w:r>
-      <w:proofErr w:type="gramEnd"/>
-      <w:r>
-        <w:rPr>
-          <w:bCs/>
-          <w:sz w:val="22"/>
-          <w:szCs w:val="22"/>
-          <w:lang w:bidi="ru-RU"/>
-        </w:rPr>
-        <w:t>= (сравнение цветов на неравенство)</w:t>
+        <w:t>Перегрузка оператора != (сравнение цветов на неравенство)</w:t>
       </w:r>
     </w:p>
     <w:p>
@@ -8079,29 +6611,7 @@
           <w:szCs w:val="22"/>
           <w:lang w:bidi="ru-RU"/>
         </w:rPr>
-        <w:t>Класс Дата (</w:t>
-      </w:r>
-      <w:proofErr w:type="spellStart"/>
-      <w:r>
-        <w:rPr>
-          <w:b/>
-          <w:bCs/>
-          <w:sz w:val="22"/>
-          <w:szCs w:val="22"/>
-          <w:lang w:bidi="ru-RU"/>
-        </w:rPr>
-        <w:t>Date</w:t>
-      </w:r>
-      <w:proofErr w:type="spellEnd"/>
-      <w:r>
-        <w:rPr>
-          <w:b/>
-          <w:bCs/>
-          <w:sz w:val="22"/>
-          <w:szCs w:val="22"/>
-          <w:lang w:bidi="ru-RU"/>
-        </w:rPr>
-        <w:t>)</w:t>
+        <w:t>Класс Дата (Date)</w:t>
       </w:r>
       <w:r>
         <w:rPr>
@@ -8225,27 +6735,7 @@
           <w:szCs w:val="22"/>
           <w:lang w:bidi="ru-RU"/>
         </w:rPr>
-        <w:t xml:space="preserve">Перегрузка </w:t>
-      </w:r>
-      <w:proofErr w:type="gramStart"/>
-      <w:r>
-        <w:rPr>
-          <w:bCs/>
-          <w:sz w:val="22"/>
-          <w:szCs w:val="22"/>
-          <w:lang w:bidi="ru-RU"/>
-        </w:rPr>
-        <w:t>оператора !</w:t>
-      </w:r>
-      <w:proofErr w:type="gramEnd"/>
-      <w:r>
-        <w:rPr>
-          <w:bCs/>
-          <w:sz w:val="22"/>
-          <w:szCs w:val="22"/>
-          <w:lang w:bidi="ru-RU"/>
-        </w:rPr>
-        <w:t>= (сравнение дат на неравенство)</w:t>
+        <w:t>Перегрузка оператора != (сравнение дат на неравенство)</w:t>
       </w:r>
     </w:p>
     <w:p>
@@ -8268,27 +6758,7 @@
           <w:szCs w:val="22"/>
           <w:lang w:bidi="ru-RU"/>
         </w:rPr>
-        <w:t>Перегрузка оператора </w:t>
-      </w:r>
-      <w:proofErr w:type="gramStart"/>
-      <w:r>
-        <w:rPr>
-          <w:bCs/>
-          <w:sz w:val="22"/>
-          <w:szCs w:val="22"/>
-          <w:lang w:bidi="ru-RU"/>
-        </w:rPr>
-        <w:t>&lt; (</w:t>
-      </w:r>
-      <w:proofErr w:type="gramEnd"/>
-      <w:r>
-        <w:rPr>
-          <w:bCs/>
-          <w:sz w:val="22"/>
-          <w:szCs w:val="22"/>
-          <w:lang w:bidi="ru-RU"/>
-        </w:rPr>
-        <w:t>сравнение дат)</w:t>
+        <w:t>Перегрузка оператора &lt; (сравнение дат)</w:t>
       </w:r>
     </w:p>
     <w:p>
@@ -8311,27 +6781,7 @@
           <w:szCs w:val="22"/>
           <w:lang w:bidi="ru-RU"/>
         </w:rPr>
-        <w:t xml:space="preserve">Перегрузка </w:t>
-      </w:r>
-      <w:proofErr w:type="gramStart"/>
-      <w:r>
-        <w:rPr>
-          <w:bCs/>
-          <w:sz w:val="22"/>
-          <w:szCs w:val="22"/>
-          <w:lang w:bidi="ru-RU"/>
-        </w:rPr>
-        <w:t>оператора &gt;</w:t>
-      </w:r>
-      <w:proofErr w:type="gramEnd"/>
-      <w:r>
-        <w:rPr>
-          <w:bCs/>
-          <w:sz w:val="22"/>
-          <w:szCs w:val="22"/>
-          <w:lang w:bidi="ru-RU"/>
-        </w:rPr>
-        <w:t> (сравнение дат)</w:t>
+        <w:t>Перегрузка оператора &gt; (сравнение дат)</w:t>
       </w:r>
     </w:p>
     <w:p>
@@ -8355,29 +6805,7 @@
           <w:szCs w:val="22"/>
           <w:lang w:bidi="ru-RU"/>
         </w:rPr>
-        <w:t>Класс Диапазон (</w:t>
-      </w:r>
-      <w:proofErr w:type="spellStart"/>
-      <w:r>
-        <w:rPr>
-          <w:b/>
-          <w:bCs/>
-          <w:sz w:val="22"/>
-          <w:szCs w:val="22"/>
-          <w:lang w:bidi="ru-RU"/>
-        </w:rPr>
-        <w:t>Range</w:t>
-      </w:r>
-      <w:proofErr w:type="spellEnd"/>
-      <w:r>
-        <w:rPr>
-          <w:b/>
-          <w:bCs/>
-          <w:sz w:val="22"/>
-          <w:szCs w:val="22"/>
-          <w:lang w:bidi="ru-RU"/>
-        </w:rPr>
-        <w:t>)</w:t>
+        <w:t>Класс Диапазон (Range)</w:t>
       </w:r>
       <w:r>
         <w:rPr>
@@ -8502,27 +6930,7 @@
           <w:lang w:bidi="ru-RU"/>
         </w:rPr>
         <w:lastRenderedPageBreak/>
-        <w:t xml:space="preserve">Перегрузка </w:t>
-      </w:r>
-      <w:proofErr w:type="gramStart"/>
-      <w:r>
-        <w:rPr>
-          <w:bCs/>
-          <w:sz w:val="22"/>
-          <w:szCs w:val="22"/>
-          <w:lang w:bidi="ru-RU"/>
-        </w:rPr>
-        <w:t>оператора !</w:t>
-      </w:r>
-      <w:proofErr w:type="gramEnd"/>
-      <w:r>
-        <w:rPr>
-          <w:bCs/>
-          <w:sz w:val="22"/>
-          <w:szCs w:val="22"/>
-          <w:lang w:bidi="ru-RU"/>
-        </w:rPr>
-        <w:t>= (сравнение диапазонов на неравенство)</w:t>
+        <w:t>Перегрузка оператора != (сравнение диапазонов на неравенство)</w:t>
       </w:r>
     </w:p>
     <w:p>
@@ -8634,17 +7042,8 @@
           <w:sz w:val="22"/>
           <w:szCs w:val="22"/>
         </w:rPr>
-        <w:t>Создайте новый класс с именем </w:t>
-      </w:r>
-      <w:proofErr w:type="spellStart"/>
-      <w:r>
-        <w:rPr>
-          <w:sz w:val="22"/>
-          <w:szCs w:val="22"/>
-        </w:rPr>
-        <w:t>Complex</w:t>
-      </w:r>
-      <w:proofErr w:type="spellEnd"/>
+        <w:t>Создайте новый класс с именем Complex</w:t>
+      </w:r>
     </w:p>
     <w:p>
       <w:pPr>
@@ -8678,37 +7077,12 @@
           <w:szCs w:val="22"/>
         </w:rPr>
       </w:pPr>
-      <w:proofErr w:type="spellStart"/>
-      <w:r>
-        <w:rPr>
-          <w:sz w:val="22"/>
-          <w:szCs w:val="22"/>
-        </w:rPr>
-        <w:t>Re</w:t>
-      </w:r>
-      <w:proofErr w:type="spellEnd"/>
-      <w:r>
-        <w:rPr>
-          <w:sz w:val="22"/>
-          <w:szCs w:val="22"/>
-        </w:rPr>
-        <w:t> (вещественная часть, тип </w:t>
-      </w:r>
-      <w:proofErr w:type="spellStart"/>
-      <w:r>
-        <w:rPr>
-          <w:sz w:val="22"/>
-          <w:szCs w:val="22"/>
-        </w:rPr>
-        <w:t>double</w:t>
-      </w:r>
-      <w:proofErr w:type="spellEnd"/>
-      <w:r>
-        <w:rPr>
-          <w:sz w:val="22"/>
-          <w:szCs w:val="22"/>
-        </w:rPr>
-        <w:t>)</w:t>
+      <w:r>
+        <w:rPr>
+          <w:sz w:val="22"/>
+          <w:szCs w:val="22"/>
+        </w:rPr>
+        <w:t>Re (вещественная часть, тип double)</w:t>
       </w:r>
     </w:p>
     <w:p>
@@ -8723,37 +7097,12 @@
           <w:szCs w:val="22"/>
         </w:rPr>
       </w:pPr>
-      <w:proofErr w:type="spellStart"/>
-      <w:r>
-        <w:rPr>
-          <w:sz w:val="22"/>
-          <w:szCs w:val="22"/>
-        </w:rPr>
-        <w:t>Im</w:t>
-      </w:r>
-      <w:proofErr w:type="spellEnd"/>
-      <w:r>
-        <w:rPr>
-          <w:sz w:val="22"/>
-          <w:szCs w:val="22"/>
-        </w:rPr>
-        <w:t> (мнимая часть, тип </w:t>
-      </w:r>
-      <w:proofErr w:type="spellStart"/>
-      <w:r>
-        <w:rPr>
-          <w:sz w:val="22"/>
-          <w:szCs w:val="22"/>
-        </w:rPr>
-        <w:t>double</w:t>
-      </w:r>
-      <w:proofErr w:type="spellEnd"/>
-      <w:r>
-        <w:rPr>
-          <w:sz w:val="22"/>
-          <w:szCs w:val="22"/>
-        </w:rPr>
-        <w:t>)</w:t>
+      <w:r>
+        <w:rPr>
+          <w:sz w:val="22"/>
+          <w:szCs w:val="22"/>
+        </w:rPr>
+        <w:t>Im (мнимая часть, тип double)</w:t>
       </w:r>
     </w:p>
     <w:p>
@@ -8811,39 +7160,7 @@
           <w:sz w:val="22"/>
           <w:szCs w:val="22"/>
         </w:rPr>
-        <w:t>Это основа для представления комплексного числа в форме </w:t>
-      </w:r>
-      <w:proofErr w:type="spellStart"/>
-      <w:r>
-        <w:rPr>
-          <w:sz w:val="22"/>
-          <w:szCs w:val="22"/>
-        </w:rPr>
-        <w:t>Re</w:t>
-      </w:r>
-      <w:proofErr w:type="spellEnd"/>
-      <w:r>
-        <w:rPr>
-          <w:sz w:val="22"/>
-          <w:szCs w:val="22"/>
-        </w:rPr>
-        <w:t xml:space="preserve"> + </w:t>
-      </w:r>
-      <w:proofErr w:type="spellStart"/>
-      <w:r>
-        <w:rPr>
-          <w:sz w:val="22"/>
-          <w:szCs w:val="22"/>
-        </w:rPr>
-        <w:t>Im</w:t>
-      </w:r>
-      <w:proofErr w:type="spellEnd"/>
-      <w:r>
-        <w:rPr>
-          <w:sz w:val="22"/>
-          <w:szCs w:val="22"/>
-        </w:rPr>
-        <w:t>*i</w:t>
+        <w:t>Это основа для представления комплексного числа в форме Re + Im*i</w:t>
       </w:r>
     </w:p>
     <w:p>
@@ -8905,31 +7222,13 @@
           <w:szCs w:val="22"/>
         </w:rPr>
       </w:pPr>
-      <w:proofErr w:type="spellStart"/>
-      <w:r>
-        <w:rPr>
-          <w:sz w:val="22"/>
-          <w:szCs w:val="22"/>
-        </w:rPr>
-        <w:t>Complex</w:t>
-      </w:r>
-      <w:proofErr w:type="spellEnd"/>
-      <w:r>
-        <w:rPr>
-          <w:sz w:val="22"/>
-          <w:szCs w:val="22"/>
-        </w:rPr>
-        <w:t xml:space="preserve"> + </w:t>
-      </w:r>
-      <w:proofErr w:type="spellStart"/>
-      <w:r>
-        <w:rPr>
-          <w:sz w:val="22"/>
-          <w:szCs w:val="22"/>
-        </w:rPr>
-        <w:t>Complex</w:t>
-      </w:r>
-      <w:proofErr w:type="spellEnd"/>
+      <w:r>
+        <w:rPr>
+          <w:sz w:val="22"/>
+          <w:szCs w:val="22"/>
+        </w:rPr>
+        <w:t>Complex + Complex</w:t>
+      </w:r>
     </w:p>
     <w:p>
       <w:pPr>
@@ -8943,31 +7242,13 @@
           <w:szCs w:val="22"/>
         </w:rPr>
       </w:pPr>
-      <w:proofErr w:type="spellStart"/>
-      <w:r>
-        <w:rPr>
-          <w:sz w:val="22"/>
-          <w:szCs w:val="22"/>
-        </w:rPr>
-        <w:t>Complex</w:t>
-      </w:r>
-      <w:proofErr w:type="spellEnd"/>
-      <w:r>
-        <w:rPr>
-          <w:sz w:val="22"/>
-          <w:szCs w:val="22"/>
-        </w:rPr>
-        <w:t xml:space="preserve"> + </w:t>
-      </w:r>
-      <w:proofErr w:type="spellStart"/>
-      <w:r>
-        <w:rPr>
-          <w:sz w:val="22"/>
-          <w:szCs w:val="22"/>
-        </w:rPr>
-        <w:t>double</w:t>
-      </w:r>
-      <w:proofErr w:type="spellEnd"/>
+      <w:r>
+        <w:rPr>
+          <w:sz w:val="22"/>
+          <w:szCs w:val="22"/>
+        </w:rPr>
+        <w:t>Complex + double</w:t>
+      </w:r>
     </w:p>
     <w:p>
       <w:pPr>
@@ -8981,37 +7262,12 @@
           <w:szCs w:val="22"/>
         </w:rPr>
       </w:pPr>
-      <w:proofErr w:type="spellStart"/>
-      <w:r>
-        <w:rPr>
-          <w:sz w:val="22"/>
-          <w:szCs w:val="22"/>
-        </w:rPr>
-        <w:t>double</w:t>
-      </w:r>
-      <w:proofErr w:type="spellEnd"/>
-      <w:r>
-        <w:rPr>
-          <w:sz w:val="22"/>
-          <w:szCs w:val="22"/>
-        </w:rPr>
-        <w:t xml:space="preserve"> + </w:t>
-      </w:r>
-      <w:proofErr w:type="spellStart"/>
-      <w:r>
-        <w:rPr>
-          <w:sz w:val="22"/>
-          <w:szCs w:val="22"/>
-        </w:rPr>
-        <w:t>Complex</w:t>
-      </w:r>
-      <w:proofErr w:type="spellEnd"/>
-      <w:r>
-        <w:rPr>
-          <w:sz w:val="22"/>
-          <w:szCs w:val="22"/>
-        </w:rPr>
-        <w:t xml:space="preserve"> (коммутативная версия)</w:t>
+      <w:r>
+        <w:rPr>
+          <w:sz w:val="22"/>
+          <w:szCs w:val="22"/>
+        </w:rPr>
+        <w:t>double + Complex (коммутативная версия)</w:t>
       </w:r>
     </w:p>
     <w:p>
@@ -9069,23 +7325,7 @@
           <w:sz w:val="22"/>
           <w:szCs w:val="22"/>
         </w:rPr>
-        <w:t xml:space="preserve">Для </w:t>
-      </w:r>
-      <w:proofErr w:type="spellStart"/>
-      <w:r>
-        <w:rPr>
-          <w:sz w:val="22"/>
-          <w:szCs w:val="22"/>
-        </w:rPr>
-        <w:t>Complex+Complex</w:t>
-      </w:r>
-      <w:proofErr w:type="spellEnd"/>
-      <w:r>
-        <w:rPr>
-          <w:sz w:val="22"/>
-          <w:szCs w:val="22"/>
-        </w:rPr>
-        <w:t xml:space="preserve"> складывайте соответствующие компоненты</w:t>
+        <w:t>Для Complex+Complex складывайте соответствующие компоненты</w:t>
       </w:r>
     </w:p>
     <w:p>
@@ -9105,23 +7345,7 @@
           <w:sz w:val="22"/>
           <w:szCs w:val="22"/>
         </w:rPr>
-        <w:t xml:space="preserve">Для операций с </w:t>
-      </w:r>
-      <w:proofErr w:type="spellStart"/>
-      <w:r>
-        <w:rPr>
-          <w:sz w:val="22"/>
-          <w:szCs w:val="22"/>
-        </w:rPr>
-        <w:t>double</w:t>
-      </w:r>
-      <w:proofErr w:type="spellEnd"/>
-      <w:r>
-        <w:rPr>
-          <w:sz w:val="22"/>
-          <w:szCs w:val="22"/>
-        </w:rPr>
-        <w:t xml:space="preserve"> мнимая часть сохраняется</w:t>
+        <w:t>Для операций с double мнимая часть сохраняется</w:t>
       </w:r>
     </w:p>
     <w:p>
@@ -9188,39 +7412,7 @@
           <w:sz w:val="22"/>
           <w:szCs w:val="22"/>
         </w:rPr>
-        <w:t xml:space="preserve">Для </w:t>
-      </w:r>
-      <w:proofErr w:type="spellStart"/>
-      <w:r>
-        <w:rPr>
-          <w:sz w:val="22"/>
-          <w:szCs w:val="22"/>
-        </w:rPr>
-        <w:t>Complex</w:t>
-      </w:r>
-      <w:proofErr w:type="spellEnd"/>
-      <w:r>
-        <w:rPr>
-          <w:sz w:val="22"/>
-          <w:szCs w:val="22"/>
-        </w:rPr>
-        <w:t>*</w:t>
-      </w:r>
-      <w:proofErr w:type="spellStart"/>
-      <w:r>
-        <w:rPr>
-          <w:sz w:val="22"/>
-          <w:szCs w:val="22"/>
-        </w:rPr>
-        <w:t>Complex</w:t>
-      </w:r>
-      <w:proofErr w:type="spellEnd"/>
-      <w:r>
-        <w:rPr>
-          <w:sz w:val="22"/>
-          <w:szCs w:val="22"/>
-        </w:rPr>
-        <w:t xml:space="preserve"> используйте формулу:</w:t>
+        <w:t>Для Complex*Complex используйте формулу:</w:t>
       </w:r>
     </w:p>
     <w:p>
@@ -9274,108 +7466,8 @@
           <w:szCs w:val="22"/>
           <w:lang w:val="en-US"/>
         </w:rPr>
-        <w:t>(</w:t>
-      </w:r>
-      <w:proofErr w:type="spellStart"/>
-      <w:r>
-        <w:rPr>
-          <w:sz w:val="22"/>
-          <w:szCs w:val="22"/>
-          <w:lang w:val="en-US"/>
-        </w:rPr>
-        <w:t>a+</w:t>
-      </w:r>
-      <w:proofErr w:type="gramStart"/>
-      <w:r>
-        <w:rPr>
-          <w:sz w:val="22"/>
-          <w:szCs w:val="22"/>
-          <w:lang w:val="en-US"/>
-        </w:rPr>
-        <w:t>bi</w:t>
-      </w:r>
-      <w:proofErr w:type="spellEnd"/>
-      <w:r>
-        <w:rPr>
-          <w:sz w:val="22"/>
-          <w:szCs w:val="22"/>
-          <w:lang w:val="en-US"/>
-        </w:rPr>
-        <w:t>)*</w:t>
-      </w:r>
-      <w:proofErr w:type="gramEnd"/>
-      <w:r>
-        <w:rPr>
-          <w:sz w:val="22"/>
-          <w:szCs w:val="22"/>
-          <w:lang w:val="en-US"/>
-        </w:rPr>
-        <w:t>(</w:t>
-      </w:r>
-      <w:proofErr w:type="spellStart"/>
-      <w:r>
-        <w:rPr>
-          <w:sz w:val="22"/>
-          <w:szCs w:val="22"/>
-          <w:lang w:val="en-US"/>
-        </w:rPr>
-        <w:t>c+di</w:t>
-      </w:r>
-      <w:proofErr w:type="spellEnd"/>
-      <w:r>
-        <w:rPr>
-          <w:sz w:val="22"/>
-          <w:szCs w:val="22"/>
-          <w:lang w:val="en-US"/>
-        </w:rPr>
-        <w:t>) = (ac-</w:t>
-      </w:r>
-      <w:proofErr w:type="spellStart"/>
-      <w:r>
-        <w:rPr>
-          <w:sz w:val="22"/>
-          <w:szCs w:val="22"/>
-          <w:lang w:val="en-US"/>
-        </w:rPr>
-        <w:t>bd</w:t>
-      </w:r>
-      <w:proofErr w:type="spellEnd"/>
-      <w:r>
-        <w:rPr>
-          <w:sz w:val="22"/>
-          <w:szCs w:val="22"/>
-          <w:lang w:val="en-US"/>
-        </w:rPr>
-        <w:t>) + (</w:t>
-      </w:r>
-      <w:proofErr w:type="spellStart"/>
-      <w:r>
-        <w:rPr>
-          <w:sz w:val="22"/>
-          <w:szCs w:val="22"/>
-          <w:lang w:val="en-US"/>
-        </w:rPr>
-        <w:t>ad+bc</w:t>
-      </w:r>
-      <w:proofErr w:type="spellEnd"/>
-      <w:r>
-        <w:rPr>
-          <w:sz w:val="22"/>
-          <w:szCs w:val="22"/>
-          <w:lang w:val="en-US"/>
-        </w:rPr>
-        <w:t>)</w:t>
-      </w:r>
-      <w:proofErr w:type="spellStart"/>
-      <w:r>
-        <w:rPr>
-          <w:sz w:val="22"/>
-          <w:szCs w:val="22"/>
-          <w:lang w:val="en-US"/>
-        </w:rPr>
-        <w:t>i</w:t>
-      </w:r>
-      <w:proofErr w:type="spellEnd"/>
+        <w:t>(a+bi)*(c+di) = (ac-bd) + (ad+bc)i</w:t>
+      </w:r>
     </w:p>
     <w:p>
       <w:pPr>
@@ -9394,17 +7486,8 @@
           <w:sz w:val="22"/>
           <w:szCs w:val="22"/>
         </w:rPr>
-        <w:t xml:space="preserve">Реализуйте также умножение на </w:t>
-      </w:r>
-      <w:proofErr w:type="spellStart"/>
-      <w:r>
-        <w:rPr>
-          <w:sz w:val="22"/>
-          <w:szCs w:val="22"/>
-        </w:rPr>
-        <w:t>double</w:t>
-      </w:r>
-      <w:proofErr w:type="spellEnd"/>
+        <w:t>Реализуйте также умножение на double</w:t>
+      </w:r>
     </w:p>
     <w:p>
       <w:pPr>
@@ -9443,39 +7526,7 @@
           <w:sz w:val="22"/>
           <w:szCs w:val="22"/>
         </w:rPr>
-        <w:t xml:space="preserve">Для </w:t>
-      </w:r>
-      <w:proofErr w:type="spellStart"/>
-      <w:r>
-        <w:rPr>
-          <w:sz w:val="22"/>
-          <w:szCs w:val="22"/>
-        </w:rPr>
-        <w:t>Complex</w:t>
-      </w:r>
-      <w:proofErr w:type="spellEnd"/>
-      <w:r>
-        <w:rPr>
-          <w:sz w:val="22"/>
-          <w:szCs w:val="22"/>
-        </w:rPr>
-        <w:t>/</w:t>
-      </w:r>
-      <w:proofErr w:type="spellStart"/>
-      <w:r>
-        <w:rPr>
-          <w:sz w:val="22"/>
-          <w:szCs w:val="22"/>
-        </w:rPr>
-        <w:t>Complex</w:t>
-      </w:r>
-      <w:proofErr w:type="spellEnd"/>
-      <w:r>
-        <w:rPr>
-          <w:sz w:val="22"/>
-          <w:szCs w:val="22"/>
-        </w:rPr>
-        <w:t xml:space="preserve"> используйте умножение на сопряженное</w:t>
+        <w:t>Для Complex/Complex используйте умножение на сопряженное</w:t>
       </w:r>
     </w:p>
     <w:p>
@@ -9495,17 +7546,8 @@
           <w:sz w:val="22"/>
           <w:szCs w:val="22"/>
         </w:rPr>
-        <w:t xml:space="preserve">Реализуйте деление на </w:t>
-      </w:r>
-      <w:proofErr w:type="spellStart"/>
-      <w:r>
-        <w:rPr>
-          <w:sz w:val="22"/>
-          <w:szCs w:val="22"/>
-        </w:rPr>
-        <w:t>double</w:t>
-      </w:r>
-      <w:proofErr w:type="spellEnd"/>
+        <w:t>Реализуйте деление на double</w:t>
+      </w:r>
     </w:p>
     <w:p>
       <w:pPr>
@@ -9543,32 +7585,7 @@
           <w:szCs w:val="22"/>
         </w:rPr>
         <w:lastRenderedPageBreak/>
-        <w:t>Создайте метод </w:t>
-      </w:r>
-      <w:proofErr w:type="spellStart"/>
-      <w:proofErr w:type="gramStart"/>
-      <w:r>
-        <w:rPr>
-          <w:sz w:val="22"/>
-          <w:szCs w:val="22"/>
-        </w:rPr>
-        <w:t>GetConjugate</w:t>
-      </w:r>
-      <w:proofErr w:type="spellEnd"/>
-      <w:r>
-        <w:rPr>
-          <w:sz w:val="22"/>
-          <w:szCs w:val="22"/>
-        </w:rPr>
-        <w:t>(</w:t>
-      </w:r>
-      <w:proofErr w:type="gramEnd"/>
-      <w:r>
-        <w:rPr>
-          <w:sz w:val="22"/>
-          <w:szCs w:val="22"/>
-        </w:rPr>
-        <w:t>) для получения сопряженного числа</w:t>
+        <w:t>Создайте метод GetConjugate() для получения сопряженного числа</w:t>
       </w:r>
     </w:p>
     <w:p>
@@ -9752,19 +7769,7 @@
           <w:highlight w:val="white"/>
           <w:lang w:val="en-US"/>
         </w:rPr>
-        <w:t xml:space="preserve"> Re </w:t>
-      </w:r>
-      <w:proofErr w:type="gramStart"/>
-      <w:r>
-        <w:rPr>
-          <w:rFonts w:ascii="Consolas" w:hAnsi="Consolas" w:cs="Cascadia Mono"/>
-          <w:color w:val="000000"/>
-          <w:sz w:val="18"/>
-          <w:szCs w:val="18"/>
-          <w:highlight w:val="white"/>
-          <w:lang w:val="en-US"/>
-        </w:rPr>
-        <w:t xml:space="preserve">{ </w:t>
+        <w:t xml:space="preserve"> Re { </w:t>
       </w:r>
       <w:r>
         <w:rPr>
@@ -9777,7 +7782,6 @@
         </w:rPr>
         <w:t>get</w:t>
       </w:r>
-      <w:proofErr w:type="gramEnd"/>
       <w:r>
         <w:rPr>
           <w:rFonts w:ascii="Consolas" w:hAnsi="Consolas" w:cs="Cascadia Mono"/>
@@ -9924,43 +7928,7 @@
           <w:highlight w:val="white"/>
           <w:lang w:val="en-US"/>
         </w:rPr>
-        <w:t xml:space="preserve"> </w:t>
-      </w:r>
-      <w:proofErr w:type="spellStart"/>
-      <w:r>
-        <w:rPr>
-          <w:rFonts w:ascii="Consolas" w:hAnsi="Consolas" w:cs="Cascadia Mono"/>
-          <w:color w:val="000000"/>
-          <w:sz w:val="18"/>
-          <w:szCs w:val="18"/>
-          <w:highlight w:val="white"/>
-          <w:lang w:val="en-US"/>
-        </w:rPr>
-        <w:t>Im</w:t>
-      </w:r>
-      <w:proofErr w:type="spellEnd"/>
-      <w:r>
-        <w:rPr>
-          <w:rFonts w:ascii="Consolas" w:hAnsi="Consolas" w:cs="Cascadia Mono"/>
-          <w:color w:val="000000"/>
-          <w:sz w:val="18"/>
-          <w:szCs w:val="18"/>
-          <w:highlight w:val="white"/>
-          <w:lang w:val="en-US"/>
-        </w:rPr>
-        <w:t xml:space="preserve"> </w:t>
-      </w:r>
-      <w:proofErr w:type="gramStart"/>
-      <w:r>
-        <w:rPr>
-          <w:rFonts w:ascii="Consolas" w:hAnsi="Consolas" w:cs="Cascadia Mono"/>
-          <w:color w:val="000000"/>
-          <w:sz w:val="18"/>
-          <w:szCs w:val="18"/>
-          <w:highlight w:val="white"/>
-          <w:lang w:val="en-US"/>
-        </w:rPr>
-        <w:t xml:space="preserve">{ </w:t>
+        <w:t xml:space="preserve"> Im { </w:t>
       </w:r>
       <w:r>
         <w:rPr>
@@ -9973,7 +7941,6 @@
         </w:rPr>
         <w:t>get</w:t>
       </w:r>
-      <w:proofErr w:type="gramEnd"/>
       <w:r>
         <w:rPr>
           <w:rFonts w:ascii="Consolas" w:hAnsi="Consolas" w:cs="Cascadia Mono"/>
@@ -10118,7 +8085,6 @@
         </w:rPr>
         <w:t xml:space="preserve"> </w:t>
       </w:r>
-      <w:proofErr w:type="gramStart"/>
       <w:r>
         <w:rPr>
           <w:rFonts w:ascii="Consolas" w:hAnsi="Consolas" w:cs="Cascadia Mono"/>
@@ -10141,7 +8107,6 @@
         </w:rPr>
         <w:t>(</w:t>
       </w:r>
-      <w:proofErr w:type="gramEnd"/>
       <w:r>
         <w:rPr>
           <w:rFonts w:ascii="Consolas" w:hAnsi="Consolas" w:cs="Cascadia Mono"/>
@@ -10184,31 +8149,7 @@
           <w:highlight w:val="white"/>
           <w:lang w:val="en-US"/>
         </w:rPr>
-        <w:t xml:space="preserve"> </w:t>
-      </w:r>
-      <w:proofErr w:type="spellStart"/>
-      <w:r>
-        <w:rPr>
-          <w:rFonts w:ascii="Consolas" w:hAnsi="Consolas" w:cs="Cascadia Mono"/>
-          <w:color w:val="000000"/>
-          <w:sz w:val="18"/>
-          <w:szCs w:val="18"/>
-          <w:highlight w:val="white"/>
-          <w:lang w:val="en-US"/>
-        </w:rPr>
-        <w:t>im</w:t>
-      </w:r>
-      <w:proofErr w:type="spellEnd"/>
-      <w:r>
-        <w:rPr>
-          <w:rFonts w:ascii="Consolas" w:hAnsi="Consolas" w:cs="Cascadia Mono"/>
-          <w:color w:val="000000"/>
-          <w:sz w:val="18"/>
-          <w:szCs w:val="18"/>
-          <w:highlight w:val="white"/>
-          <w:lang w:val="en-US"/>
-        </w:rPr>
-        <w:t xml:space="preserve"> = 0)</w:t>
+        <w:t xml:space="preserve"> im = 0)</w:t>
       </w:r>
     </w:p>
     <w:p>
@@ -10273,51 +8214,7 @@
           <w:szCs w:val="18"/>
           <w:highlight w:val="white"/>
         </w:rPr>
-        <w:t xml:space="preserve">        </w:t>
-      </w:r>
-      <w:proofErr w:type="spellStart"/>
-      <w:r>
-        <w:rPr>
-          <w:rFonts w:ascii="Consolas" w:hAnsi="Consolas" w:cs="Cascadia Mono"/>
-          <w:color w:val="000000"/>
-          <w:sz w:val="18"/>
-          <w:szCs w:val="18"/>
-          <w:highlight w:val="white"/>
-        </w:rPr>
-        <w:t>Re</w:t>
-      </w:r>
-      <w:proofErr w:type="spellEnd"/>
-      <w:r>
-        <w:rPr>
-          <w:rFonts w:ascii="Consolas" w:hAnsi="Consolas" w:cs="Cascadia Mono"/>
-          <w:color w:val="000000"/>
-          <w:sz w:val="18"/>
-          <w:szCs w:val="18"/>
-          <w:highlight w:val="white"/>
-        </w:rPr>
-        <w:t xml:space="preserve"> = </w:t>
-      </w:r>
-      <w:proofErr w:type="spellStart"/>
-      <w:r>
-        <w:rPr>
-          <w:rFonts w:ascii="Consolas" w:hAnsi="Consolas" w:cs="Cascadia Mono"/>
-          <w:color w:val="000000"/>
-          <w:sz w:val="18"/>
-          <w:szCs w:val="18"/>
-          <w:highlight w:val="white"/>
-        </w:rPr>
-        <w:t>re</w:t>
-      </w:r>
-      <w:proofErr w:type="spellEnd"/>
-      <w:r>
-        <w:rPr>
-          <w:rFonts w:ascii="Consolas" w:hAnsi="Consolas" w:cs="Cascadia Mono"/>
-          <w:color w:val="000000"/>
-          <w:sz w:val="18"/>
-          <w:szCs w:val="18"/>
-          <w:highlight w:val="white"/>
-        </w:rPr>
-        <w:t>;</w:t>
+        <w:t xml:space="preserve">        Re = re;</w:t>
       </w:r>
     </w:p>
     <w:p>
@@ -10344,51 +8241,7 @@
           <w:szCs w:val="18"/>
           <w:highlight w:val="white"/>
         </w:rPr>
-        <w:t xml:space="preserve">        </w:t>
-      </w:r>
-      <w:proofErr w:type="spellStart"/>
-      <w:r>
-        <w:rPr>
-          <w:rFonts w:ascii="Consolas" w:hAnsi="Consolas" w:cs="Cascadia Mono"/>
-          <w:color w:val="000000"/>
-          <w:sz w:val="18"/>
-          <w:szCs w:val="18"/>
-          <w:highlight w:val="white"/>
-        </w:rPr>
-        <w:t>Im</w:t>
-      </w:r>
-      <w:proofErr w:type="spellEnd"/>
-      <w:r>
-        <w:rPr>
-          <w:rFonts w:ascii="Consolas" w:hAnsi="Consolas" w:cs="Cascadia Mono"/>
-          <w:color w:val="000000"/>
-          <w:sz w:val="18"/>
-          <w:szCs w:val="18"/>
-          <w:highlight w:val="white"/>
-        </w:rPr>
-        <w:t xml:space="preserve"> = </w:t>
-      </w:r>
-      <w:proofErr w:type="spellStart"/>
-      <w:r>
-        <w:rPr>
-          <w:rFonts w:ascii="Consolas" w:hAnsi="Consolas" w:cs="Cascadia Mono"/>
-          <w:color w:val="000000"/>
-          <w:sz w:val="18"/>
-          <w:szCs w:val="18"/>
-          <w:highlight w:val="white"/>
-        </w:rPr>
-        <w:t>im</w:t>
-      </w:r>
-      <w:proofErr w:type="spellEnd"/>
-      <w:r>
-        <w:rPr>
-          <w:rFonts w:ascii="Consolas" w:hAnsi="Consolas" w:cs="Cascadia Mono"/>
-          <w:color w:val="000000"/>
-          <w:sz w:val="18"/>
-          <w:szCs w:val="18"/>
-          <w:highlight w:val="white"/>
-        </w:rPr>
-        <w:t>;</w:t>
+        <w:t xml:space="preserve">        Im = im;</w:t>
       </w:r>
     </w:p>
     <w:p>
@@ -10469,20 +8322,8 @@
           <w:szCs w:val="18"/>
           <w:highlight w:val="white"/>
         </w:rPr>
-        <w:t xml:space="preserve">// Определяем оператор сложения для объектов типа </w:t>
-      </w:r>
-      <w:proofErr w:type="spellStart"/>
-      <w:r>
-        <w:rPr>
-          <w:rFonts w:ascii="Consolas" w:hAnsi="Consolas" w:cs="Cascadia Mono"/>
-          <w:color w:val="008000"/>
-          <w:sz w:val="18"/>
-          <w:szCs w:val="18"/>
-          <w:highlight w:val="white"/>
-        </w:rPr>
-        <w:t>Complex</w:t>
-      </w:r>
-      <w:proofErr w:type="spellEnd"/>
+        <w:t>// Определяем оператор сложения для объектов типа Complex</w:t>
+      </w:r>
     </w:p>
     <w:p>
       <w:pPr>
@@ -10672,7 +8513,6 @@
         </w:rPr>
         <w:t xml:space="preserve">        =&gt; </w:t>
       </w:r>
-      <w:proofErr w:type="gramStart"/>
       <w:r>
         <w:rPr>
           <w:rFonts w:ascii="Consolas" w:hAnsi="Consolas" w:cs="Cascadia Mono"/>
@@ -10693,19 +8533,7 @@
           <w:highlight w:val="white"/>
           <w:lang w:val="en-US"/>
         </w:rPr>
-        <w:t>(</w:t>
-      </w:r>
-      <w:proofErr w:type="gramEnd"/>
-      <w:r>
-        <w:rPr>
-          <w:rFonts w:ascii="Consolas" w:hAnsi="Consolas" w:cs="Cascadia Mono"/>
-          <w:color w:val="000000"/>
-          <w:sz w:val="18"/>
-          <w:szCs w:val="18"/>
-          <w:highlight w:val="white"/>
-          <w:lang w:val="en-US"/>
-        </w:rPr>
-        <w:t>c1.Re + c2.Re, c1.Im + c2.Im);</w:t>
+        <w:t>(c1.Re + c2.Re, c1.Im + c2.Im);</w:t>
       </w:r>
     </w:p>
     <w:p>
@@ -10743,20 +8571,8 @@
           <w:szCs w:val="18"/>
           <w:highlight w:val="white"/>
         </w:rPr>
-        <w:t xml:space="preserve">// Определяем оператор вычитания для объектов типа </w:t>
-      </w:r>
-      <w:proofErr w:type="spellStart"/>
-      <w:r>
-        <w:rPr>
-          <w:rFonts w:ascii="Consolas" w:hAnsi="Consolas" w:cs="Cascadia Mono"/>
-          <w:color w:val="008000"/>
-          <w:sz w:val="18"/>
-          <w:szCs w:val="18"/>
-          <w:highlight w:val="white"/>
-        </w:rPr>
-        <w:t>Complex</w:t>
-      </w:r>
-      <w:proofErr w:type="spellEnd"/>
+        <w:t>// Определяем оператор вычитания для объектов типа Complex</w:t>
+      </w:r>
     </w:p>
     <w:p>
       <w:pPr>
@@ -10946,7 +8762,6 @@
         </w:rPr>
         <w:t xml:space="preserve">        =&gt; </w:t>
       </w:r>
-      <w:proofErr w:type="gramStart"/>
       <w:r>
         <w:rPr>
           <w:rFonts w:ascii="Consolas" w:hAnsi="Consolas" w:cs="Cascadia Mono"/>
@@ -10967,19 +8782,7 @@
           <w:highlight w:val="white"/>
           <w:lang w:val="en-US"/>
         </w:rPr>
-        <w:t>(</w:t>
-      </w:r>
-      <w:proofErr w:type="gramEnd"/>
-      <w:r>
-        <w:rPr>
-          <w:rFonts w:ascii="Consolas" w:hAnsi="Consolas" w:cs="Cascadia Mono"/>
-          <w:color w:val="000000"/>
-          <w:sz w:val="18"/>
-          <w:szCs w:val="18"/>
-          <w:highlight w:val="white"/>
-          <w:lang w:val="en-US"/>
-        </w:rPr>
-        <w:t>c1.Re - c2.Re, c1.Im - c2.Im);</w:t>
+        <w:t>(c1.Re - c2.Re, c1.Im - c2.Im);</w:t>
       </w:r>
     </w:p>
     <w:p>
@@ -11035,42 +8838,8 @@
           <w:szCs w:val="18"/>
           <w:highlight w:val="white"/>
         </w:rPr>
-        <w:t xml:space="preserve">// Определяем оператор сложения </w:t>
-      </w:r>
-      <w:proofErr w:type="spellStart"/>
-      <w:r>
-        <w:rPr>
-          <w:rFonts w:ascii="Consolas" w:hAnsi="Consolas" w:cs="Cascadia Mono"/>
-          <w:color w:val="008000"/>
-          <w:sz w:val="18"/>
-          <w:szCs w:val="18"/>
-          <w:highlight w:val="white"/>
-        </w:rPr>
-        <w:t>Complex</w:t>
-      </w:r>
-      <w:proofErr w:type="spellEnd"/>
-      <w:r>
-        <w:rPr>
-          <w:rFonts w:ascii="Consolas" w:hAnsi="Consolas" w:cs="Cascadia Mono"/>
-          <w:color w:val="008000"/>
-          <w:sz w:val="18"/>
-          <w:szCs w:val="18"/>
-          <w:highlight w:val="white"/>
-        </w:rPr>
-        <w:t xml:space="preserve"> и </w:t>
-      </w:r>
-      <w:proofErr w:type="spellStart"/>
-      <w:r>
-        <w:rPr>
-          <w:rFonts w:ascii="Consolas" w:hAnsi="Consolas" w:cs="Cascadia Mono"/>
-          <w:color w:val="008000"/>
-          <w:sz w:val="18"/>
-          <w:szCs w:val="18"/>
-          <w:highlight w:val="white"/>
-        </w:rPr>
-        <w:t>double</w:t>
-      </w:r>
-      <w:proofErr w:type="spellEnd"/>
+        <w:t>// Определяем оператор сложения Complex и double</w:t>
+      </w:r>
     </w:p>
     <w:p>
       <w:pPr>
@@ -11185,21 +8954,8 @@
           <w:highlight w:val="white"/>
           <w:lang w:val="en-US"/>
         </w:rPr>
-        <w:t xml:space="preserve"> </w:t>
-      </w:r>
-      <w:proofErr w:type="gramStart"/>
-      <w:r>
-        <w:rPr>
-          <w:rFonts w:ascii="Consolas" w:hAnsi="Consolas" w:cs="Cascadia Mono"/>
-          <w:color w:val="000000"/>
-          <w:sz w:val="18"/>
-          <w:szCs w:val="18"/>
-          <w:highlight w:val="white"/>
-          <w:lang w:val="en-US"/>
-        </w:rPr>
-        <w:t>+(</w:t>
-      </w:r>
-      <w:proofErr w:type="gramEnd"/>
+        <w:t xml:space="preserve"> +(</w:t>
+      </w:r>
       <w:r>
         <w:rPr>
           <w:rFonts w:ascii="Consolas" w:hAnsi="Consolas" w:cs="Cascadia Mono"/>
@@ -11273,7 +9029,6 @@
         </w:rPr>
         <w:t xml:space="preserve">        =&gt; </w:t>
       </w:r>
-      <w:proofErr w:type="gramStart"/>
       <w:r>
         <w:rPr>
           <w:rFonts w:ascii="Consolas" w:hAnsi="Consolas" w:cs="Cascadia Mono"/>
@@ -11294,56 +9049,7 @@
           <w:highlight w:val="white"/>
           <w:lang w:val="en-US"/>
         </w:rPr>
-        <w:t>(</w:t>
-      </w:r>
-      <w:proofErr w:type="spellStart"/>
-      <w:proofErr w:type="gramEnd"/>
-      <w:r>
-        <w:rPr>
-          <w:rFonts w:ascii="Consolas" w:hAnsi="Consolas" w:cs="Cascadia Mono"/>
-          <w:color w:val="000000"/>
-          <w:sz w:val="18"/>
-          <w:szCs w:val="18"/>
-          <w:highlight w:val="white"/>
-          <w:lang w:val="en-US"/>
-        </w:rPr>
-        <w:t>c.Re</w:t>
-      </w:r>
-      <w:proofErr w:type="spellEnd"/>
-      <w:r>
-        <w:rPr>
-          <w:rFonts w:ascii="Consolas" w:hAnsi="Consolas" w:cs="Cascadia Mono"/>
-          <w:color w:val="000000"/>
-          <w:sz w:val="18"/>
-          <w:szCs w:val="18"/>
-          <w:highlight w:val="white"/>
-          <w:lang w:val="en-US"/>
-        </w:rPr>
-        <w:t xml:space="preserve"> + d, </w:t>
-      </w:r>
-      <w:proofErr w:type="spellStart"/>
-      <w:r>
-        <w:rPr>
-          <w:rFonts w:ascii="Consolas" w:hAnsi="Consolas" w:cs="Cascadia Mono"/>
-          <w:color w:val="000000"/>
-          <w:sz w:val="18"/>
-          <w:szCs w:val="18"/>
-          <w:highlight w:val="white"/>
-          <w:lang w:val="en-US"/>
-        </w:rPr>
-        <w:t>c.Im</w:t>
-      </w:r>
-      <w:proofErr w:type="spellEnd"/>
-      <w:r>
-        <w:rPr>
-          <w:rFonts w:ascii="Consolas" w:hAnsi="Consolas" w:cs="Cascadia Mono"/>
-          <w:color w:val="000000"/>
-          <w:sz w:val="18"/>
-          <w:szCs w:val="18"/>
-          <w:highlight w:val="white"/>
-          <w:lang w:val="en-US"/>
-        </w:rPr>
-        <w:t>);</w:t>
+        <w:t>(c.Re + d, c.Im);</w:t>
       </w:r>
     </w:p>
     <w:p>
@@ -11594,22 +9300,8 @@
           <w:highlight w:val="white"/>
           <w:lang w:val="en-US"/>
         </w:rPr>
-        <w:t xml:space="preserve"> </w:t>
-      </w:r>
-      <w:proofErr w:type="gramStart"/>
-      <w:r>
-        <w:rPr>
-          <w:rFonts w:ascii="Consolas" w:hAnsi="Consolas" w:cs="Cascadia Mono"/>
-          <w:color w:val="000000"/>
-          <w:sz w:val="18"/>
-          <w:szCs w:val="18"/>
-          <w:highlight w:val="white"/>
-          <w:lang w:val="en-US"/>
-        </w:rPr>
-        <w:t>-(</w:t>
-      </w:r>
-      <w:proofErr w:type="spellStart"/>
-      <w:proofErr w:type="gramEnd"/>
+        <w:t xml:space="preserve"> -(</w:t>
+      </w:r>
       <w:r>
         <w:rPr>
           <w:rFonts w:ascii="Consolas" w:hAnsi="Consolas" w:cs="Cascadia Mono"/>
@@ -11630,19 +9322,7 @@
           <w:highlight w:val="white"/>
           <w:lang w:val="en-US"/>
         </w:rPr>
-        <w:t xml:space="preserve"> d</w:t>
-      </w:r>
-      <w:proofErr w:type="spellEnd"/>
-      <w:r>
-        <w:rPr>
-          <w:rFonts w:ascii="Consolas" w:hAnsi="Consolas" w:cs="Cascadia Mono"/>
-          <w:color w:val="000000"/>
-          <w:sz w:val="18"/>
-          <w:szCs w:val="18"/>
-          <w:highlight w:val="white"/>
-          <w:lang w:val="en-US"/>
-        </w:rPr>
-        <w:t xml:space="preserve">, </w:t>
+        <w:t xml:space="preserve"> d, </w:t>
       </w:r>
       <w:r>
         <w:rPr>
@@ -11695,7 +9375,6 @@
         </w:rPr>
         <w:t xml:space="preserve">        =&gt; </w:t>
       </w:r>
-      <w:proofErr w:type="gramStart"/>
       <w:r>
         <w:rPr>
           <w:rFonts w:ascii="Consolas" w:hAnsi="Consolas" w:cs="Cascadia Mono"/>
@@ -11716,67 +9395,7 @@
           <w:highlight w:val="white"/>
           <w:lang w:val="en-US"/>
         </w:rPr>
-        <w:t>(</w:t>
-      </w:r>
-      <w:proofErr w:type="gramEnd"/>
-      <w:r>
-        <w:rPr>
-          <w:rFonts w:ascii="Consolas" w:hAnsi="Consolas" w:cs="Cascadia Mono"/>
-          <w:color w:val="000000"/>
-          <w:sz w:val="18"/>
-          <w:szCs w:val="18"/>
-          <w:highlight w:val="white"/>
-          <w:lang w:val="en-US"/>
-        </w:rPr>
-        <w:t xml:space="preserve">d - </w:t>
-      </w:r>
-      <w:proofErr w:type="spellStart"/>
-      <w:r>
-        <w:rPr>
-          <w:rFonts w:ascii="Consolas" w:hAnsi="Consolas" w:cs="Cascadia Mono"/>
-          <w:color w:val="000000"/>
-          <w:sz w:val="18"/>
-          <w:szCs w:val="18"/>
-          <w:highlight w:val="white"/>
-          <w:lang w:val="en-US"/>
-        </w:rPr>
-        <w:t>c.Re</w:t>
-      </w:r>
-      <w:proofErr w:type="spellEnd"/>
-      <w:r>
-        <w:rPr>
-          <w:rFonts w:ascii="Consolas" w:hAnsi="Consolas" w:cs="Cascadia Mono"/>
-          <w:color w:val="000000"/>
-          <w:sz w:val="18"/>
-          <w:szCs w:val="18"/>
-          <w:highlight w:val="white"/>
-          <w:lang w:val="en-US"/>
-        </w:rPr>
-        <w:t xml:space="preserve">, </w:t>
-      </w:r>
-      <w:proofErr w:type="spellStart"/>
-      <w:r>
-        <w:rPr>
-          <w:rFonts w:ascii="Consolas" w:hAnsi="Consolas" w:cs="Cascadia Mono"/>
-          <w:color w:val="000000"/>
-          <w:sz w:val="18"/>
-          <w:szCs w:val="18"/>
-          <w:highlight w:val="white"/>
-          <w:lang w:val="en-US"/>
-        </w:rPr>
-        <w:t>c.Im</w:t>
-      </w:r>
-      <w:proofErr w:type="spellEnd"/>
-      <w:r>
-        <w:rPr>
-          <w:rFonts w:ascii="Consolas" w:hAnsi="Consolas" w:cs="Cascadia Mono"/>
-          <w:color w:val="000000"/>
-          <w:sz w:val="18"/>
-          <w:szCs w:val="18"/>
-          <w:highlight w:val="white"/>
-          <w:lang w:val="en-US"/>
-        </w:rPr>
-        <w:t>);</w:t>
+        <w:t>(d - c.Re, c.Im);</w:t>
       </w:r>
     </w:p>
     <w:p>
@@ -11911,22 +9530,8 @@
           <w:highlight w:val="white"/>
           <w:lang w:val="en-US"/>
         </w:rPr>
-        <w:t xml:space="preserve"> </w:t>
-      </w:r>
-      <w:proofErr w:type="gramStart"/>
-      <w:r>
-        <w:rPr>
-          <w:rFonts w:ascii="Consolas" w:hAnsi="Consolas" w:cs="Cascadia Mono"/>
-          <w:color w:val="000000"/>
-          <w:sz w:val="18"/>
-          <w:szCs w:val="18"/>
-          <w:highlight w:val="white"/>
-          <w:lang w:val="en-US"/>
-        </w:rPr>
-        <w:t>+(</w:t>
-      </w:r>
-      <w:proofErr w:type="spellStart"/>
-      <w:proofErr w:type="gramEnd"/>
+        <w:t xml:space="preserve"> +(</w:t>
+      </w:r>
       <w:r>
         <w:rPr>
           <w:rFonts w:ascii="Consolas" w:hAnsi="Consolas" w:cs="Cascadia Mono"/>
@@ -11947,19 +9552,7 @@
           <w:highlight w:val="white"/>
           <w:lang w:val="en-US"/>
         </w:rPr>
-        <w:t xml:space="preserve"> d</w:t>
-      </w:r>
-      <w:proofErr w:type="spellEnd"/>
-      <w:r>
-        <w:rPr>
-          <w:rFonts w:ascii="Consolas" w:hAnsi="Consolas" w:cs="Cascadia Mono"/>
-          <w:color w:val="000000"/>
-          <w:sz w:val="18"/>
-          <w:szCs w:val="18"/>
-          <w:highlight w:val="white"/>
-          <w:lang w:val="en-US"/>
-        </w:rPr>
-        <w:t xml:space="preserve">, </w:t>
+        <w:t xml:space="preserve"> d, </w:t>
       </w:r>
       <w:r>
         <w:rPr>
@@ -12145,21 +9738,8 @@
           <w:highlight w:val="white"/>
           <w:lang w:val="en-US"/>
         </w:rPr>
-        <w:t xml:space="preserve"> </w:t>
-      </w:r>
-      <w:proofErr w:type="gramStart"/>
-      <w:r>
-        <w:rPr>
-          <w:rFonts w:ascii="Consolas" w:hAnsi="Consolas" w:cs="Cascadia Mono"/>
-          <w:color w:val="000000"/>
-          <w:sz w:val="18"/>
-          <w:szCs w:val="18"/>
-          <w:highlight w:val="white"/>
-          <w:lang w:val="en-US"/>
-        </w:rPr>
-        <w:t>-(</w:t>
-      </w:r>
-      <w:proofErr w:type="gramEnd"/>
+        <w:t xml:space="preserve"> -(</w:t>
+      </w:r>
       <w:r>
         <w:rPr>
           <w:rFonts w:ascii="Consolas" w:hAnsi="Consolas" w:cs="Cascadia Mono"/>
@@ -12233,7 +9813,6 @@
         </w:rPr>
         <w:t xml:space="preserve">            =&gt; </w:t>
       </w:r>
-      <w:proofErr w:type="gramStart"/>
       <w:r>
         <w:rPr>
           <w:rFonts w:ascii="Consolas" w:hAnsi="Consolas" w:cs="Cascadia Mono"/>
@@ -12254,56 +9833,7 @@
           <w:highlight w:val="white"/>
           <w:lang w:val="en-US"/>
         </w:rPr>
-        <w:t>(</w:t>
-      </w:r>
-      <w:proofErr w:type="spellStart"/>
-      <w:proofErr w:type="gramEnd"/>
-      <w:r>
-        <w:rPr>
-          <w:rFonts w:ascii="Consolas" w:hAnsi="Consolas" w:cs="Cascadia Mono"/>
-          <w:color w:val="000000"/>
-          <w:sz w:val="18"/>
-          <w:szCs w:val="18"/>
-          <w:highlight w:val="white"/>
-          <w:lang w:val="en-US"/>
-        </w:rPr>
-        <w:t>c.Re</w:t>
-      </w:r>
-      <w:proofErr w:type="spellEnd"/>
-      <w:r>
-        <w:rPr>
-          <w:rFonts w:ascii="Consolas" w:hAnsi="Consolas" w:cs="Cascadia Mono"/>
-          <w:color w:val="000000"/>
-          <w:sz w:val="18"/>
-          <w:szCs w:val="18"/>
-          <w:highlight w:val="white"/>
-          <w:lang w:val="en-US"/>
-        </w:rPr>
-        <w:t xml:space="preserve"> - d, </w:t>
-      </w:r>
-      <w:proofErr w:type="spellStart"/>
-      <w:r>
-        <w:rPr>
-          <w:rFonts w:ascii="Consolas" w:hAnsi="Consolas" w:cs="Cascadia Mono"/>
-          <w:color w:val="000000"/>
-          <w:sz w:val="18"/>
-          <w:szCs w:val="18"/>
-          <w:highlight w:val="white"/>
-          <w:lang w:val="en-US"/>
-        </w:rPr>
-        <w:t>c.Im</w:t>
-      </w:r>
-      <w:proofErr w:type="spellEnd"/>
-      <w:r>
-        <w:rPr>
-          <w:rFonts w:ascii="Consolas" w:hAnsi="Consolas" w:cs="Cascadia Mono"/>
-          <w:color w:val="000000"/>
-          <w:sz w:val="18"/>
-          <w:szCs w:val="18"/>
-          <w:highlight w:val="white"/>
-          <w:lang w:val="en-US"/>
-        </w:rPr>
-        <w:t>);</w:t>
+        <w:t>(c.Re - d, c.Im);</w:t>
       </w:r>
     </w:p>
     <w:p>
@@ -12513,7 +10043,6 @@
         </w:rPr>
         <w:t xml:space="preserve">             =&gt; </w:t>
       </w:r>
-      <w:proofErr w:type="gramStart"/>
       <w:r>
         <w:rPr>
           <w:rFonts w:ascii="Consolas" w:hAnsi="Consolas" w:cs="Cascadia Mono"/>
@@ -12534,67 +10063,7 @@
           <w:highlight w:val="white"/>
           <w:lang w:val="en-US"/>
         </w:rPr>
-        <w:t>(</w:t>
-      </w:r>
-      <w:proofErr w:type="gramEnd"/>
-      <w:r>
-        <w:rPr>
-          <w:rFonts w:ascii="Consolas" w:hAnsi="Consolas" w:cs="Cascadia Mono"/>
-          <w:color w:val="000000"/>
-          <w:sz w:val="18"/>
-          <w:szCs w:val="18"/>
-          <w:highlight w:val="white"/>
-          <w:lang w:val="en-US"/>
-        </w:rPr>
-        <w:t xml:space="preserve">d * </w:t>
-      </w:r>
-      <w:proofErr w:type="spellStart"/>
-      <w:r>
-        <w:rPr>
-          <w:rFonts w:ascii="Consolas" w:hAnsi="Consolas" w:cs="Cascadia Mono"/>
-          <w:color w:val="000000"/>
-          <w:sz w:val="18"/>
-          <w:szCs w:val="18"/>
-          <w:highlight w:val="white"/>
-          <w:lang w:val="en-US"/>
-        </w:rPr>
-        <w:t>c.Re</w:t>
-      </w:r>
-      <w:proofErr w:type="spellEnd"/>
-      <w:r>
-        <w:rPr>
-          <w:rFonts w:ascii="Consolas" w:hAnsi="Consolas" w:cs="Cascadia Mono"/>
-          <w:color w:val="000000"/>
-          <w:sz w:val="18"/>
-          <w:szCs w:val="18"/>
-          <w:highlight w:val="white"/>
-          <w:lang w:val="en-US"/>
-        </w:rPr>
-        <w:t xml:space="preserve">, d * </w:t>
-      </w:r>
-      <w:proofErr w:type="spellStart"/>
-      <w:r>
-        <w:rPr>
-          <w:rFonts w:ascii="Consolas" w:hAnsi="Consolas" w:cs="Cascadia Mono"/>
-          <w:color w:val="000000"/>
-          <w:sz w:val="18"/>
-          <w:szCs w:val="18"/>
-          <w:highlight w:val="white"/>
-          <w:lang w:val="en-US"/>
-        </w:rPr>
-        <w:t>c.Im</w:t>
-      </w:r>
-      <w:proofErr w:type="spellEnd"/>
-      <w:r>
-        <w:rPr>
-          <w:rFonts w:ascii="Consolas" w:hAnsi="Consolas" w:cs="Cascadia Mono"/>
-          <w:color w:val="000000"/>
-          <w:sz w:val="18"/>
-          <w:szCs w:val="18"/>
-          <w:highlight w:val="white"/>
-          <w:lang w:val="en-US"/>
-        </w:rPr>
-        <w:t>);</w:t>
+        <w:t>(d * c.Re, d * c.Im);</w:t>
       </w:r>
     </w:p>
     <w:p>
@@ -12731,7 +10200,6 @@
         </w:rPr>
         <w:t xml:space="preserve"> *(</w:t>
       </w:r>
-      <w:proofErr w:type="spellStart"/>
       <w:r>
         <w:rPr>
           <w:rFonts w:ascii="Consolas" w:hAnsi="Consolas" w:cs="Cascadia Mono"/>
@@ -12752,19 +10220,7 @@
           <w:highlight w:val="white"/>
           <w:lang w:val="en-US"/>
         </w:rPr>
-        <w:t xml:space="preserve"> d</w:t>
-      </w:r>
-      <w:proofErr w:type="spellEnd"/>
-      <w:r>
-        <w:rPr>
-          <w:rFonts w:ascii="Consolas" w:hAnsi="Consolas" w:cs="Cascadia Mono"/>
-          <w:color w:val="000000"/>
-          <w:sz w:val="18"/>
-          <w:szCs w:val="18"/>
-          <w:highlight w:val="white"/>
-          <w:lang w:val="en-US"/>
-        </w:rPr>
-        <w:t xml:space="preserve">, </w:t>
+        <w:t xml:space="preserve"> d, </w:t>
       </w:r>
       <w:r>
         <w:rPr>
@@ -12932,21 +10388,8 @@
           <w:highlight w:val="white"/>
           <w:lang w:val="en-US"/>
         </w:rPr>
-        <w:t xml:space="preserve"> </w:t>
-      </w:r>
-      <w:proofErr w:type="gramStart"/>
-      <w:r>
-        <w:rPr>
-          <w:rFonts w:ascii="Consolas" w:hAnsi="Consolas" w:cs="Cascadia Mono"/>
-          <w:color w:val="000000"/>
-          <w:sz w:val="18"/>
-          <w:szCs w:val="18"/>
-          <w:highlight w:val="white"/>
-          <w:lang w:val="en-US"/>
-        </w:rPr>
-        <w:t>/(</w:t>
-      </w:r>
-      <w:proofErr w:type="gramEnd"/>
+        <w:t xml:space="preserve"> /(</w:t>
+      </w:r>
       <w:r>
         <w:rPr>
           <w:rFonts w:ascii="Consolas" w:hAnsi="Consolas" w:cs="Cascadia Mono"/>
@@ -13020,7 +10463,6 @@
         </w:rPr>
         <w:t xml:space="preserve">        =&gt; </w:t>
       </w:r>
-      <w:proofErr w:type="gramStart"/>
       <w:r>
         <w:rPr>
           <w:rFonts w:ascii="Consolas" w:hAnsi="Consolas" w:cs="Cascadia Mono"/>
@@ -13041,56 +10483,7 @@
           <w:highlight w:val="white"/>
           <w:lang w:val="en-US"/>
         </w:rPr>
-        <w:t>(</w:t>
-      </w:r>
-      <w:proofErr w:type="spellStart"/>
-      <w:proofErr w:type="gramEnd"/>
-      <w:r>
-        <w:rPr>
-          <w:rFonts w:ascii="Consolas" w:hAnsi="Consolas" w:cs="Cascadia Mono"/>
-          <w:color w:val="000000"/>
-          <w:sz w:val="18"/>
-          <w:szCs w:val="18"/>
-          <w:highlight w:val="white"/>
-          <w:lang w:val="en-US"/>
-        </w:rPr>
-        <w:t>c.Re</w:t>
-      </w:r>
-      <w:proofErr w:type="spellEnd"/>
-      <w:r>
-        <w:rPr>
-          <w:rFonts w:ascii="Consolas" w:hAnsi="Consolas" w:cs="Cascadia Mono"/>
-          <w:color w:val="000000"/>
-          <w:sz w:val="18"/>
-          <w:szCs w:val="18"/>
-          <w:highlight w:val="white"/>
-          <w:lang w:val="en-US"/>
-        </w:rPr>
-        <w:t xml:space="preserve"> / d, </w:t>
-      </w:r>
-      <w:proofErr w:type="spellStart"/>
-      <w:r>
-        <w:rPr>
-          <w:rFonts w:ascii="Consolas" w:hAnsi="Consolas" w:cs="Cascadia Mono"/>
-          <w:color w:val="000000"/>
-          <w:sz w:val="18"/>
-          <w:szCs w:val="18"/>
-          <w:highlight w:val="white"/>
-          <w:lang w:val="en-US"/>
-        </w:rPr>
-        <w:t>c.Im</w:t>
-      </w:r>
-      <w:proofErr w:type="spellEnd"/>
-      <w:r>
-        <w:rPr>
-          <w:rFonts w:ascii="Consolas" w:hAnsi="Consolas" w:cs="Cascadia Mono"/>
-          <w:color w:val="000000"/>
-          <w:sz w:val="18"/>
-          <w:szCs w:val="18"/>
-          <w:highlight w:val="white"/>
-          <w:lang w:val="en-US"/>
-        </w:rPr>
-        <w:t xml:space="preserve"> / d);</w:t>
+        <w:t>(c.Re / d, c.Im / d);</w:t>
       </w:r>
     </w:p>
     <w:p>
@@ -13301,7 +10694,6 @@
         <w:lastRenderedPageBreak/>
         <w:t xml:space="preserve">        =&gt; </w:t>
       </w:r>
-      <w:proofErr w:type="gramStart"/>
       <w:r>
         <w:rPr>
           <w:rFonts w:ascii="Consolas" w:hAnsi="Consolas" w:cs="Cascadia Mono"/>
@@ -13322,19 +10714,7 @@
           <w:highlight w:val="white"/>
           <w:lang w:val="en-US"/>
         </w:rPr>
-        <w:t>(</w:t>
-      </w:r>
-      <w:proofErr w:type="gramEnd"/>
-      <w:r>
-        <w:rPr>
-          <w:rFonts w:ascii="Consolas" w:hAnsi="Consolas" w:cs="Cascadia Mono"/>
-          <w:color w:val="000000"/>
-          <w:sz w:val="18"/>
-          <w:szCs w:val="18"/>
-          <w:highlight w:val="white"/>
-          <w:lang w:val="en-US"/>
-        </w:rPr>
-        <w:t>c1.Re * c2.Re - c1.Im * c2.Im,</w:t>
+        <w:t>(c1.Re * c2.Re - c1.Im * c2.Im,</w:t>
       </w:r>
     </w:p>
     <w:p>
@@ -13363,31 +10743,7 @@
           <w:highlight w:val="white"/>
           <w:lang w:val="en-US"/>
         </w:rPr>
-        <w:t xml:space="preserve">                        c</w:t>
-      </w:r>
-      <w:proofErr w:type="gramStart"/>
-      <w:r>
-        <w:rPr>
-          <w:rFonts w:ascii="Consolas" w:hAnsi="Consolas" w:cs="Cascadia Mono"/>
-          <w:color w:val="000000"/>
-          <w:sz w:val="18"/>
-          <w:szCs w:val="18"/>
-          <w:highlight w:val="white"/>
-          <w:lang w:val="en-US"/>
-        </w:rPr>
-        <w:t>1.Re</w:t>
-      </w:r>
-      <w:proofErr w:type="gramEnd"/>
-      <w:r>
-        <w:rPr>
-          <w:rFonts w:ascii="Consolas" w:hAnsi="Consolas" w:cs="Cascadia Mono"/>
-          <w:color w:val="000000"/>
-          <w:sz w:val="18"/>
-          <w:szCs w:val="18"/>
-          <w:highlight w:val="white"/>
-          <w:lang w:val="en-US"/>
-        </w:rPr>
-        <w:t xml:space="preserve"> * c2.Im + c1.Im * c2.Re);</w:t>
+        <w:t xml:space="preserve">                        c1.Re * c2.Im + c1.Im * c2.Re);</w:t>
       </w:r>
     </w:p>
     <w:p>
@@ -13522,21 +10878,8 @@
           <w:highlight w:val="white"/>
           <w:lang w:val="en-US"/>
         </w:rPr>
-        <w:t xml:space="preserve"> </w:t>
-      </w:r>
-      <w:proofErr w:type="gramStart"/>
-      <w:r>
-        <w:rPr>
-          <w:rFonts w:ascii="Consolas" w:hAnsi="Consolas" w:cs="Cascadia Mono"/>
-          <w:color w:val="000000"/>
-          <w:sz w:val="18"/>
-          <w:szCs w:val="18"/>
-          <w:highlight w:val="white"/>
-          <w:lang w:val="en-US"/>
-        </w:rPr>
-        <w:t>/(</w:t>
-      </w:r>
-      <w:proofErr w:type="gramEnd"/>
+        <w:t xml:space="preserve"> /(</w:t>
+      </w:r>
       <w:r>
         <w:rPr>
           <w:rFonts w:ascii="Consolas" w:hAnsi="Consolas" w:cs="Cascadia Mono"/>
@@ -13639,7 +10982,6 @@
         </w:rPr>
         <w:t xml:space="preserve">        </w:t>
       </w:r>
-      <w:proofErr w:type="spellStart"/>
       <w:r>
         <w:rPr>
           <w:rFonts w:ascii="Consolas" w:hAnsi="Consolas" w:cs="Cascadia Mono"/>
@@ -13651,41 +10993,16 @@
         </w:rPr>
         <w:t>var</w:t>
       </w:r>
-      <w:proofErr w:type="spellEnd"/>
-      <w:r>
-        <w:rPr>
-          <w:rFonts w:ascii="Consolas" w:hAnsi="Consolas" w:cs="Cascadia Mono"/>
-          <w:color w:val="000000"/>
-          <w:sz w:val="18"/>
-          <w:szCs w:val="18"/>
-          <w:highlight w:val="white"/>
-          <w:lang w:val="en-US"/>
-        </w:rPr>
-        <w:t xml:space="preserve"> conjugate = c</w:t>
-      </w:r>
-      <w:proofErr w:type="gramStart"/>
-      <w:r>
-        <w:rPr>
-          <w:rFonts w:ascii="Consolas" w:hAnsi="Consolas" w:cs="Cascadia Mono"/>
-          <w:color w:val="000000"/>
-          <w:sz w:val="18"/>
-          <w:szCs w:val="18"/>
-          <w:highlight w:val="white"/>
-          <w:lang w:val="en-US"/>
-        </w:rPr>
-        <w:t>2.GetConjugate</w:t>
-      </w:r>
-      <w:proofErr w:type="gramEnd"/>
-      <w:r>
-        <w:rPr>
-          <w:rFonts w:ascii="Consolas" w:hAnsi="Consolas" w:cs="Cascadia Mono"/>
-          <w:color w:val="000000"/>
-          <w:sz w:val="18"/>
-          <w:szCs w:val="18"/>
-          <w:highlight w:val="white"/>
-          <w:lang w:val="en-US"/>
-        </w:rPr>
-        <w:t>();</w:t>
+      <w:r>
+        <w:rPr>
+          <w:rFonts w:ascii="Consolas" w:hAnsi="Consolas" w:cs="Cascadia Mono"/>
+          <w:color w:val="000000"/>
+          <w:sz w:val="18"/>
+          <w:szCs w:val="18"/>
+          <w:highlight w:val="white"/>
+          <w:lang w:val="en-US"/>
+        </w:rPr>
+        <w:t xml:space="preserve"> conjugate = c2.GetConjugate();</w:t>
       </w:r>
     </w:p>
     <w:p>
@@ -13785,7 +11102,6 @@
         </w:rPr>
         <w:t xml:space="preserve">        </w:t>
       </w:r>
-      <w:proofErr w:type="spellStart"/>
       <w:r>
         <w:rPr>
           <w:rFonts w:ascii="Consolas" w:hAnsi="Consolas" w:cs="Cascadia Mono"/>
@@ -13797,7 +11113,6 @@
         </w:rPr>
         <w:t>var</w:t>
       </w:r>
-      <w:proofErr w:type="spellEnd"/>
       <w:r>
         <w:rPr>
           <w:rFonts w:ascii="Consolas" w:hAnsi="Consolas" w:cs="Cascadia Mono"/>
@@ -14200,44 +11515,7 @@
           <w:highlight w:val="white"/>
           <w:lang w:val="en-US"/>
         </w:rPr>
-        <w:t xml:space="preserve"> </w:t>
-      </w:r>
-      <w:proofErr w:type="spellStart"/>
-      <w:proofErr w:type="gramStart"/>
-      <w:r>
-        <w:rPr>
-          <w:rFonts w:ascii="Consolas" w:hAnsi="Consolas" w:cs="Cascadia Mono"/>
-          <w:color w:val="000000"/>
-          <w:sz w:val="18"/>
-          <w:szCs w:val="18"/>
-          <w:highlight w:val="white"/>
-          <w:lang w:val="en-US"/>
-        </w:rPr>
-        <w:t>GetConjugate</w:t>
-      </w:r>
-      <w:proofErr w:type="spellEnd"/>
-      <w:r>
-        <w:rPr>
-          <w:rFonts w:ascii="Consolas" w:hAnsi="Consolas" w:cs="Cascadia Mono"/>
-          <w:color w:val="000000"/>
-          <w:sz w:val="18"/>
-          <w:szCs w:val="18"/>
-          <w:highlight w:val="white"/>
-          <w:lang w:val="en-US"/>
-        </w:rPr>
-        <w:t>(</w:t>
-      </w:r>
-      <w:proofErr w:type="gramEnd"/>
-      <w:r>
-        <w:rPr>
-          <w:rFonts w:ascii="Consolas" w:hAnsi="Consolas" w:cs="Cascadia Mono"/>
-          <w:color w:val="000000"/>
-          <w:sz w:val="18"/>
-          <w:szCs w:val="18"/>
-          <w:highlight w:val="white"/>
-          <w:lang w:val="en-US"/>
-        </w:rPr>
-        <w:t>)</w:t>
+        <w:t xml:space="preserve"> GetConjugate()</w:t>
       </w:r>
     </w:p>
     <w:p>
@@ -14279,7 +11557,6 @@
         </w:rPr>
         <w:t xml:space="preserve">=&gt; </w:t>
       </w:r>
-      <w:proofErr w:type="gramStart"/>
       <w:r>
         <w:rPr>
           <w:rFonts w:ascii="Consolas" w:hAnsi="Consolas" w:cs="Cascadia Mono"/>
@@ -14302,7 +11579,6 @@
         </w:rPr>
         <w:t>(</w:t>
       </w:r>
-      <w:proofErr w:type="gramEnd"/>
       <w:r>
         <w:rPr>
           <w:rFonts w:ascii="Consolas" w:hAnsi="Consolas" w:cs="Cascadia Mono"/>
@@ -14325,7 +11601,6 @@
         </w:rPr>
         <w:t>, -</w:t>
       </w:r>
-      <w:proofErr w:type="spellStart"/>
       <w:r>
         <w:rPr>
           <w:rFonts w:ascii="Consolas" w:hAnsi="Consolas" w:cs="Cascadia Mono"/>
@@ -14337,7 +11612,6 @@
         </w:rPr>
         <w:t>Im</w:t>
       </w:r>
-      <w:proofErr w:type="spellEnd"/>
       <w:r>
         <w:rPr>
           <w:rFonts w:ascii="Consolas" w:hAnsi="Consolas" w:cs="Cascadia Mono"/>
@@ -14521,7 +11795,6 @@
         </w:rPr>
         <w:t xml:space="preserve"> </w:t>
       </w:r>
-      <w:proofErr w:type="gramStart"/>
       <w:r>
         <w:rPr>
           <w:rFonts w:ascii="Consolas" w:hAnsi="Consolas" w:cs="Cascadia Mono"/>
@@ -14544,7 +11817,6 @@
         </w:rPr>
         <w:t>(</w:t>
       </w:r>
-      <w:proofErr w:type="gramEnd"/>
       <w:r>
         <w:rPr>
           <w:rFonts w:ascii="Consolas" w:hAnsi="Consolas" w:cs="Cascadia Mono"/>
@@ -14605,8 +11877,6 @@
         </w:rPr>
         <w:t xml:space="preserve">=&gt; </w:t>
       </w:r>
-      <w:proofErr w:type="spellStart"/>
-      <w:proofErr w:type="gramStart"/>
       <w:r>
         <w:rPr>
           <w:rFonts w:ascii="Consolas" w:hAnsi="Consolas" w:cs="Cascadia Mono"/>
@@ -14617,27 +11887,15 @@
         </w:rPr>
         <w:t>new</w:t>
       </w:r>
-      <w:proofErr w:type="spellEnd"/>
-      <w:r>
-        <w:rPr>
-          <w:rFonts w:ascii="Consolas" w:hAnsi="Consolas" w:cs="Cascadia Mono"/>
-          <w:color w:val="000000"/>
-          <w:sz w:val="18"/>
-          <w:szCs w:val="18"/>
-          <w:highlight w:val="white"/>
-        </w:rPr>
-        <w:t>(</w:t>
-      </w:r>
-      <w:proofErr w:type="gramEnd"/>
-      <w:r>
-        <w:rPr>
-          <w:rFonts w:ascii="Consolas" w:hAnsi="Consolas" w:cs="Cascadia Mono"/>
-          <w:color w:val="000000"/>
-          <w:sz w:val="18"/>
-          <w:szCs w:val="18"/>
-          <w:highlight w:val="white"/>
-        </w:rPr>
-        <w:t>d, 0);</w:t>
+      <w:r>
+        <w:rPr>
+          <w:rFonts w:ascii="Consolas" w:hAnsi="Consolas" w:cs="Cascadia Mono"/>
+          <w:color w:val="000000"/>
+          <w:sz w:val="18"/>
+          <w:szCs w:val="18"/>
+          <w:highlight w:val="white"/>
+        </w:rPr>
+        <w:t>(d, 0);</w:t>
       </w:r>
     </w:p>
     <w:p>
@@ -14792,7 +12050,6 @@
         </w:rPr>
         <w:t xml:space="preserve"> </w:t>
       </w:r>
-      <w:proofErr w:type="gramStart"/>
       <w:r>
         <w:rPr>
           <w:rFonts w:ascii="Consolas" w:hAnsi="Consolas" w:cs="Cascadia Mono"/>
@@ -14815,7 +12072,6 @@
         </w:rPr>
         <w:t>(</w:t>
       </w:r>
-      <w:proofErr w:type="gramEnd"/>
       <w:r>
         <w:rPr>
           <w:rFonts w:ascii="Consolas" w:hAnsi="Consolas" w:cs="Cascadia Mono"/>
@@ -14874,29 +12130,7 @@
           <w:szCs w:val="18"/>
           <w:highlight w:val="white"/>
         </w:rPr>
-        <w:t xml:space="preserve">=&gt; </w:t>
-      </w:r>
-      <w:proofErr w:type="spellStart"/>
-      <w:r>
-        <w:rPr>
-          <w:rFonts w:ascii="Consolas" w:hAnsi="Consolas" w:cs="Cascadia Mono"/>
-          <w:color w:val="000000"/>
-          <w:sz w:val="18"/>
-          <w:szCs w:val="18"/>
-          <w:highlight w:val="white"/>
-        </w:rPr>
-        <w:t>c.Re</w:t>
-      </w:r>
-      <w:proofErr w:type="spellEnd"/>
-      <w:r>
-        <w:rPr>
-          <w:rFonts w:ascii="Consolas" w:hAnsi="Consolas" w:cs="Cascadia Mono"/>
-          <w:color w:val="000000"/>
-          <w:sz w:val="18"/>
-          <w:szCs w:val="18"/>
-          <w:highlight w:val="white"/>
-        </w:rPr>
-        <w:t>;</w:t>
+        <w:t>=&gt; c.Re;</w:t>
       </w:r>
     </w:p>
     <w:p>
@@ -15208,7 +12442,6 @@
         </w:rPr>
         <w:t xml:space="preserve"> </w:t>
       </w:r>
-      <w:proofErr w:type="gramStart"/>
       <w:r>
         <w:rPr>
           <w:rFonts w:ascii="Consolas" w:hAnsi="Consolas" w:cs="Cascadia Mono"/>
@@ -15229,19 +12462,7 @@
           <w:highlight w:val="white"/>
           <w:lang w:val="en-US"/>
         </w:rPr>
-        <w:t>(</w:t>
-      </w:r>
-      <w:proofErr w:type="gramEnd"/>
-      <w:r>
-        <w:rPr>
-          <w:rFonts w:ascii="Consolas" w:hAnsi="Consolas" w:cs="Cascadia Mono"/>
-          <w:color w:val="000000"/>
-          <w:sz w:val="18"/>
-          <w:szCs w:val="19"/>
-          <w:highlight w:val="white"/>
-          <w:lang w:val="en-US"/>
-        </w:rPr>
-        <w:t>1, 2);</w:t>
+        <w:t>(1, 2);</w:t>
       </w:r>
     </w:p>
     <w:p>
@@ -15306,7 +12527,6 @@
         </w:rPr>
         <w:t xml:space="preserve"> </w:t>
       </w:r>
-      <w:proofErr w:type="gramStart"/>
       <w:r>
         <w:rPr>
           <w:rFonts w:ascii="Consolas" w:hAnsi="Consolas" w:cs="Cascadia Mono"/>
@@ -15327,19 +12547,7 @@
           <w:highlight w:val="white"/>
           <w:lang w:val="en-US"/>
         </w:rPr>
-        <w:t>(</w:t>
-      </w:r>
-      <w:proofErr w:type="gramEnd"/>
-      <w:r>
-        <w:rPr>
-          <w:rFonts w:ascii="Consolas" w:hAnsi="Consolas" w:cs="Cascadia Mono"/>
-          <w:color w:val="000000"/>
-          <w:sz w:val="18"/>
-          <w:szCs w:val="19"/>
-          <w:highlight w:val="white"/>
-          <w:lang w:val="en-US"/>
-        </w:rPr>
-        <w:t>4, 1);</w:t>
+        <w:t>(4, 1);</w:t>
       </w:r>
     </w:p>
     <w:p>
@@ -15358,7 +12566,6 @@
           <w:highlight w:val="white"/>
         </w:rPr>
       </w:pPr>
-      <w:proofErr w:type="spellStart"/>
       <w:r>
         <w:rPr>
           <w:rFonts w:ascii="Consolas" w:hAnsi="Consolas" w:cs="Cascadia Mono"/>
@@ -15369,7 +12576,6 @@
         </w:rPr>
         <w:t>var</w:t>
       </w:r>
-      <w:proofErr w:type="spellEnd"/>
       <w:r>
         <w:rPr>
           <w:rFonts w:ascii="Consolas" w:hAnsi="Consolas" w:cs="Cascadia Mono"/>
@@ -15378,29 +12584,7 @@
           <w:szCs w:val="19"/>
           <w:highlight w:val="white"/>
         </w:rPr>
-        <w:t xml:space="preserve"> </w:t>
-      </w:r>
-      <w:proofErr w:type="spellStart"/>
-      <w:r>
-        <w:rPr>
-          <w:rFonts w:ascii="Consolas" w:hAnsi="Consolas" w:cs="Cascadia Mono"/>
-          <w:color w:val="000000"/>
-          <w:sz w:val="18"/>
-          <w:szCs w:val="19"/>
-          <w:highlight w:val="white"/>
-        </w:rPr>
-        <w:t>sum</w:t>
-      </w:r>
-      <w:proofErr w:type="spellEnd"/>
-      <w:r>
-        <w:rPr>
-          <w:rFonts w:ascii="Consolas" w:hAnsi="Consolas" w:cs="Cascadia Mono"/>
-          <w:color w:val="000000"/>
-          <w:sz w:val="18"/>
-          <w:szCs w:val="19"/>
-          <w:highlight w:val="white"/>
-        </w:rPr>
-        <w:t xml:space="preserve"> = c1 + c2; </w:t>
+        <w:t xml:space="preserve"> sum = c1 + c2; </w:t>
       </w:r>
       <w:r>
         <w:rPr>
@@ -15429,7 +12613,6 @@
           <w:highlight w:val="white"/>
         </w:rPr>
       </w:pPr>
-      <w:proofErr w:type="spellStart"/>
       <w:r>
         <w:rPr>
           <w:rFonts w:ascii="Consolas" w:hAnsi="Consolas" w:cs="Cascadia Mono"/>
@@ -15448,18 +12631,27 @@
           <w:szCs w:val="19"/>
           <w:highlight w:val="white"/>
         </w:rPr>
-        <w:t>.WriteLine</w:t>
-      </w:r>
-      <w:proofErr w:type="spellEnd"/>
-      <w:r>
-        <w:rPr>
-          <w:rFonts w:ascii="Consolas" w:hAnsi="Consolas" w:cs="Cascadia Mono"/>
-          <w:color w:val="000000"/>
+        <w:t>.WriteLine(</w:t>
+      </w:r>
+      <w:r>
+        <w:rPr>
+          <w:rFonts w:ascii="Consolas" w:hAnsi="Consolas" w:cs="Cascadia Mono"/>
+          <w:color w:val="A31515"/>
           <w:sz w:val="18"/>
           <w:szCs w:val="19"/>
           <w:highlight w:val="white"/>
         </w:rPr>
-        <w:t>(</w:t>
+        <w:t xml:space="preserve">$"Сумма </w:t>
+      </w:r>
+      <w:r>
+        <w:rPr>
+          <w:rFonts w:ascii="Consolas" w:hAnsi="Consolas" w:cs="Cascadia Mono"/>
+          <w:color w:val="000000"/>
+          <w:sz w:val="18"/>
+          <w:szCs w:val="19"/>
+          <w:highlight w:val="white"/>
+        </w:rPr>
+        <w:t>{c1}</w:t>
       </w:r>
       <w:r>
         <w:rPr>
@@ -15469,7 +12661,7 @@
           <w:szCs w:val="19"/>
           <w:highlight w:val="white"/>
         </w:rPr>
-        <w:t xml:space="preserve">$"Сумма </w:t>
+        <w:t>+</w:t>
       </w:r>
       <w:r>
         <w:rPr>
@@ -15479,81 +12671,27 @@
           <w:szCs w:val="19"/>
           <w:highlight w:val="white"/>
         </w:rPr>
-        <w:t>{c</w:t>
-      </w:r>
-      <w:proofErr w:type="gramStart"/>
-      <w:r>
-        <w:rPr>
-          <w:rFonts w:ascii="Consolas" w:hAnsi="Consolas" w:cs="Cascadia Mono"/>
-          <w:color w:val="000000"/>
+        <w:t>{c2}</w:t>
+      </w:r>
+      <w:r>
+        <w:rPr>
+          <w:rFonts w:ascii="Consolas" w:hAnsi="Consolas" w:cs="Cascadia Mono"/>
+          <w:color w:val="A31515"/>
           <w:sz w:val="18"/>
           <w:szCs w:val="19"/>
           <w:highlight w:val="white"/>
         </w:rPr>
-        <w:t>1}</w:t>
-      </w:r>
-      <w:r>
-        <w:rPr>
-          <w:rFonts w:ascii="Consolas" w:hAnsi="Consolas" w:cs="Cascadia Mono"/>
-          <w:color w:val="A31515"/>
+        <w:t>=</w:t>
+      </w:r>
+      <w:r>
+        <w:rPr>
+          <w:rFonts w:ascii="Consolas" w:hAnsi="Consolas" w:cs="Cascadia Mono"/>
+          <w:color w:val="000000"/>
           <w:sz w:val="18"/>
           <w:szCs w:val="19"/>
           <w:highlight w:val="white"/>
         </w:rPr>
-        <w:t>+</w:t>
-      </w:r>
-      <w:proofErr w:type="gramEnd"/>
-      <w:r>
-        <w:rPr>
-          <w:rFonts w:ascii="Consolas" w:hAnsi="Consolas" w:cs="Cascadia Mono"/>
-          <w:color w:val="000000"/>
-          <w:sz w:val="18"/>
-          <w:szCs w:val="19"/>
-          <w:highlight w:val="white"/>
-        </w:rPr>
-        <w:t>{c2}</w:t>
-      </w:r>
-      <w:r>
-        <w:rPr>
-          <w:rFonts w:ascii="Consolas" w:hAnsi="Consolas" w:cs="Cascadia Mono"/>
-          <w:color w:val="A31515"/>
-          <w:sz w:val="18"/>
-          <w:szCs w:val="19"/>
-          <w:highlight w:val="white"/>
-        </w:rPr>
-        <w:t>=</w:t>
-      </w:r>
-      <w:r>
-        <w:rPr>
-          <w:rFonts w:ascii="Consolas" w:hAnsi="Consolas" w:cs="Cascadia Mono"/>
-          <w:color w:val="000000"/>
-          <w:sz w:val="18"/>
-          <w:szCs w:val="19"/>
-          <w:highlight w:val="white"/>
-        </w:rPr>
-        <w:t>{</w:t>
-      </w:r>
-      <w:proofErr w:type="spellStart"/>
-      <w:r>
-        <w:rPr>
-          <w:rFonts w:ascii="Consolas" w:hAnsi="Consolas" w:cs="Cascadia Mono"/>
-          <w:color w:val="000000"/>
-          <w:sz w:val="18"/>
-          <w:szCs w:val="19"/>
-          <w:highlight w:val="white"/>
-        </w:rPr>
-        <w:t>sum</w:t>
-      </w:r>
-      <w:proofErr w:type="spellEnd"/>
-      <w:r>
-        <w:rPr>
-          <w:rFonts w:ascii="Consolas" w:hAnsi="Consolas" w:cs="Cascadia Mono"/>
-          <w:color w:val="000000"/>
-          <w:sz w:val="18"/>
-          <w:szCs w:val="19"/>
-          <w:highlight w:val="white"/>
-        </w:rPr>
-        <w:t>}</w:t>
+        <w:t>{sum}</w:t>
       </w:r>
       <w:r>
         <w:rPr>
@@ -15592,7 +12730,6 @@
           <w:highlight w:val="white"/>
         </w:rPr>
       </w:pPr>
-      <w:proofErr w:type="spellStart"/>
       <w:r>
         <w:rPr>
           <w:rFonts w:ascii="Consolas" w:hAnsi="Consolas" w:cs="Cascadia Mono"/>
@@ -15603,7 +12740,6 @@
         </w:rPr>
         <w:t>var</w:t>
       </w:r>
-      <w:proofErr w:type="spellEnd"/>
       <w:r>
         <w:rPr>
           <w:rFonts w:ascii="Consolas" w:hAnsi="Consolas" w:cs="Cascadia Mono"/>
@@ -15612,29 +12748,7 @@
           <w:szCs w:val="19"/>
           <w:highlight w:val="white"/>
         </w:rPr>
-        <w:t xml:space="preserve"> </w:t>
-      </w:r>
-      <w:proofErr w:type="spellStart"/>
-      <w:r>
-        <w:rPr>
-          <w:rFonts w:ascii="Consolas" w:hAnsi="Consolas" w:cs="Cascadia Mono"/>
-          <w:color w:val="000000"/>
-          <w:sz w:val="18"/>
-          <w:szCs w:val="19"/>
-          <w:highlight w:val="white"/>
-        </w:rPr>
-        <w:t>prod</w:t>
-      </w:r>
-      <w:proofErr w:type="spellEnd"/>
-      <w:r>
-        <w:rPr>
-          <w:rFonts w:ascii="Consolas" w:hAnsi="Consolas" w:cs="Cascadia Mono"/>
-          <w:color w:val="000000"/>
-          <w:sz w:val="18"/>
-          <w:szCs w:val="19"/>
-          <w:highlight w:val="white"/>
-        </w:rPr>
-        <w:t xml:space="preserve"> = c1 * c2; </w:t>
+        <w:t xml:space="preserve"> prod = c1 * c2; </w:t>
       </w:r>
       <w:r>
         <w:rPr>
@@ -15663,7 +12777,6 @@
           <w:highlight w:val="white"/>
         </w:rPr>
       </w:pPr>
-      <w:proofErr w:type="spellStart"/>
       <w:r>
         <w:rPr>
           <w:rFonts w:ascii="Consolas" w:hAnsi="Consolas" w:cs="Cascadia Mono"/>
@@ -15682,18 +12795,27 @@
           <w:szCs w:val="19"/>
           <w:highlight w:val="white"/>
         </w:rPr>
-        <w:t>.WriteLine</w:t>
-      </w:r>
-      <w:proofErr w:type="spellEnd"/>
-      <w:r>
-        <w:rPr>
-          <w:rFonts w:ascii="Consolas" w:hAnsi="Consolas" w:cs="Cascadia Mono"/>
-          <w:color w:val="000000"/>
+        <w:t>.WriteLine(</w:t>
+      </w:r>
+      <w:r>
+        <w:rPr>
+          <w:rFonts w:ascii="Consolas" w:hAnsi="Consolas" w:cs="Cascadia Mono"/>
+          <w:color w:val="A31515"/>
           <w:sz w:val="18"/>
           <w:szCs w:val="19"/>
           <w:highlight w:val="white"/>
         </w:rPr>
-        <w:t>(</w:t>
+        <w:t>$"Произведение (</w:t>
+      </w:r>
+      <w:r>
+        <w:rPr>
+          <w:rFonts w:ascii="Consolas" w:hAnsi="Consolas" w:cs="Cascadia Mono"/>
+          <w:color w:val="000000"/>
+          <w:sz w:val="18"/>
+          <w:szCs w:val="19"/>
+          <w:highlight w:val="white"/>
+        </w:rPr>
+        <w:t>{c1}</w:t>
       </w:r>
       <w:r>
         <w:rPr>
@@ -15703,7 +12825,7 @@
           <w:szCs w:val="19"/>
           <w:highlight w:val="white"/>
         </w:rPr>
-        <w:t>$"Произведение (</w:t>
+        <w:t>)*(</w:t>
       </w:r>
       <w:r>
         <w:rPr>
@@ -15713,91 +12835,27 @@
           <w:szCs w:val="19"/>
           <w:highlight w:val="white"/>
         </w:rPr>
-        <w:t>{c1</w:t>
-      </w:r>
-      <w:proofErr w:type="gramStart"/>
-      <w:r>
-        <w:rPr>
-          <w:rFonts w:ascii="Consolas" w:hAnsi="Consolas" w:cs="Cascadia Mono"/>
-          <w:color w:val="000000"/>
+        <w:t>{c2}</w:t>
+      </w:r>
+      <w:r>
+        <w:rPr>
+          <w:rFonts w:ascii="Consolas" w:hAnsi="Consolas" w:cs="Cascadia Mono"/>
+          <w:color w:val="A31515"/>
           <w:sz w:val="18"/>
           <w:szCs w:val="19"/>
           <w:highlight w:val="white"/>
         </w:rPr>
-        <w:t>}</w:t>
-      </w:r>
-      <w:r>
-        <w:rPr>
-          <w:rFonts w:ascii="Consolas" w:hAnsi="Consolas" w:cs="Cascadia Mono"/>
-          <w:color w:val="A31515"/>
+        <w:t>)=</w:t>
+      </w:r>
+      <w:r>
+        <w:rPr>
+          <w:rFonts w:ascii="Consolas" w:hAnsi="Consolas" w:cs="Cascadia Mono"/>
+          <w:color w:val="000000"/>
           <w:sz w:val="18"/>
           <w:szCs w:val="19"/>
           <w:highlight w:val="white"/>
         </w:rPr>
-        <w:t>)*</w:t>
-      </w:r>
-      <w:proofErr w:type="gramEnd"/>
-      <w:r>
-        <w:rPr>
-          <w:rFonts w:ascii="Consolas" w:hAnsi="Consolas" w:cs="Cascadia Mono"/>
-          <w:color w:val="A31515"/>
-          <w:sz w:val="18"/>
-          <w:szCs w:val="19"/>
-          <w:highlight w:val="white"/>
-        </w:rPr>
-        <w:t>(</w:t>
-      </w:r>
-      <w:r>
-        <w:rPr>
-          <w:rFonts w:ascii="Consolas" w:hAnsi="Consolas" w:cs="Cascadia Mono"/>
-          <w:color w:val="000000"/>
-          <w:sz w:val="18"/>
-          <w:szCs w:val="19"/>
-          <w:highlight w:val="white"/>
-        </w:rPr>
-        <w:t>{c2}</w:t>
-      </w:r>
-      <w:r>
-        <w:rPr>
-          <w:rFonts w:ascii="Consolas" w:hAnsi="Consolas" w:cs="Cascadia Mono"/>
-          <w:color w:val="A31515"/>
-          <w:sz w:val="18"/>
-          <w:szCs w:val="19"/>
-          <w:highlight w:val="white"/>
-        </w:rPr>
-        <w:t>)=</w:t>
-      </w:r>
-      <w:r>
-        <w:rPr>
-          <w:rFonts w:ascii="Consolas" w:hAnsi="Consolas" w:cs="Cascadia Mono"/>
-          <w:color w:val="000000"/>
-          <w:sz w:val="18"/>
-          <w:szCs w:val="19"/>
-          <w:highlight w:val="white"/>
-        </w:rPr>
-        <w:t>{</w:t>
-      </w:r>
-      <w:proofErr w:type="spellStart"/>
-      <w:r>
-        <w:rPr>
-          <w:rFonts w:ascii="Consolas" w:hAnsi="Consolas" w:cs="Cascadia Mono"/>
-          <w:color w:val="000000"/>
-          <w:sz w:val="18"/>
-          <w:szCs w:val="19"/>
-          <w:highlight w:val="white"/>
-        </w:rPr>
-        <w:t>prod</w:t>
-      </w:r>
-      <w:proofErr w:type="spellEnd"/>
-      <w:r>
-        <w:rPr>
-          <w:rFonts w:ascii="Consolas" w:hAnsi="Consolas" w:cs="Cascadia Mono"/>
-          <w:color w:val="000000"/>
-          <w:sz w:val="18"/>
-          <w:szCs w:val="19"/>
-          <w:highlight w:val="white"/>
-        </w:rPr>
-        <w:t>}</w:t>
+        <w:t>{prod}</w:t>
       </w:r>
       <w:r>
         <w:rPr>
@@ -15836,7 +12894,6 @@
           <w:highlight w:val="white"/>
         </w:rPr>
       </w:pPr>
-      <w:proofErr w:type="spellStart"/>
       <w:r>
         <w:rPr>
           <w:rFonts w:ascii="Consolas" w:hAnsi="Consolas" w:cs="Cascadia Mono"/>
@@ -15847,7 +12904,6 @@
         </w:rPr>
         <w:t>var</w:t>
       </w:r>
-      <w:proofErr w:type="spellEnd"/>
       <w:r>
         <w:rPr>
           <w:rFonts w:ascii="Consolas" w:hAnsi="Consolas" w:cs="Cascadia Mono"/>
@@ -15856,20 +12912,18 @@
           <w:szCs w:val="19"/>
           <w:highlight w:val="white"/>
         </w:rPr>
-        <w:t xml:space="preserve"> </w:t>
-      </w:r>
-      <w:proofErr w:type="spellStart"/>
-      <w:r>
-        <w:rPr>
-          <w:rFonts w:ascii="Consolas" w:hAnsi="Consolas" w:cs="Cascadia Mono"/>
-          <w:color w:val="000000"/>
+        <w:t xml:space="preserve"> num = (</w:t>
+      </w:r>
+      <w:r>
+        <w:rPr>
+          <w:rFonts w:ascii="Consolas" w:hAnsi="Consolas" w:cs="Cascadia Mono"/>
+          <w:color w:val="0000FF"/>
           <w:sz w:val="18"/>
           <w:szCs w:val="19"/>
           <w:highlight w:val="white"/>
         </w:rPr>
-        <w:t>num</w:t>
-      </w:r>
-      <w:proofErr w:type="spellEnd"/>
+        <w:t>double</w:t>
+      </w:r>
       <w:r>
         <w:rPr>
           <w:rFonts w:ascii="Consolas" w:hAnsi="Consolas" w:cs="Cascadia Mono"/>
@@ -15878,61 +12932,17 @@
           <w:szCs w:val="19"/>
           <w:highlight w:val="white"/>
         </w:rPr>
-        <w:t xml:space="preserve"> = (</w:t>
-      </w:r>
-      <w:proofErr w:type="spellStart"/>
-      <w:r>
-        <w:rPr>
-          <w:rFonts w:ascii="Consolas" w:hAnsi="Consolas" w:cs="Cascadia Mono"/>
-          <w:color w:val="0000FF"/>
+        <w:t xml:space="preserve">)c1; </w:t>
+      </w:r>
+      <w:r>
+        <w:rPr>
+          <w:rFonts w:ascii="Consolas" w:hAnsi="Consolas" w:cs="Cascadia Mono"/>
+          <w:color w:val="008000"/>
           <w:sz w:val="18"/>
           <w:szCs w:val="19"/>
           <w:highlight w:val="white"/>
         </w:rPr>
-        <w:t>double</w:t>
-      </w:r>
-      <w:proofErr w:type="spellEnd"/>
-      <w:r>
-        <w:rPr>
-          <w:rFonts w:ascii="Consolas" w:hAnsi="Consolas" w:cs="Cascadia Mono"/>
-          <w:color w:val="000000"/>
-          <w:sz w:val="18"/>
-          <w:szCs w:val="19"/>
-          <w:highlight w:val="white"/>
-        </w:rPr>
-        <w:t xml:space="preserve">)c1; </w:t>
-      </w:r>
-      <w:r>
-        <w:rPr>
-          <w:rFonts w:ascii="Consolas" w:hAnsi="Consolas" w:cs="Cascadia Mono"/>
-          <w:color w:val="008000"/>
-          <w:sz w:val="18"/>
-          <w:szCs w:val="19"/>
-          <w:highlight w:val="white"/>
-        </w:rPr>
-        <w:t>// Явное (</w:t>
-      </w:r>
-      <w:proofErr w:type="spellStart"/>
-      <w:r>
-        <w:rPr>
-          <w:rFonts w:ascii="Consolas" w:hAnsi="Consolas" w:cs="Cascadia Mono"/>
-          <w:color w:val="008000"/>
-          <w:sz w:val="18"/>
-          <w:szCs w:val="19"/>
-          <w:highlight w:val="white"/>
-        </w:rPr>
-        <w:t>explicit</w:t>
-      </w:r>
-      <w:proofErr w:type="spellEnd"/>
-      <w:r>
-        <w:rPr>
-          <w:rFonts w:ascii="Consolas" w:hAnsi="Consolas" w:cs="Cascadia Mono"/>
-          <w:color w:val="008000"/>
-          <w:sz w:val="18"/>
-          <w:szCs w:val="19"/>
-          <w:highlight w:val="white"/>
-        </w:rPr>
-        <w:t>) преобразование в вещественное число</w:t>
+        <w:t>// Явное (explicit) преобразование в вещественное число</w:t>
       </w:r>
     </w:p>
     <w:p>
@@ -15951,7 +12961,6 @@
           <w:highlight w:val="white"/>
         </w:rPr>
       </w:pPr>
-      <w:proofErr w:type="spellStart"/>
       <w:r>
         <w:rPr>
           <w:rFonts w:ascii="Consolas" w:hAnsi="Consolas" w:cs="Cascadia Mono"/>
@@ -15970,18 +12979,27 @@
           <w:szCs w:val="19"/>
           <w:highlight w:val="white"/>
         </w:rPr>
-        <w:t>.WriteLine</w:t>
-      </w:r>
-      <w:proofErr w:type="spellEnd"/>
-      <w:r>
-        <w:rPr>
-          <w:rFonts w:ascii="Consolas" w:hAnsi="Consolas" w:cs="Cascadia Mono"/>
-          <w:color w:val="000000"/>
+        <w:t>.WriteLine(</w:t>
+      </w:r>
+      <w:r>
+        <w:rPr>
+          <w:rFonts w:ascii="Consolas" w:hAnsi="Consolas" w:cs="Cascadia Mono"/>
+          <w:color w:val="A31515"/>
           <w:sz w:val="18"/>
           <w:szCs w:val="19"/>
           <w:highlight w:val="white"/>
         </w:rPr>
-        <w:t>(</w:t>
+        <w:t xml:space="preserve">$"Явное (explicit) преобразование </w:t>
+      </w:r>
+      <w:r>
+        <w:rPr>
+          <w:rFonts w:ascii="Consolas" w:hAnsi="Consolas" w:cs="Cascadia Mono"/>
+          <w:color w:val="000000"/>
+          <w:sz w:val="18"/>
+          <w:szCs w:val="19"/>
+          <w:highlight w:val="white"/>
+        </w:rPr>
+        <w:t>{c1}</w:t>
       </w:r>
       <w:r>
         <w:rPr>
@@ -15991,81 +13009,17 @@
           <w:szCs w:val="19"/>
           <w:highlight w:val="white"/>
         </w:rPr>
-        <w:t>$"Явное (</w:t>
-      </w:r>
-      <w:proofErr w:type="spellStart"/>
-      <w:r>
-        <w:rPr>
-          <w:rFonts w:ascii="Consolas" w:hAnsi="Consolas" w:cs="Cascadia Mono"/>
-          <w:color w:val="A31515"/>
+        <w:t xml:space="preserve"> в вещественное число </w:t>
+      </w:r>
+      <w:r>
+        <w:rPr>
+          <w:rFonts w:ascii="Consolas" w:hAnsi="Consolas" w:cs="Cascadia Mono"/>
+          <w:color w:val="000000"/>
           <w:sz w:val="18"/>
           <w:szCs w:val="19"/>
           <w:highlight w:val="white"/>
         </w:rPr>
-        <w:t>explicit</w:t>
-      </w:r>
-      <w:proofErr w:type="spellEnd"/>
-      <w:r>
-        <w:rPr>
-          <w:rFonts w:ascii="Consolas" w:hAnsi="Consolas" w:cs="Cascadia Mono"/>
-          <w:color w:val="A31515"/>
-          <w:sz w:val="18"/>
-          <w:szCs w:val="19"/>
-          <w:highlight w:val="white"/>
-        </w:rPr>
-        <w:t xml:space="preserve">) преобразование </w:t>
-      </w:r>
-      <w:r>
-        <w:rPr>
-          <w:rFonts w:ascii="Consolas" w:hAnsi="Consolas" w:cs="Cascadia Mono"/>
-          <w:color w:val="000000"/>
-          <w:sz w:val="18"/>
-          <w:szCs w:val="19"/>
-          <w:highlight w:val="white"/>
-        </w:rPr>
-        <w:t>{c1}</w:t>
-      </w:r>
-      <w:r>
-        <w:rPr>
-          <w:rFonts w:ascii="Consolas" w:hAnsi="Consolas" w:cs="Cascadia Mono"/>
-          <w:color w:val="A31515"/>
-          <w:sz w:val="18"/>
-          <w:szCs w:val="19"/>
-          <w:highlight w:val="white"/>
-        </w:rPr>
-        <w:t xml:space="preserve"> в вещественное число </w:t>
-      </w:r>
-      <w:r>
-        <w:rPr>
-          <w:rFonts w:ascii="Consolas" w:hAnsi="Consolas" w:cs="Cascadia Mono"/>
-          <w:color w:val="000000"/>
-          <w:sz w:val="18"/>
-          <w:szCs w:val="19"/>
-          <w:highlight w:val="white"/>
-        </w:rPr>
-        <w:t>{</w:t>
-      </w:r>
-      <w:proofErr w:type="spellStart"/>
-      <w:r>
-        <w:rPr>
-          <w:rFonts w:ascii="Consolas" w:hAnsi="Consolas" w:cs="Cascadia Mono"/>
-          <w:color w:val="000000"/>
-          <w:sz w:val="18"/>
-          <w:szCs w:val="19"/>
-          <w:highlight w:val="white"/>
-        </w:rPr>
-        <w:t>num</w:t>
-      </w:r>
-      <w:proofErr w:type="spellEnd"/>
-      <w:r>
-        <w:rPr>
-          <w:rFonts w:ascii="Consolas" w:hAnsi="Consolas" w:cs="Cascadia Mono"/>
-          <w:color w:val="000000"/>
-          <w:sz w:val="18"/>
-          <w:szCs w:val="19"/>
-          <w:highlight w:val="white"/>
-        </w:rPr>
-        <w:t>}</w:t>
+        <w:t>{num}</w:t>
       </w:r>
       <w:r>
         <w:rPr>
@@ -16104,7 +13058,6 @@
           <w:highlight w:val="white"/>
         </w:rPr>
       </w:pPr>
-      <w:proofErr w:type="spellStart"/>
       <w:r>
         <w:rPr>
           <w:rFonts w:ascii="Consolas" w:hAnsi="Consolas" w:cs="Cascadia Mono"/>
@@ -16115,7 +13068,6 @@
         </w:rPr>
         <w:t>Complex</w:t>
       </w:r>
-      <w:proofErr w:type="spellEnd"/>
       <w:r>
         <w:rPr>
           <w:rFonts w:ascii="Consolas" w:hAnsi="Consolas" w:cs="Cascadia Mono"/>
@@ -16124,61 +13076,17 @@
           <w:szCs w:val="19"/>
           <w:highlight w:val="white"/>
         </w:rPr>
-        <w:t xml:space="preserve"> c3 = </w:t>
-      </w:r>
-      <w:proofErr w:type="spellStart"/>
-      <w:r>
-        <w:rPr>
-          <w:rFonts w:ascii="Consolas" w:hAnsi="Consolas" w:cs="Cascadia Mono"/>
-          <w:color w:val="000000"/>
+        <w:t xml:space="preserve"> c3 = num; </w:t>
+      </w:r>
+      <w:r>
+        <w:rPr>
+          <w:rFonts w:ascii="Consolas" w:hAnsi="Consolas" w:cs="Cascadia Mono"/>
+          <w:color w:val="008000"/>
           <w:sz w:val="18"/>
           <w:szCs w:val="19"/>
           <w:highlight w:val="white"/>
         </w:rPr>
-        <w:t>num</w:t>
-      </w:r>
-      <w:proofErr w:type="spellEnd"/>
-      <w:r>
-        <w:rPr>
-          <w:rFonts w:ascii="Consolas" w:hAnsi="Consolas" w:cs="Cascadia Mono"/>
-          <w:color w:val="000000"/>
-          <w:sz w:val="18"/>
-          <w:szCs w:val="19"/>
-          <w:highlight w:val="white"/>
-        </w:rPr>
-        <w:t xml:space="preserve">; </w:t>
-      </w:r>
-      <w:r>
-        <w:rPr>
-          <w:rFonts w:ascii="Consolas" w:hAnsi="Consolas" w:cs="Cascadia Mono"/>
-          <w:color w:val="008000"/>
-          <w:sz w:val="18"/>
-          <w:szCs w:val="19"/>
-          <w:highlight w:val="white"/>
-        </w:rPr>
-        <w:t>// Неявное (</w:t>
-      </w:r>
-      <w:proofErr w:type="spellStart"/>
-      <w:r>
-        <w:rPr>
-          <w:rFonts w:ascii="Consolas" w:hAnsi="Consolas" w:cs="Cascadia Mono"/>
-          <w:color w:val="008000"/>
-          <w:sz w:val="18"/>
-          <w:szCs w:val="19"/>
-          <w:highlight w:val="white"/>
-        </w:rPr>
-        <w:t>implicit</w:t>
-      </w:r>
-      <w:proofErr w:type="spellEnd"/>
-      <w:r>
-        <w:rPr>
-          <w:rFonts w:ascii="Consolas" w:hAnsi="Consolas" w:cs="Cascadia Mono"/>
-          <w:color w:val="008000"/>
-          <w:sz w:val="18"/>
-          <w:szCs w:val="19"/>
-          <w:highlight w:val="white"/>
-        </w:rPr>
-        <w:t>) преобразование в комплексное число</w:t>
+        <w:t>// Неявное (implicit) преобразование в комплексное число</w:t>
       </w:r>
     </w:p>
     <w:p>
@@ -16191,7 +13099,6 @@
           <w:szCs w:val="22"/>
         </w:rPr>
       </w:pPr>
-      <w:proofErr w:type="spellStart"/>
       <w:r>
         <w:rPr>
           <w:rFonts w:ascii="Consolas" w:hAnsi="Consolas" w:cs="Cascadia Mono"/>
@@ -16210,82 +13117,27 @@
           <w:szCs w:val="19"/>
           <w:highlight w:val="white"/>
         </w:rPr>
-        <w:t>.WriteLine</w:t>
-      </w:r>
-      <w:proofErr w:type="spellEnd"/>
-      <w:r>
-        <w:rPr>
-          <w:rFonts w:ascii="Consolas" w:hAnsi="Consolas" w:cs="Cascadia Mono"/>
-          <w:color w:val="000000"/>
+        <w:t>.WriteLine(</w:t>
+      </w:r>
+      <w:r>
+        <w:rPr>
+          <w:rFonts w:ascii="Consolas" w:hAnsi="Consolas" w:cs="Cascadia Mono"/>
+          <w:color w:val="A31515"/>
           <w:sz w:val="18"/>
           <w:szCs w:val="19"/>
           <w:highlight w:val="white"/>
         </w:rPr>
-        <w:t>(</w:t>
-      </w:r>
-      <w:r>
-        <w:rPr>
-          <w:rFonts w:ascii="Consolas" w:hAnsi="Consolas" w:cs="Cascadia Mono"/>
-          <w:color w:val="A31515"/>
+        <w:t xml:space="preserve">$"Неявное (implicit) преобразование </w:t>
+      </w:r>
+      <w:r>
+        <w:rPr>
+          <w:rFonts w:ascii="Consolas" w:hAnsi="Consolas" w:cs="Cascadia Mono"/>
+          <w:color w:val="000000"/>
           <w:sz w:val="18"/>
           <w:szCs w:val="19"/>
           <w:highlight w:val="white"/>
         </w:rPr>
-        <w:t>$"Неявное (</w:t>
-      </w:r>
-      <w:proofErr w:type="spellStart"/>
-      <w:r>
-        <w:rPr>
-          <w:rFonts w:ascii="Consolas" w:hAnsi="Consolas" w:cs="Cascadia Mono"/>
-          <w:color w:val="A31515"/>
-          <w:sz w:val="18"/>
-          <w:szCs w:val="19"/>
-          <w:highlight w:val="white"/>
-        </w:rPr>
-        <w:t>implicit</w:t>
-      </w:r>
-      <w:proofErr w:type="spellEnd"/>
-      <w:r>
-        <w:rPr>
-          <w:rFonts w:ascii="Consolas" w:hAnsi="Consolas" w:cs="Cascadia Mono"/>
-          <w:color w:val="A31515"/>
-          <w:sz w:val="18"/>
-          <w:szCs w:val="19"/>
-          <w:highlight w:val="white"/>
-        </w:rPr>
-        <w:t xml:space="preserve">) преобразование </w:t>
-      </w:r>
-      <w:r>
-        <w:rPr>
-          <w:rFonts w:ascii="Consolas" w:hAnsi="Consolas" w:cs="Cascadia Mono"/>
-          <w:color w:val="000000"/>
-          <w:sz w:val="18"/>
-          <w:szCs w:val="19"/>
-          <w:highlight w:val="white"/>
-        </w:rPr>
-        <w:t>{</w:t>
-      </w:r>
-      <w:proofErr w:type="spellStart"/>
-      <w:r>
-        <w:rPr>
-          <w:rFonts w:ascii="Consolas" w:hAnsi="Consolas" w:cs="Cascadia Mono"/>
-          <w:color w:val="000000"/>
-          <w:sz w:val="18"/>
-          <w:szCs w:val="19"/>
-          <w:highlight w:val="white"/>
-        </w:rPr>
-        <w:t>num</w:t>
-      </w:r>
-      <w:proofErr w:type="spellEnd"/>
-      <w:r>
-        <w:rPr>
-          <w:rFonts w:ascii="Consolas" w:hAnsi="Consolas" w:cs="Cascadia Mono"/>
-          <w:color w:val="000000"/>
-          <w:sz w:val="18"/>
-          <w:szCs w:val="19"/>
-          <w:highlight w:val="white"/>
-        </w:rPr>
-        <w:t>}</w:t>
+        <w:t>{num}</w:t>
       </w:r>
       <w:r>
         <w:rPr>
@@ -16693,55 +13545,7 @@
           <w:sz w:val="22"/>
           <w:szCs w:val="22"/>
         </w:rPr>
-        <w:t xml:space="preserve"> MS </w:t>
-      </w:r>
-      <w:proofErr w:type="spellStart"/>
-      <w:r>
-        <w:rPr>
-          <w:sz w:val="22"/>
-          <w:szCs w:val="22"/>
-        </w:rPr>
-        <w:t>Visual</w:t>
-      </w:r>
-      <w:proofErr w:type="spellEnd"/>
-      <w:r>
-        <w:rPr>
-          <w:sz w:val="22"/>
-          <w:szCs w:val="22"/>
-        </w:rPr>
-        <w:t xml:space="preserve"> </w:t>
-      </w:r>
-      <w:proofErr w:type="spellStart"/>
-      <w:r>
-        <w:rPr>
-          <w:sz w:val="22"/>
-          <w:szCs w:val="22"/>
-        </w:rPr>
-        <w:t>Studio</w:t>
-      </w:r>
-      <w:proofErr w:type="spellEnd"/>
-      <w:r>
-        <w:rPr>
-          <w:sz w:val="22"/>
-          <w:szCs w:val="22"/>
-        </w:rPr>
-        <w:t xml:space="preserve"> </w:t>
-      </w:r>
-      <w:proofErr w:type="spellStart"/>
-      <w:r>
-        <w:rPr>
-          <w:sz w:val="22"/>
-          <w:szCs w:val="22"/>
-        </w:rPr>
-        <w:t>Community</w:t>
-      </w:r>
-      <w:proofErr w:type="spellEnd"/>
-      <w:r>
-        <w:rPr>
-          <w:sz w:val="22"/>
-          <w:szCs w:val="22"/>
-        </w:rPr>
-        <w:t xml:space="preserve"> 20</w:t>
+        <w:t xml:space="preserve"> MS Visual Studio Community 20</w:t>
       </w:r>
       <w:r>
         <w:rPr>
@@ -16794,7 +13598,6 @@
           <w:szCs w:val="22"/>
         </w:rPr>
       </w:pPr>
-      <w:proofErr w:type="spellStart"/>
       <w:r>
         <w:rPr>
           <w:sz w:val="22"/>
@@ -16802,29 +13605,12 @@
         </w:rPr>
         <w:t>Open</w:t>
       </w:r>
-      <w:proofErr w:type="spellEnd"/>
-      <w:r>
-        <w:rPr>
-          <w:sz w:val="22"/>
-          <w:szCs w:val="22"/>
-        </w:rPr>
-        <w:t xml:space="preserve"> </w:t>
-      </w:r>
-      <w:proofErr w:type="spellStart"/>
-      <w:r>
-        <w:rPr>
-          <w:sz w:val="22"/>
-          <w:szCs w:val="22"/>
-        </w:rPr>
-        <w:t>Office</w:t>
-      </w:r>
-      <w:proofErr w:type="spellEnd"/>
-      <w:r>
-        <w:rPr>
-          <w:sz w:val="22"/>
-          <w:szCs w:val="22"/>
-        </w:rPr>
-        <w:t xml:space="preserve"> (Свободно распространяемое программное обеспечение).</w:t>
+      <w:r>
+        <w:rPr>
+          <w:sz w:val="22"/>
+          <w:szCs w:val="22"/>
+        </w:rPr>
+        <w:t xml:space="preserve"> Office (Свободно распространяемое программное обеспечение).</w:t>
       </w:r>
     </w:p>
     <w:p>
@@ -16966,101 +13752,12 @@
           <w:szCs w:val="22"/>
         </w:rPr>
       </w:pPr>
-      <w:proofErr w:type="spellStart"/>
-      <w:r>
-        <w:rPr>
-          <w:sz w:val="22"/>
-          <w:szCs w:val="22"/>
-        </w:rPr>
-        <w:t>Биллиг</w:t>
-      </w:r>
-      <w:proofErr w:type="spellEnd"/>
-      <w:r>
-        <w:rPr>
-          <w:sz w:val="22"/>
-          <w:szCs w:val="22"/>
-        </w:rPr>
-        <w:t xml:space="preserve">, В. A. Основы объектного программирования на С# (C# 3.0, </w:t>
-      </w:r>
-      <w:proofErr w:type="spellStart"/>
-      <w:r>
-        <w:rPr>
-          <w:sz w:val="22"/>
-          <w:szCs w:val="22"/>
-        </w:rPr>
-        <w:t>Visual</w:t>
-      </w:r>
-      <w:proofErr w:type="spellEnd"/>
-      <w:r>
-        <w:rPr>
-          <w:sz w:val="22"/>
-          <w:szCs w:val="22"/>
-        </w:rPr>
-        <w:t xml:space="preserve"> </w:t>
-      </w:r>
-      <w:proofErr w:type="spellStart"/>
-      <w:r>
-        <w:rPr>
-          <w:sz w:val="22"/>
-          <w:szCs w:val="22"/>
-        </w:rPr>
-        <w:t>Studio</w:t>
-      </w:r>
-      <w:proofErr w:type="spellEnd"/>
-      <w:r>
-        <w:rPr>
-          <w:sz w:val="22"/>
-          <w:szCs w:val="22"/>
-        </w:rPr>
-        <w:t xml:space="preserve"> 2008) [Электронный ресурс</w:t>
-      </w:r>
-      <w:proofErr w:type="gramStart"/>
-      <w:r>
-        <w:rPr>
-          <w:sz w:val="22"/>
-          <w:szCs w:val="22"/>
-        </w:rPr>
-        <w:t>] :</w:t>
-      </w:r>
-      <w:proofErr w:type="gramEnd"/>
-      <w:r>
-        <w:rPr>
-          <w:sz w:val="22"/>
-          <w:szCs w:val="22"/>
-        </w:rPr>
-        <w:t xml:space="preserve"> учебное пособие / В. A. </w:t>
-      </w:r>
-      <w:proofErr w:type="spellStart"/>
-      <w:r>
-        <w:rPr>
-          <w:sz w:val="22"/>
-          <w:szCs w:val="22"/>
-        </w:rPr>
-        <w:t>Биллиг</w:t>
-      </w:r>
-      <w:proofErr w:type="spellEnd"/>
-      <w:r>
-        <w:rPr>
-          <w:sz w:val="22"/>
-          <w:szCs w:val="22"/>
-        </w:rPr>
-        <w:t xml:space="preserve">. — Электрон. текстовые данные. — Москва, </w:t>
-      </w:r>
-      <w:proofErr w:type="gramStart"/>
-      <w:r>
-        <w:rPr>
-          <w:sz w:val="22"/>
-          <w:szCs w:val="22"/>
-        </w:rPr>
-        <w:t>Саратов :</w:t>
-      </w:r>
-      <w:proofErr w:type="gramEnd"/>
-      <w:r>
-        <w:rPr>
-          <w:sz w:val="22"/>
-          <w:szCs w:val="22"/>
-        </w:rPr>
-        <w:t xml:space="preserve"> Интернет-Университет Информационных Технологий (ИНТУИТ), Вузовское образование, 2017. — 583 c. — 978-5-4487-0145-0. — Режим доступа: http://www.iprbookshop.ru/72339.html</w:t>
+      <w:r>
+        <w:rPr>
+          <w:sz w:val="22"/>
+          <w:szCs w:val="22"/>
+        </w:rPr>
+        <w:t>Биллиг, В. A. Основы объектного программирования на С# (C# 3.0, Visual Studio 2008) [Электронный ресурс] : учебное пособие / В. A. Биллиг. — Электрон. текстовые данные. — Москва, Саратов : Интернет-Университет Информационных Технологий (ИНТУИТ), Вузовское образование, 2017. — 583 c. — 978-5-4487-0145-0. — Режим доступа: http://www.iprbookshop.ru/72339.html</w:t>
       </w:r>
     </w:p>
     <w:p>
@@ -17081,23 +13778,7 @@
           <w:sz w:val="22"/>
           <w:szCs w:val="22"/>
         </w:rPr>
-        <w:t xml:space="preserve">Павловская, Т. А. Программирование на языке высокого уровня C# [Электронный ресурс] / Т. А. Павловская. — 2-е изд. — Электрон. текстовые данные. — </w:t>
-      </w:r>
-      <w:proofErr w:type="gramStart"/>
-      <w:r>
-        <w:rPr>
-          <w:sz w:val="22"/>
-          <w:szCs w:val="22"/>
-        </w:rPr>
-        <w:t>М. :</w:t>
-      </w:r>
-      <w:proofErr w:type="gramEnd"/>
-      <w:r>
-        <w:rPr>
-          <w:sz w:val="22"/>
-          <w:szCs w:val="22"/>
-        </w:rPr>
-        <w:t xml:space="preserve"> Интернет-Университет Информационных Технологий (ИНТУИТ), 2016. — 245 c. — 2227-8397. — Режим доступа: http://www.iprbookshop.ru/73713.html</w:t>
+        <w:t>Павловская, Т. А. Программирование на языке высокого уровня C# [Электронный ресурс] / Т. А. Павловская. — 2-е изд. — Электрон. текстовые данные. — М. : Интернет-Университет Информационных Технологий (ИНТУИТ), 2016. — 245 c. — 2227-8397. — Режим доступа: http://www.iprbookshop.ru/73713.html</w:t>
       </w:r>
     </w:p>
     <w:p>
@@ -17118,39 +13799,7 @@
           <w:sz w:val="22"/>
           <w:szCs w:val="22"/>
         </w:rPr>
-        <w:t>Агапов, В. П. Основы программирования на языке С# [Электронный ресурс</w:t>
-      </w:r>
-      <w:proofErr w:type="gramStart"/>
-      <w:r>
-        <w:rPr>
-          <w:sz w:val="22"/>
-          <w:szCs w:val="22"/>
-        </w:rPr>
-        <w:t>] :</w:t>
-      </w:r>
-      <w:proofErr w:type="gramEnd"/>
-      <w:r>
-        <w:rPr>
-          <w:sz w:val="22"/>
-          <w:szCs w:val="22"/>
-        </w:rPr>
-        <w:t xml:space="preserve"> учебное пособие / В. П. Агапов. — Электрон. текстовые данные. — </w:t>
-      </w:r>
-      <w:proofErr w:type="gramStart"/>
-      <w:r>
-        <w:rPr>
-          <w:sz w:val="22"/>
-          <w:szCs w:val="22"/>
-        </w:rPr>
-        <w:t>М. :</w:t>
-      </w:r>
-      <w:proofErr w:type="gramEnd"/>
-      <w:r>
-        <w:rPr>
-          <w:sz w:val="22"/>
-          <w:szCs w:val="22"/>
-        </w:rPr>
-        <w:t xml:space="preserve"> Московский государственный строительный университет, ЭБС АСВ, 2012. — 128 c. — 978-5-7264-0576-6. — Режим доступа: http://www.iprbookshop.ru/16366.html</w:t>
+        <w:t>Агапов, В. П. Основы программирования на языке С# [Электронный ресурс] : учебное пособие / В. П. Агапов. — Электрон. текстовые данные. — М. : Московский государственный строительный университет, ЭБС АСВ, 2012. — 128 c. — 978-5-7264-0576-6. — Режим доступа: http://www.iprbookshop.ru/16366.html</w:t>
       </w:r>
     </w:p>
     <w:p>
@@ -17171,39 +13820,7 @@
           <w:sz w:val="22"/>
           <w:szCs w:val="22"/>
         </w:rPr>
-        <w:t>Медведев, М. А. Программирование на СИ# [Электронный ресурс</w:t>
-      </w:r>
-      <w:proofErr w:type="gramStart"/>
-      <w:r>
-        <w:rPr>
-          <w:sz w:val="22"/>
-          <w:szCs w:val="22"/>
-        </w:rPr>
-        <w:t>] :</w:t>
-      </w:r>
-      <w:proofErr w:type="gramEnd"/>
-      <w:r>
-        <w:rPr>
-          <w:sz w:val="22"/>
-          <w:szCs w:val="22"/>
-        </w:rPr>
-        <w:t xml:space="preserve"> учебное пособие / М. А. Медведев, А. Н. Медведев ; под ред. А. В. Присяжный. — Электрон. текстовые данные. — </w:t>
-      </w:r>
-      <w:proofErr w:type="gramStart"/>
-      <w:r>
-        <w:rPr>
-          <w:sz w:val="22"/>
-          <w:szCs w:val="22"/>
-        </w:rPr>
-        <w:t>Екатеринбург :</w:t>
-      </w:r>
-      <w:proofErr w:type="gramEnd"/>
-      <w:r>
-        <w:rPr>
-          <w:sz w:val="22"/>
-          <w:szCs w:val="22"/>
-        </w:rPr>
-        <w:t xml:space="preserve"> Уральский федеральный университет, ЭБС АСВ, 2015. — 64 c. — 978-5-7996-1561-1. — Режим доступа: http://www.iprbookshop.ru/69667.html</w:t>
+        <w:t>Медведев, М. А. Программирование на СИ# [Электронный ресурс] : учебное пособие / М. А. Медведев, А. Н. Медведев ; под ред. А. В. Присяжный. — Электрон. текстовые данные. — Екатеринбург : Уральский федеральный университет, ЭБС АСВ, 2015. — 64 c. — 978-5-7996-1561-1. — Режим доступа: http://www.iprbookshop.ru/69667.html</w:t>
       </w:r>
     </w:p>
     <w:p>
@@ -17224,119 +13841,7 @@
           <w:sz w:val="22"/>
           <w:szCs w:val="22"/>
         </w:rPr>
-        <w:t xml:space="preserve">Казанский А.А. Объектно-ориентированное программирование на языке </w:t>
-      </w:r>
-      <w:proofErr w:type="spellStart"/>
-      <w:r>
-        <w:rPr>
-          <w:sz w:val="22"/>
-          <w:szCs w:val="22"/>
-        </w:rPr>
-        <w:t>Microsoft</w:t>
-      </w:r>
-      <w:proofErr w:type="spellEnd"/>
-      <w:r>
-        <w:rPr>
-          <w:sz w:val="22"/>
-          <w:szCs w:val="22"/>
-        </w:rPr>
-        <w:t xml:space="preserve"> </w:t>
-      </w:r>
-      <w:proofErr w:type="spellStart"/>
-      <w:r>
-        <w:rPr>
-          <w:sz w:val="22"/>
-          <w:szCs w:val="22"/>
-        </w:rPr>
-        <w:t>Visual</w:t>
-      </w:r>
-      <w:proofErr w:type="spellEnd"/>
-      <w:r>
-        <w:rPr>
-          <w:sz w:val="22"/>
-          <w:szCs w:val="22"/>
-        </w:rPr>
-        <w:t xml:space="preserve"> С# в среде разработки </w:t>
-      </w:r>
-      <w:proofErr w:type="spellStart"/>
-      <w:r>
-        <w:rPr>
-          <w:sz w:val="22"/>
-          <w:szCs w:val="22"/>
-        </w:rPr>
-        <w:t>Microsoft</w:t>
-      </w:r>
-      <w:proofErr w:type="spellEnd"/>
-      <w:r>
-        <w:rPr>
-          <w:sz w:val="22"/>
-          <w:szCs w:val="22"/>
-        </w:rPr>
-        <w:t xml:space="preserve"> </w:t>
-      </w:r>
-      <w:proofErr w:type="spellStart"/>
-      <w:r>
-        <w:rPr>
-          <w:sz w:val="22"/>
-          <w:szCs w:val="22"/>
-        </w:rPr>
-        <w:t>Visual</w:t>
-      </w:r>
-      <w:proofErr w:type="spellEnd"/>
-      <w:r>
-        <w:rPr>
-          <w:sz w:val="22"/>
-          <w:szCs w:val="22"/>
-        </w:rPr>
-        <w:t xml:space="preserve"> </w:t>
-      </w:r>
-      <w:proofErr w:type="spellStart"/>
-      <w:r>
-        <w:rPr>
-          <w:sz w:val="22"/>
-          <w:szCs w:val="22"/>
-        </w:rPr>
-        <w:t>Studio</w:t>
-      </w:r>
-      <w:proofErr w:type="spellEnd"/>
-      <w:r>
-        <w:rPr>
-          <w:sz w:val="22"/>
-          <w:szCs w:val="22"/>
-        </w:rPr>
-        <w:t xml:space="preserve"> 2008 и .NET </w:t>
-      </w:r>
-      <w:proofErr w:type="spellStart"/>
-      <w:r>
-        <w:rPr>
-          <w:sz w:val="22"/>
-          <w:szCs w:val="22"/>
-        </w:rPr>
-        <w:t>Framework</w:t>
-      </w:r>
-      <w:proofErr w:type="spellEnd"/>
-      <w:r>
-        <w:rPr>
-          <w:sz w:val="22"/>
-          <w:szCs w:val="22"/>
-        </w:rPr>
-        <w:t xml:space="preserve">. 4.3 [Электронный ресурс]: учебное пособие и практикум/ Казанский А.А.— Электрон. текстовые </w:t>
-      </w:r>
-      <w:proofErr w:type="gramStart"/>
-      <w:r>
-        <w:rPr>
-          <w:sz w:val="22"/>
-          <w:szCs w:val="22"/>
-        </w:rPr>
-        <w:t>данные.—</w:t>
-      </w:r>
-      <w:proofErr w:type="gramEnd"/>
-      <w:r>
-        <w:rPr>
-          <w:sz w:val="22"/>
-          <w:szCs w:val="22"/>
-        </w:rPr>
-        <w:t xml:space="preserve"> М.: Московский государственный строительный университет, ЭБС АСВ, 2011.— 180 c</w:t>
+        <w:t>Казанский А.А. Объектно-ориентированное программирование на языке Microsoft Visual С# в среде разработки Microsoft Visual Studio 2008 и .NET Framework. 4.3 [Электронный ресурс]: учебное пособие и практикум/ Казанский А.А.— Электрон. текстовые данные.— М.: Московский государственный строительный университет, ЭБС АСВ, 2011.— 180 c</w:t>
       </w:r>
     </w:p>
     <w:p>
@@ -17352,86 +13857,13 @@
           <w:szCs w:val="22"/>
         </w:rPr>
       </w:pPr>
-      <w:proofErr w:type="spellStart"/>
       <w:r>
         <w:rPr>
           <w:sz w:val="22"/>
           <w:szCs w:val="22"/>
         </w:rPr>
         <w:lastRenderedPageBreak/>
-        <w:t>Уйманова</w:t>
-      </w:r>
-      <w:proofErr w:type="spellEnd"/>
-      <w:r>
-        <w:rPr>
-          <w:sz w:val="22"/>
-          <w:szCs w:val="22"/>
-        </w:rPr>
-        <w:t xml:space="preserve"> Н.А. Основы объектно-ориентированного программирования [Электронный ресурс]: практикум/ </w:t>
-      </w:r>
-      <w:proofErr w:type="spellStart"/>
-      <w:r>
-        <w:rPr>
-          <w:sz w:val="22"/>
-          <w:szCs w:val="22"/>
-        </w:rPr>
-        <w:t>Уйманова</w:t>
-      </w:r>
-      <w:proofErr w:type="spellEnd"/>
-      <w:r>
-        <w:rPr>
-          <w:sz w:val="22"/>
-          <w:szCs w:val="22"/>
-        </w:rPr>
-        <w:t xml:space="preserve"> Н.А., </w:t>
-      </w:r>
-      <w:proofErr w:type="spellStart"/>
-      <w:r>
-        <w:rPr>
-          <w:sz w:val="22"/>
-          <w:szCs w:val="22"/>
-        </w:rPr>
-        <w:t>Таспаева</w:t>
-      </w:r>
-      <w:proofErr w:type="spellEnd"/>
-      <w:r>
-        <w:rPr>
-          <w:sz w:val="22"/>
-          <w:szCs w:val="22"/>
-        </w:rPr>
-        <w:t xml:space="preserve"> М.Г.— Электрон. текстовые </w:t>
-      </w:r>
-      <w:proofErr w:type="gramStart"/>
-      <w:r>
-        <w:rPr>
-          <w:sz w:val="22"/>
-          <w:szCs w:val="22"/>
-        </w:rPr>
-        <w:t>данные.—</w:t>
-      </w:r>
-      <w:proofErr w:type="gramEnd"/>
-      <w:r>
-        <w:rPr>
-          <w:sz w:val="22"/>
-          <w:szCs w:val="22"/>
-        </w:rPr>
-        <w:t xml:space="preserve"> Оренбург: Оренбургский государственный университет, ЭБС АСВ, 2017.— 156 c.— Режим доступа: http://www.iprbookshop.ru/78808.html.— ЭБС «</w:t>
-      </w:r>
-      <w:proofErr w:type="spellStart"/>
-      <w:r>
-        <w:rPr>
-          <w:sz w:val="22"/>
-          <w:szCs w:val="22"/>
-        </w:rPr>
-        <w:t>IPRbooks</w:t>
-      </w:r>
-      <w:proofErr w:type="spellEnd"/>
-      <w:r>
-        <w:rPr>
-          <w:sz w:val="22"/>
-          <w:szCs w:val="22"/>
-        </w:rPr>
-        <w:t>»</w:t>
+        <w:t>Уйманова Н.А. Основы объектно-ориентированного программирования [Электронный ресурс]: практикум/ Уйманова Н.А., Таспаева М.Г.— Электрон. текстовые данные.— Оренбург: Оренбургский государственный университет, ЭБС АСВ, 2017.— 156 c.— Режим доступа: http://www.iprbookshop.ru/78808.html.— ЭБС «IPRbooks»</w:t>
       </w:r>
     </w:p>
     <w:p>
@@ -17452,39 +13884,7 @@
           <w:sz w:val="22"/>
           <w:szCs w:val="22"/>
         </w:rPr>
-        <w:t xml:space="preserve">Новиков П.В. Объектно-ориентированное программирование [Электронный ресурс]: учебно-методическое пособие к лабораторным работам/ Новиков П.В.— Электрон. текстовые </w:t>
-      </w:r>
-      <w:proofErr w:type="gramStart"/>
-      <w:r>
-        <w:rPr>
-          <w:sz w:val="22"/>
-          <w:szCs w:val="22"/>
-        </w:rPr>
-        <w:t>данные.—</w:t>
-      </w:r>
-      <w:proofErr w:type="gramEnd"/>
-      <w:r>
-        <w:rPr>
-          <w:sz w:val="22"/>
-          <w:szCs w:val="22"/>
-        </w:rPr>
-        <w:t xml:space="preserve"> Саратов: Вузовское образование, 2017.— 124 c.— Режим доступа: http://www.iprbookshop.ru/64650.html.— ЭБС «</w:t>
-      </w:r>
-      <w:proofErr w:type="spellStart"/>
-      <w:r>
-        <w:rPr>
-          <w:sz w:val="22"/>
-          <w:szCs w:val="22"/>
-        </w:rPr>
-        <w:t>IPRbooks</w:t>
-      </w:r>
-      <w:proofErr w:type="spellEnd"/>
-      <w:r>
-        <w:rPr>
-          <w:sz w:val="22"/>
-          <w:szCs w:val="22"/>
-        </w:rPr>
-        <w:t>»</w:t>
+        <w:t>Новиков П.В. Объектно-ориентированное программирование [Электронный ресурс]: учебно-методическое пособие к лабораторным работам/ Новиков П.В.— Электрон. текстовые данные.— Саратов: Вузовское образование, 2017.— 124 c.— Режим доступа: http://www.iprbookshop.ru/64650.html.— ЭБС «IPRbooks»</w:t>
       </w:r>
     </w:p>
     <w:sectPr>
@@ -17502,7 +13902,7 @@
 </file>
 
 <file path=word/endnotes.xml><?xml version="1.0" encoding="utf-8"?>
-<w:endnotes xmlns:wpc="http://schemas.microsoft.com/office/word/2010/wordprocessingCanvas" xmlns:cx="http://schemas.microsoft.com/office/drawing/2014/chartex" xmlns:mc="http://schemas.openxmlformats.org/markup-compatibility/2006" xmlns:o="urn:schemas-microsoft-com:office:office" xmlns:r="http://schemas.openxmlformats.org/officeDocument/2006/relationships" xmlns:m="http://schemas.openxmlformats.org/officeDocument/2006/math" xmlns:v="urn:schemas-microsoft-com:vml" xmlns:wp14="http://schemas.microsoft.com/office/word/2010/wordprocessingDrawing" xmlns:wp="http://schemas.openxmlformats.org/drawingml/2006/wordprocessingDrawing" xmlns:w10="urn:schemas-microsoft-com:office:word" xmlns:w="http://schemas.openxmlformats.org/wordprocessingml/2006/main" xmlns:w14="http://schemas.microsoft.com/office/word/2010/wordml" xmlns:w15="http://schemas.microsoft.com/office/word/2012/wordml" xmlns:w16se="http://schemas.microsoft.com/office/word/2015/wordml/symex" xmlns:wpg="http://schemas.microsoft.com/office/word/2010/wordprocessingGroup" xmlns:wpi="http://schemas.microsoft.com/office/word/2010/wordprocessingInk" xmlns:wne="http://schemas.microsoft.com/office/word/2006/wordml" xmlns:wps="http://schemas.microsoft.com/office/word/2010/wordprocessingShape" mc:Ignorable="w14 w15 w16se wp14">
+<w:endnotes xmlns:wpc="http://schemas.microsoft.com/office/word/2010/wordprocessingCanvas" xmlns:mc="http://schemas.openxmlformats.org/markup-compatibility/2006" xmlns:o="urn:schemas-microsoft-com:office:office" xmlns:r="http://schemas.openxmlformats.org/officeDocument/2006/relationships" xmlns:m="http://schemas.openxmlformats.org/officeDocument/2006/math" xmlns:v="urn:schemas-microsoft-com:vml" xmlns:wp14="http://schemas.microsoft.com/office/word/2010/wordprocessingDrawing" xmlns:wp="http://schemas.openxmlformats.org/drawingml/2006/wordprocessingDrawing" xmlns:w10="urn:schemas-microsoft-com:office:word" xmlns:w="http://schemas.openxmlformats.org/wordprocessingml/2006/main" xmlns:w14="http://schemas.microsoft.com/office/word/2010/wordml" xmlns:w15="http://schemas.microsoft.com/office/word/2012/wordml" xmlns:wpg="http://schemas.microsoft.com/office/word/2010/wordprocessingGroup" xmlns:wpi="http://schemas.microsoft.com/office/word/2010/wordprocessingInk" xmlns:wne="http://schemas.microsoft.com/office/word/2006/wordml" xmlns:wps="http://schemas.microsoft.com/office/word/2010/wordprocessingShape" mc:Ignorable="w14 w15 wp14">
   <w:endnote w:type="separator" w:id="-1">
     <w:p>
       <w:r>
@@ -17521,7 +13921,7 @@
 </file>
 
 <file path=word/footer1.xml><?xml version="1.0" encoding="utf-8"?>
-<w:ftr xmlns:wpc="http://schemas.microsoft.com/office/word/2010/wordprocessingCanvas" xmlns:cx="http://schemas.microsoft.com/office/drawing/2014/chartex" xmlns:mc="http://schemas.openxmlformats.org/markup-compatibility/2006" xmlns:o="urn:schemas-microsoft-com:office:office" xmlns:r="http://schemas.openxmlformats.org/officeDocument/2006/relationships" xmlns:m="http://schemas.openxmlformats.org/officeDocument/2006/math" xmlns:v="urn:schemas-microsoft-com:vml" xmlns:wp14="http://schemas.microsoft.com/office/word/2010/wordprocessingDrawing" xmlns:wp="http://schemas.openxmlformats.org/drawingml/2006/wordprocessingDrawing" xmlns:w10="urn:schemas-microsoft-com:office:word" xmlns:w="http://schemas.openxmlformats.org/wordprocessingml/2006/main" xmlns:w14="http://schemas.microsoft.com/office/word/2010/wordml" xmlns:w15="http://schemas.microsoft.com/office/word/2012/wordml" xmlns:w16se="http://schemas.microsoft.com/office/word/2015/wordml/symex" xmlns:wpg="http://schemas.microsoft.com/office/word/2010/wordprocessingGroup" xmlns:wpi="http://schemas.microsoft.com/office/word/2010/wordprocessingInk" xmlns:wne="http://schemas.microsoft.com/office/word/2006/wordml" xmlns:wps="http://schemas.microsoft.com/office/word/2010/wordprocessingShape" mc:Ignorable="w14 w15 w16se wp14">
+<w:ftr xmlns:wpc="http://schemas.microsoft.com/office/word/2010/wordprocessingCanvas" xmlns:mc="http://schemas.openxmlformats.org/markup-compatibility/2006" xmlns:o="urn:schemas-microsoft-com:office:office" xmlns:r="http://schemas.openxmlformats.org/officeDocument/2006/relationships" xmlns:m="http://schemas.openxmlformats.org/officeDocument/2006/math" xmlns:v="urn:schemas-microsoft-com:vml" xmlns:wp14="http://schemas.microsoft.com/office/word/2010/wordprocessingDrawing" xmlns:wp="http://schemas.openxmlformats.org/drawingml/2006/wordprocessingDrawing" xmlns:w10="urn:schemas-microsoft-com:office:word" xmlns:w="http://schemas.openxmlformats.org/wordprocessingml/2006/main" xmlns:w14="http://schemas.microsoft.com/office/word/2010/wordml" xmlns:w15="http://schemas.microsoft.com/office/word/2012/wordml" xmlns:wpg="http://schemas.microsoft.com/office/word/2010/wordprocessingGroup" xmlns:wpi="http://schemas.microsoft.com/office/word/2010/wordprocessingInk" xmlns:wne="http://schemas.microsoft.com/office/word/2006/wordml" xmlns:wps="http://schemas.microsoft.com/office/word/2010/wordprocessingShape" mc:Ignorable="w14 w15 wp14">
   <w:p>
     <w:pPr>
       <w:pStyle w:val="a8"/>
@@ -17540,7 +13940,7 @@
       <w:rPr>
         <w:noProof/>
       </w:rPr>
-      <w:t>13</w:t>
+      <w:t>4</w:t>
     </w:r>
     <w:r>
       <w:fldChar w:fldCharType="end"/>
@@ -17555,7 +13955,7 @@
 </file>
 
 <file path=word/footnotes.xml><?xml version="1.0" encoding="utf-8"?>
-<w:footnotes xmlns:wpc="http://schemas.microsoft.com/office/word/2010/wordprocessingCanvas" xmlns:cx="http://schemas.microsoft.com/office/drawing/2014/chartex" xmlns:mc="http://schemas.openxmlformats.org/markup-compatibility/2006" xmlns:o="urn:schemas-microsoft-com:office:office" xmlns:r="http://schemas.openxmlformats.org/officeDocument/2006/relationships" xmlns:m="http://schemas.openxmlformats.org/officeDocument/2006/math" xmlns:v="urn:schemas-microsoft-com:vml" xmlns:wp14="http://schemas.microsoft.com/office/word/2010/wordprocessingDrawing" xmlns:wp="http://schemas.openxmlformats.org/drawingml/2006/wordprocessingDrawing" xmlns:w10="urn:schemas-microsoft-com:office:word" xmlns:w="http://schemas.openxmlformats.org/wordprocessingml/2006/main" xmlns:w14="http://schemas.microsoft.com/office/word/2010/wordml" xmlns:w15="http://schemas.microsoft.com/office/word/2012/wordml" xmlns:w16se="http://schemas.microsoft.com/office/word/2015/wordml/symex" xmlns:wpg="http://schemas.microsoft.com/office/word/2010/wordprocessingGroup" xmlns:wpi="http://schemas.microsoft.com/office/word/2010/wordprocessingInk" xmlns:wne="http://schemas.microsoft.com/office/word/2006/wordml" xmlns:wps="http://schemas.microsoft.com/office/word/2010/wordprocessingShape" mc:Ignorable="w14 w15 w16se wp14">
+<w:footnotes xmlns:wpc="http://schemas.microsoft.com/office/word/2010/wordprocessingCanvas" xmlns:mc="http://schemas.openxmlformats.org/markup-compatibility/2006" xmlns:o="urn:schemas-microsoft-com:office:office" xmlns:r="http://schemas.openxmlformats.org/officeDocument/2006/relationships" xmlns:m="http://schemas.openxmlformats.org/officeDocument/2006/math" xmlns:v="urn:schemas-microsoft-com:vml" xmlns:wp14="http://schemas.microsoft.com/office/word/2010/wordprocessingDrawing" xmlns:wp="http://schemas.openxmlformats.org/drawingml/2006/wordprocessingDrawing" xmlns:w10="urn:schemas-microsoft-com:office:word" xmlns:w="http://schemas.openxmlformats.org/wordprocessingml/2006/main" xmlns:w14="http://schemas.microsoft.com/office/word/2010/wordml" xmlns:w15="http://schemas.microsoft.com/office/word/2012/wordml" xmlns:wpg="http://schemas.microsoft.com/office/word/2010/wordprocessingGroup" xmlns:wpi="http://schemas.microsoft.com/office/word/2010/wordprocessingInk" xmlns:wne="http://schemas.microsoft.com/office/word/2006/wordml" xmlns:wps="http://schemas.microsoft.com/office/word/2010/wordprocessingShape" mc:Ignorable="w14 w15 wp14">
   <w:footnote w:type="separator" w:id="-1">
     <w:p>
       <w:r>
@@ -17574,8 +13974,8 @@
 </file>
 
 <file path=word/numbering.xml><?xml version="1.0" encoding="utf-8"?>
-<w:numbering xmlns:wpc="http://schemas.microsoft.com/office/word/2010/wordprocessingCanvas" xmlns:cx="http://schemas.microsoft.com/office/drawing/2014/chartex" xmlns:mc="http://schemas.openxmlformats.org/markup-compatibility/2006" xmlns:o="urn:schemas-microsoft-com:office:office" xmlns:r="http://schemas.openxmlformats.org/officeDocument/2006/relationships" xmlns:m="http://schemas.openxmlformats.org/officeDocument/2006/math" xmlns:v="urn:schemas-microsoft-com:vml" xmlns:wp14="http://schemas.microsoft.com/office/word/2010/wordprocessingDrawing" xmlns:wp="http://schemas.openxmlformats.org/drawingml/2006/wordprocessingDrawing" xmlns:w10="urn:schemas-microsoft-com:office:word" xmlns:w="http://schemas.openxmlformats.org/wordprocessingml/2006/main" xmlns:w14="http://schemas.microsoft.com/office/word/2010/wordml" xmlns:w15="http://schemas.microsoft.com/office/word/2012/wordml" xmlns:w16se="http://schemas.microsoft.com/office/word/2015/wordml/symex" xmlns:wpg="http://schemas.microsoft.com/office/word/2010/wordprocessingGroup" xmlns:wpi="http://schemas.microsoft.com/office/word/2010/wordprocessingInk" xmlns:wne="http://schemas.microsoft.com/office/word/2006/wordml" xmlns:wps="http://schemas.microsoft.com/office/word/2010/wordprocessingShape" mc:Ignorable="w14 w15 w16se wp14">
-  <w:abstractNum w:abstractNumId="0" w15:restartNumberingAfterBreak="0">
+<w:numbering xmlns:wpc="http://schemas.microsoft.com/office/word/2010/wordprocessingCanvas" xmlns:mc="http://schemas.openxmlformats.org/markup-compatibility/2006" xmlns:o="urn:schemas-microsoft-com:office:office" xmlns:r="http://schemas.openxmlformats.org/officeDocument/2006/relationships" xmlns:m="http://schemas.openxmlformats.org/officeDocument/2006/math" xmlns:v="urn:schemas-microsoft-com:vml" xmlns:wp14="http://schemas.microsoft.com/office/word/2010/wordprocessingDrawing" xmlns:wp="http://schemas.openxmlformats.org/drawingml/2006/wordprocessingDrawing" xmlns:w10="urn:schemas-microsoft-com:office:word" xmlns:w="http://schemas.openxmlformats.org/wordprocessingml/2006/main" xmlns:w14="http://schemas.microsoft.com/office/word/2010/wordml" xmlns:w15="http://schemas.microsoft.com/office/word/2012/wordml" xmlns:wpg="http://schemas.microsoft.com/office/word/2010/wordprocessingGroup" xmlns:wpi="http://schemas.microsoft.com/office/word/2010/wordprocessingInk" xmlns:wne="http://schemas.microsoft.com/office/word/2006/wordml" xmlns:wps="http://schemas.microsoft.com/office/word/2010/wordprocessingShape" mc:Ignorable="w14 w15 wp14">
+  <w:abstractNum w:abstractNumId="0">
     <w:nsid w:val="FFFFFFFB"/>
     <w:multiLevelType w:val="multilevel"/>
     <w:tmpl w:val="FFFFFFFF"/>
@@ -17644,7 +14044,7 @@
       <w:lvlJc w:val="left"/>
     </w:lvl>
   </w:abstractNum>
-  <w:abstractNum w:abstractNumId="1" w15:restartNumberingAfterBreak="0">
+  <w:abstractNum w:abstractNumId="1">
     <w:nsid w:val="0D971AE1"/>
     <w:multiLevelType w:val="multilevel"/>
     <w:tmpl w:val="E6666CFE"/>
@@ -17761,7 +14161,7 @@
       </w:pPr>
     </w:lvl>
   </w:abstractNum>
-  <w:abstractNum w:abstractNumId="2" w15:restartNumberingAfterBreak="0">
+  <w:abstractNum w:abstractNumId="2">
     <w:nsid w:val="11052597"/>
     <w:multiLevelType w:val="multilevel"/>
     <w:tmpl w:val="B8F884D2"/>
@@ -17878,7 +14278,7 @@
       </w:pPr>
     </w:lvl>
   </w:abstractNum>
-  <w:abstractNum w:abstractNumId="3" w15:restartNumberingAfterBreak="0">
+  <w:abstractNum w:abstractNumId="3">
     <w:nsid w:val="198F2927"/>
     <w:multiLevelType w:val="multilevel"/>
     <w:tmpl w:val="D0B682C0"/>
@@ -17995,7 +14395,7 @@
       </w:pPr>
     </w:lvl>
   </w:abstractNum>
-  <w:abstractNum w:abstractNumId="4" w15:restartNumberingAfterBreak="0">
+  <w:abstractNum w:abstractNumId="4">
     <w:nsid w:val="1AEB5FBA"/>
     <w:multiLevelType w:val="multilevel"/>
     <w:tmpl w:val="7F508116"/>
@@ -18112,7 +14512,7 @@
       </w:pPr>
     </w:lvl>
   </w:abstractNum>
-  <w:abstractNum w:abstractNumId="5" w15:restartNumberingAfterBreak="0">
+  <w:abstractNum w:abstractNumId="5">
     <w:nsid w:val="2A217B70"/>
     <w:multiLevelType w:val="hybridMultilevel"/>
     <w:tmpl w:val="E598995E"/>
@@ -18225,7 +14625,7 @@
       </w:rPr>
     </w:lvl>
   </w:abstractNum>
-  <w:abstractNum w:abstractNumId="6" w15:restartNumberingAfterBreak="0">
+  <w:abstractNum w:abstractNumId="6">
     <w:nsid w:val="45674B3E"/>
     <w:multiLevelType w:val="multilevel"/>
     <w:tmpl w:val="A9F6CFB6"/>
@@ -18374,7 +14774,7 @@
       </w:rPr>
     </w:lvl>
   </w:abstractNum>
-  <w:abstractNum w:abstractNumId="7" w15:restartNumberingAfterBreak="0">
+  <w:abstractNum w:abstractNumId="7">
     <w:nsid w:val="45DA7090"/>
     <w:multiLevelType w:val="multilevel"/>
     <w:tmpl w:val="07B4E456"/>
@@ -18523,7 +14923,7 @@
       </w:rPr>
     </w:lvl>
   </w:abstractNum>
-  <w:abstractNum w:abstractNumId="8" w15:restartNumberingAfterBreak="0">
+  <w:abstractNum w:abstractNumId="8">
     <w:nsid w:val="4F140A53"/>
     <w:multiLevelType w:val="multilevel"/>
     <w:tmpl w:val="759A2D56"/>
@@ -18672,7 +15072,7 @@
       </w:rPr>
     </w:lvl>
   </w:abstractNum>
-  <w:abstractNum w:abstractNumId="9" w15:restartNumberingAfterBreak="0">
+  <w:abstractNum w:abstractNumId="9">
     <w:nsid w:val="6D2D2331"/>
     <w:multiLevelType w:val="multilevel"/>
     <w:tmpl w:val="994219C8"/>
@@ -18789,7 +15189,7 @@
       </w:pPr>
     </w:lvl>
   </w:abstractNum>
-  <w:abstractNum w:abstractNumId="10" w15:restartNumberingAfterBreak="0">
+  <w:abstractNum w:abstractNumId="10">
     <w:nsid w:val="6D8C7067"/>
     <w:multiLevelType w:val="multilevel"/>
     <w:tmpl w:val="D5DCDD50"/>
@@ -18938,7 +15338,7 @@
       </w:rPr>
     </w:lvl>
   </w:abstractNum>
-  <w:abstractNum w:abstractNumId="11" w15:restartNumberingAfterBreak="0">
+  <w:abstractNum w:abstractNumId="11">
     <w:nsid w:val="769163D8"/>
     <w:multiLevelType w:val="multilevel"/>
     <w:tmpl w:val="A3C65DCE"/>
@@ -19059,7 +15459,7 @@
       </w:rPr>
     </w:lvl>
   </w:abstractNum>
-  <w:abstractNum w:abstractNumId="12" w15:restartNumberingAfterBreak="0">
+  <w:abstractNum w:abstractNumId="12">
     <w:nsid w:val="7B540F05"/>
     <w:multiLevelType w:val="hybridMultilevel"/>
     <w:tmpl w:val="E598995E"/>
@@ -19216,7 +15616,7 @@
 </file>
 
 <file path=word/styles.xml><?xml version="1.0" encoding="utf-8"?>
-<w:styles xmlns:mc="http://schemas.openxmlformats.org/markup-compatibility/2006" xmlns:r="http://schemas.openxmlformats.org/officeDocument/2006/relationships" xmlns:w="http://schemas.openxmlformats.org/wordprocessingml/2006/main" xmlns:w14="http://schemas.microsoft.com/office/word/2010/wordml" xmlns:w15="http://schemas.microsoft.com/office/word/2012/wordml" xmlns:w16se="http://schemas.microsoft.com/office/word/2015/wordml/symex" mc:Ignorable="w14 w15 w16se">
+<w:styles xmlns:mc="http://schemas.openxmlformats.org/markup-compatibility/2006" xmlns:r="http://schemas.openxmlformats.org/officeDocument/2006/relationships" xmlns:w="http://schemas.openxmlformats.org/wordprocessingml/2006/main" xmlns:w14="http://schemas.microsoft.com/office/word/2010/wordml" xmlns:w15="http://schemas.microsoft.com/office/word/2012/wordml" mc:Ignorable="w14 w15">
   <w:docDefaults>
     <w:rPrDefault>
       <w:rPr>
@@ -19767,6 +16167,7 @@
     <w:uiPriority w:val="59"/>
     <w:rsid w:val="00F50CEE"/>
     <w:tblPr>
+      <w:tblInd w:w="0" w:type="dxa"/>
       <w:tblBorders>
         <w:top w:val="single" w:sz="4" w:space="0" w:color="auto"/>
         <w:left w:val="single" w:sz="4" w:space="0" w:color="auto"/>
@@ -19775,6 +16176,12 @@
         <w:insideH w:val="single" w:sz="4" w:space="0" w:color="auto"/>
         <w:insideV w:val="single" w:sz="4" w:space="0" w:color="auto"/>
       </w:tblBorders>
+      <w:tblCellMar>
+        <w:top w:w="0" w:type="dxa"/>
+        <w:left w:w="108" w:type="dxa"/>
+        <w:bottom w:w="0" w:type="dxa"/>
+        <w:right w:w="108" w:type="dxa"/>
+      </w:tblCellMar>
     </w:tblPr>
   </w:style>
   <w:style w:type="paragraph" w:customStyle="1" w:styleId="12">
@@ -20396,7 +16803,7 @@
 </file>
 
 <file path=customXml/itemProps1.xml><?xml version="1.0" encoding="utf-8"?>
-<ds:datastoreItem xmlns:ds="http://schemas.openxmlformats.org/officeDocument/2006/customXml" ds:itemID="{D72A272E-2AFD-4A1F-9764-0BFC0FDA86DD}">
+<ds:datastoreItem xmlns:ds="http://schemas.openxmlformats.org/officeDocument/2006/customXml" ds:itemID="{30094BD2-8286-4704-AF97-90886F6E5AD7}">
   <ds:schemaRefs>
     <ds:schemaRef ds:uri="http://schemas.openxmlformats.org/officeDocument/2006/bibliography"/>
   </ds:schemaRefs>

--- a/Практики/Практическая работа 3.docx
+++ b/Практики/Практическая работа 3.docx
@@ -43,8 +43,6 @@
         </w:rPr>
         <w:t>3</w:t>
       </w:r>
-      <w:bookmarkStart w:id="1" w:name="_GoBack"/>
-      <w:bookmarkEnd w:id="1"/>
       <w:r>
         <w:rPr>
           <w:bCs/>
@@ -4125,19 +4123,28 @@
           <w:sz w:val="18"/>
           <w:szCs w:val="18"/>
           <w:highlight w:val="white"/>
-          <w:lang w:val="en-US"/>
-        </w:rPr>
-      </w:pPr>
-      <w:r>
-        <w:rPr>
-          <w:rFonts w:ascii="Consolas" w:hAnsi="Consolas" w:cs="Cascadia Mono"/>
-          <w:color w:val="000000"/>
-          <w:sz w:val="18"/>
-          <w:szCs w:val="18"/>
-          <w:highlight w:val="white"/>
-          <w:lang w:val="en-US"/>
-        </w:rPr>
-        <w:t xml:space="preserve">        =&gt; </w:t>
+        </w:rPr>
+      </w:pPr>
+      <w:r>
+        <w:rPr>
+          <w:rFonts w:ascii="Consolas" w:hAnsi="Consolas" w:cs="Cascadia Mono"/>
+          <w:color w:val="000000"/>
+          <w:sz w:val="18"/>
+          <w:szCs w:val="18"/>
+          <w:highlight w:val="white"/>
+          <w:lang w:val="en-US"/>
+        </w:rPr>
+        <w:t xml:space="preserve">        </w:t>
+      </w:r>
+      <w:r>
+        <w:rPr>
+          <w:rFonts w:ascii="Consolas" w:hAnsi="Consolas" w:cs="Cascadia Mono"/>
+          <w:color w:val="000000"/>
+          <w:sz w:val="18"/>
+          <w:szCs w:val="18"/>
+          <w:highlight w:val="white"/>
+        </w:rPr>
+        <w:t xml:space="preserve">=&gt; </w:t>
       </w:r>
       <w:r>
         <w:rPr>
@@ -4157,9 +4164,50 @@
           <w:sz w:val="18"/>
           <w:szCs w:val="18"/>
           <w:highlight w:val="white"/>
-          <w:lang w:val="en-US"/>
-        </w:rPr>
-        <w:t>(Re, -Im);</w:t>
+        </w:rPr>
+        <w:t>(</w:t>
+      </w:r>
+      <w:r>
+        <w:rPr>
+          <w:rFonts w:ascii="Consolas" w:hAnsi="Consolas" w:cs="Cascadia Mono"/>
+          <w:color w:val="000000"/>
+          <w:sz w:val="18"/>
+          <w:szCs w:val="18"/>
+          <w:highlight w:val="white"/>
+          <w:lang w:val="en-US"/>
+        </w:rPr>
+        <w:t>Re</w:t>
+      </w:r>
+      <w:r>
+        <w:rPr>
+          <w:rFonts w:ascii="Consolas" w:hAnsi="Consolas" w:cs="Cascadia Mono"/>
+          <w:color w:val="000000"/>
+          <w:sz w:val="18"/>
+          <w:szCs w:val="18"/>
+          <w:highlight w:val="white"/>
+        </w:rPr>
+        <w:t>, -</w:t>
+      </w:r>
+      <w:r>
+        <w:rPr>
+          <w:rFonts w:ascii="Consolas" w:hAnsi="Consolas" w:cs="Cascadia Mono"/>
+          <w:color w:val="000000"/>
+          <w:sz w:val="18"/>
+          <w:szCs w:val="18"/>
+          <w:highlight w:val="white"/>
+          <w:lang w:val="en-US"/>
+        </w:rPr>
+        <w:t>Im</w:t>
+      </w:r>
+      <w:r>
+        <w:rPr>
+          <w:rFonts w:ascii="Consolas" w:hAnsi="Consolas" w:cs="Cascadia Mono"/>
+          <w:color w:val="000000"/>
+          <w:sz w:val="18"/>
+          <w:szCs w:val="18"/>
+          <w:highlight w:val="white"/>
+        </w:rPr>
+        <w:t>);</w:t>
       </w:r>
     </w:p>
     <w:p>
@@ -4176,7 +4224,6 @@
           <w:sz w:val="18"/>
           <w:szCs w:val="18"/>
           <w:highlight w:val="white"/>
-          <w:lang w:val="en-US"/>
         </w:rPr>
       </w:pPr>
     </w:p>
@@ -4203,7 +4250,6 @@
           <w:sz w:val="18"/>
           <w:szCs w:val="18"/>
           <w:highlight w:val="white"/>
-          <w:lang w:val="en-US"/>
         </w:rPr>
         <w:lastRenderedPageBreak/>
         <w:t xml:space="preserve">    </w:t>
@@ -6837,7 +6883,25 @@
           <w:szCs w:val="22"/>
           <w:lang w:bidi="ru-RU"/>
         </w:rPr>
-        <w:t>Перегрузка операторов + (расширение диапазона)</w:t>
+        <w:t>Перегрузка операторов + (расширение диапазона</w:t>
+      </w:r>
+      <w:r>
+        <w:rPr>
+          <w:bCs/>
+          <w:sz w:val="22"/>
+          <w:szCs w:val="22"/>
+          <w:lang w:bidi="ru-RU"/>
+        </w:rPr>
+        <w:t xml:space="preserve"> в обе стороны</w:t>
+      </w:r>
+      <w:r>
+        <w:rPr>
+          <w:bCs/>
+          <w:sz w:val="22"/>
+          <w:szCs w:val="22"/>
+          <w:lang w:bidi="ru-RU"/>
+        </w:rPr>
+        <w:t>)</w:t>
       </w:r>
     </w:p>
     <w:p>
@@ -6860,7 +6924,27 @@
           <w:szCs w:val="22"/>
           <w:lang w:bidi="ru-RU"/>
         </w:rPr>
-        <w:t>Перегрузка операторов - (уменьшение диапазона)</w:t>
+        <w:t>Перегрузка операторов - (уменьшение диапазона</w:t>
+      </w:r>
+      <w:r>
+        <w:rPr>
+          <w:bCs/>
+          <w:sz w:val="22"/>
+          <w:szCs w:val="22"/>
+          <w:lang w:bidi="ru-RU"/>
+        </w:rPr>
+        <w:t xml:space="preserve"> с обеих сторон</w:t>
+      </w:r>
+      <w:bookmarkStart w:id="1" w:name="_GoBack"/>
+      <w:bookmarkEnd w:id="1"/>
+      <w:r>
+        <w:rPr>
+          <w:bCs/>
+          <w:sz w:val="22"/>
+          <w:szCs w:val="22"/>
+          <w:lang w:bidi="ru-RU"/>
+        </w:rPr>
+        <w:t>)</w:t>
       </w:r>
     </w:p>
     <w:p>
@@ -11318,6 +11402,7 @@
           <w:sz w:val="18"/>
           <w:szCs w:val="18"/>
           <w:highlight w:val="white"/>
+          <w:lang w:val="en-US"/>
         </w:rPr>
       </w:pPr>
       <w:r>
@@ -11338,6 +11423,7 @@
           <w:sz w:val="18"/>
           <w:szCs w:val="18"/>
           <w:highlight w:val="white"/>
+          <w:lang w:val="en-US"/>
         </w:rPr>
         <w:t>}</w:t>
       </w:r>
@@ -11356,6 +11442,7 @@
           <w:sz w:val="18"/>
           <w:szCs w:val="18"/>
           <w:highlight w:val="white"/>
+          <w:lang w:val="en-US"/>
         </w:rPr>
       </w:pPr>
     </w:p>
@@ -11373,15 +11460,17 @@
           <w:sz w:val="18"/>
           <w:szCs w:val="18"/>
           <w:highlight w:val="white"/>
-        </w:rPr>
-      </w:pPr>
-      <w:r>
-        <w:rPr>
-          <w:rFonts w:ascii="Consolas" w:hAnsi="Consolas" w:cs="Cascadia Mono"/>
-          <w:color w:val="000000"/>
-          <w:sz w:val="18"/>
-          <w:szCs w:val="18"/>
-          <w:highlight w:val="white"/>
+          <w:lang w:val="en-US"/>
+        </w:rPr>
+      </w:pPr>
+      <w:r>
+        <w:rPr>
+          <w:rFonts w:ascii="Consolas" w:hAnsi="Consolas" w:cs="Cascadia Mono"/>
+          <w:color w:val="000000"/>
+          <w:sz w:val="18"/>
+          <w:szCs w:val="18"/>
+          <w:highlight w:val="white"/>
+          <w:lang w:val="en-US"/>
         </w:rPr>
         <w:t xml:space="preserve">    </w:t>
       </w:r>
@@ -11392,6 +11481,7 @@
           <w:sz w:val="18"/>
           <w:szCs w:val="18"/>
           <w:highlight w:val="white"/>
+          <w:lang w:val="en-US"/>
         </w:rPr>
         <w:t xml:space="preserve">// </w:t>
       </w:r>
@@ -11412,6 +11502,7 @@
           <w:sz w:val="18"/>
           <w:szCs w:val="18"/>
           <w:highlight w:val="white"/>
+          <w:lang w:val="en-US"/>
         </w:rPr>
         <w:t xml:space="preserve"> </w:t>
       </w:r>
@@ -11432,6 +11523,7 @@
           <w:sz w:val="18"/>
           <w:szCs w:val="18"/>
           <w:highlight w:val="white"/>
+          <w:lang w:val="en-US"/>
         </w:rPr>
         <w:t xml:space="preserve"> </w:t>
       </w:r>
@@ -11470,6 +11562,7 @@
           <w:sz w:val="18"/>
           <w:szCs w:val="18"/>
           <w:highlight w:val="white"/>
+          <w:lang w:val="en-US"/>
         </w:rPr>
         <w:t xml:space="preserve">    </w:t>
       </w:r>
@@ -11532,7 +11625,6 @@
           <w:sz w:val="18"/>
           <w:szCs w:val="18"/>
           <w:highlight w:val="white"/>
-          <w:lang w:val="en-US"/>
         </w:rPr>
       </w:pPr>
       <w:r>
@@ -11553,7 +11645,6 @@
           <w:sz w:val="18"/>
           <w:szCs w:val="18"/>
           <w:highlight w:val="white"/>
-          <w:lang w:val="en-US"/>
         </w:rPr>
         <w:t xml:space="preserve">=&gt; </w:t>
       </w:r>
@@ -11575,7 +11666,6 @@
           <w:sz w:val="18"/>
           <w:szCs w:val="18"/>
           <w:highlight w:val="white"/>
-          <w:lang w:val="en-US"/>
         </w:rPr>
         <w:t>(</w:t>
       </w:r>
@@ -11597,7 +11687,6 @@
           <w:sz w:val="18"/>
           <w:szCs w:val="18"/>
           <w:highlight w:val="white"/>
-          <w:lang w:val="en-US"/>
         </w:rPr>
         <w:t>, -</w:t>
       </w:r>
@@ -11619,7 +11708,6 @@
           <w:sz w:val="18"/>
           <w:szCs w:val="18"/>
           <w:highlight w:val="white"/>
-          <w:lang w:val="en-US"/>
         </w:rPr>
         <w:t>);</w:t>
       </w:r>
@@ -11638,7 +11726,6 @@
           <w:sz w:val="18"/>
           <w:szCs w:val="18"/>
           <w:highlight w:val="white"/>
-          <w:lang w:val="en-US"/>
         </w:rPr>
       </w:pPr>
     </w:p>
@@ -11665,7 +11752,6 @@
           <w:sz w:val="18"/>
           <w:szCs w:val="18"/>
           <w:highlight w:val="white"/>
-          <w:lang w:val="en-US"/>
         </w:rPr>
         <w:t xml:space="preserve">    </w:t>
       </w:r>
@@ -13940,7 +14026,7 @@
       <w:rPr>
         <w:noProof/>
       </w:rPr>
-      <w:t>4</w:t>
+      <w:t>7</w:t>
     </w:r>
     <w:r>
       <w:fldChar w:fldCharType="end"/>
@@ -16803,7 +16889,7 @@
 </file>
 
 <file path=customXml/itemProps1.xml><?xml version="1.0" encoding="utf-8"?>
-<ds:datastoreItem xmlns:ds="http://schemas.openxmlformats.org/officeDocument/2006/customXml" ds:itemID="{30094BD2-8286-4704-AF97-90886F6E5AD7}">
+<ds:datastoreItem xmlns:ds="http://schemas.openxmlformats.org/officeDocument/2006/customXml" ds:itemID="{890F5FF2-C011-40B7-8850-F2B08A790C64}">
   <ds:schemaRefs>
     <ds:schemaRef ds:uri="http://schemas.openxmlformats.org/officeDocument/2006/bibliography"/>
   </ds:schemaRefs>
